--- a/Lab2/AI-LB-gr2-Lisinski-Piotr.docx
+++ b/Lab2/AI-LB-gr2-Lisinski-Piotr.docx
@@ -1,21 +1,13 @@
 
 <file path=word/document.xml><?xml version="1.0" encoding="utf-8"?>
-<w:document xmlns:o="urn:schemas-microsoft-com:office:office" xmlns:r="http://schemas.openxmlformats.org/officeDocument/2006/relationships" xmlns:v="urn:schemas-microsoft-com:vml" xmlns:w="http://schemas.openxmlformats.org/wordprocessingml/2006/main" xmlns:w10="urn:schemas-microsoft-com:office:word" xmlns:wp="http://schemas.openxmlformats.org/drawingml/2006/wordprocessingDrawing" xmlns:pic="http://schemas.openxmlformats.org/drawingml/2006/picture" xmlns:wps="http://schemas.microsoft.com/office/word/2010/wordprocessingShape" xmlns:wpg="http://schemas.microsoft.com/office/word/2010/wordprocessingGroup" xmlns:mc="http://schemas.openxmlformats.org/markup-compatibility/2006" xmlns:wp14="http://schemas.microsoft.com/office/word/2010/wordprocessingDrawing" xmlns:w14="http://schemas.microsoft.com/office/word/2010/wordml" xmlns:w15="http://schemas.microsoft.com/office/word/2012/wordml" mc:Ignorable="w14 wp14 w15">
+<w:document xmlns:wpc="http://schemas.microsoft.com/office/word/2010/wordprocessingCanvas" xmlns:cx="http://schemas.microsoft.com/office/drawing/2014/chartex" xmlns:mc="http://schemas.openxmlformats.org/markup-compatibility/2006" xmlns:o="urn:schemas-microsoft-com:office:office" xmlns:r="http://schemas.openxmlformats.org/officeDocument/2006/relationships" xmlns:m="http://schemas.openxmlformats.org/officeDocument/2006/math" xmlns:v="urn:schemas-microsoft-com:vml" xmlns:wp14="http://schemas.microsoft.com/office/word/2010/wordprocessingDrawing" xmlns:wp="http://schemas.openxmlformats.org/drawingml/2006/wordprocessingDrawing" xmlns:w10="urn:schemas-microsoft-com:office:word" xmlns:w="http://schemas.openxmlformats.org/wordprocessingml/2006/main" xmlns:w14="http://schemas.microsoft.com/office/word/2010/wordml" xmlns:w15="http://schemas.microsoft.com/office/word/2012/wordml" xmlns:w16se="http://schemas.microsoft.com/office/word/2015/wordml/symex" xmlns:wpg="http://schemas.microsoft.com/office/word/2010/wordprocessingGroup" xmlns:wpi="http://schemas.microsoft.com/office/word/2010/wordprocessingInk" xmlns:wne="http://schemas.microsoft.com/office/word/2006/wordml" xmlns:wps="http://schemas.microsoft.com/office/word/2010/wordprocessingShape" mc:Ignorable="w14 w15 w16se wp14">
   <w:body>
     <w:tbl>
       <w:tblPr>
         <w:tblStyle w:val="Tabela-Siatka"/>
         <w:tblW w:w="10456" w:type="dxa"/>
-        <w:jc w:val="start"/>
-        <w:tblInd w:w="0" w:type="dxa"/>
         <w:tblLayout w:type="fixed"/>
-        <w:tblCellMar>
-          <w:top w:w="0" w:type="dxa"/>
-          <w:start w:w="108" w:type="dxa"/>
-          <w:bottom w:w="0" w:type="dxa"/>
-          <w:end w:w="108" w:type="dxa"/>
-        </w:tblCellMar>
-        <w:tblLook w:firstRow="1" w:noVBand="1" w:lastRow="0" w:firstColumn="1" w:lastColumn="0" w:noHBand="0" w:val="04a0"/>
+        <w:tblLook w:val="04A0" w:firstRow="1" w:lastRow="0" w:firstColumn="1" w:lastColumn="0" w:noHBand="0" w:noVBand="1"/>
       </w:tblPr>
       <w:tblGrid>
         <w:gridCol w:w="1695"/>
@@ -24,7 +16,7 @@
       </w:tblGrid>
       <w:tr>
         <w:trPr>
-          <w:trHeight w:val="368" w:hRule="atLeast"/>
+          <w:trHeight w:val="368"/>
         </w:trPr>
         <w:tc>
           <w:tcPr>
@@ -32,18 +24,16 @@
             <w:vMerge w:val="restart"/>
             <w:tcBorders>
               <w:top w:val="single" w:sz="4" w:space="0" w:color="D9D9D9"/>
-              <w:start w:val="single" w:sz="4" w:space="0" w:color="D9D9D9"/>
+              <w:left w:val="single" w:sz="4" w:space="0" w:color="D9D9D9"/>
               <w:bottom w:val="single" w:sz="4" w:space="0" w:color="D9D9D9"/>
-              <w:end w:val="single" w:sz="4" w:space="0" w:color="D9D9D9"/>
+              <w:right w:val="single" w:sz="4" w:space="0" w:color="D9D9D9"/>
             </w:tcBorders>
-            <w:shd w:color="auto" w:fill="D9D9D9" w:themeFill="background1" w:themeFillShade="d9" w:val="clear"/>
+            <w:shd w:val="clear" w:color="auto" w:fill="D9D9D9" w:themeFill="background1" w:themeFillShade="D9"/>
             <w:vAlign w:val="bottom"/>
           </w:tcPr>
           <w:p>
             <w:pPr>
-              <w:pStyle w:val="Normal"/>
-              <w:widowControl/>
-              <w:spacing w:lineRule="auto" w:line="240" w:before="0" w:after="0"/>
+              <w:spacing w:after="0" w:line="240" w:lineRule="auto"/>
               <w:jc w:val="center"/>
               <w:rPr>
                 <w:b/>
@@ -56,58 +46,53 @@
                 <w:rFonts w:eastAsia="Calibri" w:cs="Arial"/>
                 <w:b/>
                 <w:bCs/>
-                <w:kern w:val="2"/>
                 <w:sz w:val="72"/>
                 <w:szCs w:val="72"/>
-                <w:lang w:val="pl-PL" w:eastAsia="en-US" w:bidi="ar-SA"/>
+                <w:lang w:val="pl-PL"/>
               </w:rPr>
               <w:fldChar w:fldCharType="begin"/>
             </w:r>
             <w:r>
               <w:rPr>
+                <w:rFonts w:eastAsia="Calibri" w:cs="Arial"/>
+                <w:b/>
+                <w:bCs/>
                 <w:sz w:val="72"/>
+                <w:szCs w:val="72"/>
+                <w:lang w:val="pl-PL"/>
+              </w:rPr>
+              <w:instrText xml:space="preserve"> DOCPROPERTY "Kod kursu"</w:instrText>
+            </w:r>
+            <w:r>
+              <w:rPr>
+                <w:rFonts w:eastAsia="Calibri" w:cs="Arial"/>
                 <w:b/>
-                <w:kern w:val="2"/>
+                <w:bCs/>
+                <w:sz w:val="72"/>
                 <w:szCs w:val="72"/>
+                <w:lang w:val="pl-PL"/>
+              </w:rPr>
+              <w:fldChar w:fldCharType="separate"/>
+            </w:r>
+            <w:r>
+              <w:rPr>
+                <w:rFonts w:eastAsia="Calibri" w:cs="Arial"/>
+                <w:b/>
                 <w:bCs/>
+                <w:sz w:val="72"/>
+                <w:szCs w:val="72"/>
+                <w:lang w:val="pl-PL"/>
+              </w:rPr>
+              <w:t>AI</w:t>
+            </w:r>
+            <w:r>
+              <w:rPr>
                 <w:rFonts w:eastAsia="Calibri" w:cs="Arial"/>
-                <w:lang w:val="pl-PL" w:eastAsia="en-US" w:bidi="ar-SA"/>
-              </w:rPr>
-              <w:instrText xml:space="preserve"> DOCPROPERTY "Kod kursu"</w:instrText>
-            </w:r>
-            <w:r>
-              <w:rPr>
+                <w:b/>
+                <w:bCs/>
                 <w:sz w:val="72"/>
-                <w:b/>
-                <w:kern w:val="2"/>
                 <w:szCs w:val="72"/>
-                <w:bCs/>
-                <w:rFonts w:eastAsia="Calibri" w:cs="Arial"/>
-                <w:lang w:val="pl-PL" w:eastAsia="en-US" w:bidi="ar-SA"/>
-              </w:rPr>
-              <w:fldChar w:fldCharType="separate"/>
-            </w:r>
-            <w:r>
-              <w:rPr>
-                <w:sz w:val="72"/>
-                <w:b/>
-                <w:kern w:val="2"/>
-                <w:szCs w:val="72"/>
-                <w:bCs/>
-                <w:rFonts w:eastAsia="Calibri" w:cs="Arial"/>
-                <w:lang w:val="pl-PL" w:eastAsia="en-US" w:bidi="ar-SA"/>
-              </w:rPr>
-              <w:t>AI</w:t>
-            </w:r>
-            <w:r>
-              <w:rPr>
-                <w:sz w:val="72"/>
-                <w:b/>
-                <w:kern w:val="2"/>
-                <w:szCs w:val="72"/>
-                <w:bCs/>
-                <w:rFonts w:eastAsia="Calibri" w:cs="Arial"/>
-                <w:lang w:val="pl-PL" w:eastAsia="en-US" w:bidi="ar-SA"/>
+                <w:lang w:val="pl-PL"/>
               </w:rPr>
               <w:fldChar w:fldCharType="end"/>
             </w:r>
@@ -119,17 +104,15 @@
             <w:vMerge w:val="restart"/>
             <w:tcBorders>
               <w:top w:val="single" w:sz="4" w:space="0" w:color="D9D9D9"/>
-              <w:start w:val="single" w:sz="4" w:space="0" w:color="D9D9D9"/>
+              <w:left w:val="single" w:sz="4" w:space="0" w:color="D9D9D9"/>
               <w:bottom w:val="single" w:sz="4" w:space="0" w:color="D9D9D9"/>
-              <w:end w:val="single" w:sz="4" w:space="0" w:color="D9D9D9"/>
+              <w:right w:val="single" w:sz="4" w:space="0" w:color="D9D9D9"/>
             </w:tcBorders>
             <w:vAlign w:val="center"/>
           </w:tcPr>
           <w:p>
             <w:pPr>
-              <w:pStyle w:val="Normal"/>
-              <w:widowControl/>
-              <w:spacing w:lineRule="auto" w:line="240" w:before="0" w:after="0"/>
+              <w:spacing w:after="0" w:line="240" w:lineRule="auto"/>
               <w:jc w:val="center"/>
               <w:rPr>
                 <w:sz w:val="28"/>
@@ -140,119 +123,108 @@
             <w:r>
               <w:rPr>
                 <w:rFonts w:eastAsia="Calibri" w:cs="Arial"/>
-                <w:kern w:val="2"/>
                 <w:sz w:val="28"/>
                 <w:szCs w:val="28"/>
-                <w:lang w:val="pl-PL" w:eastAsia="en-US" w:bidi="ar-SA"/>
+                <w:lang w:val="pl-PL"/>
               </w:rPr>
               <w:fldChar w:fldCharType="begin"/>
             </w:r>
             <w:r>
               <w:rPr>
-                <w:sz w:val="28"/>
-                <w:kern w:val="2"/>
-                <w:szCs w:val="28"/>
                 <w:rFonts w:eastAsia="Calibri" w:cs="Arial"/>
-                <w:lang w:val="pl-PL" w:eastAsia="en-US" w:bidi="ar-SA"/>
-              </w:rPr>
-              <w:instrText xml:space="preserve"> DOCPROPERTY "Nazwisko"</w:instrText>
-            </w:r>
-            <w:r>
-              <w:rPr>
-                <w:sz w:val="28"/>
-                <w:kern w:val="2"/>
-                <w:szCs w:val="28"/>
-                <w:rFonts w:eastAsia="Calibri" w:cs="Arial"/>
-                <w:lang w:val="pl-PL" w:eastAsia="en-US" w:bidi="ar-SA"/>
-              </w:rPr>
-              <w:fldChar w:fldCharType="separate"/>
-            </w:r>
-            <w:r>
-              <w:rPr>
-                <w:sz w:val="28"/>
-                <w:kern w:val="2"/>
-                <w:szCs w:val="28"/>
-                <w:rFonts w:eastAsia="Calibri" w:cs="Arial"/>
-                <w:lang w:val="pl-PL" w:eastAsia="en-US" w:bidi="ar-SA"/>
-              </w:rPr>
-              <w:t>Lisinski</w:t>
-            </w:r>
-            <w:r>
-              <w:rPr>
-                <w:sz w:val="28"/>
-                <w:kern w:val="2"/>
-                <w:szCs w:val="28"/>
-                <w:rFonts w:eastAsia="Calibri" w:cs="Arial"/>
-                <w:lang w:val="pl-PL" w:eastAsia="en-US" w:bidi="ar-SA"/>
-              </w:rPr>
-              <w:fldChar w:fldCharType="end"/>
-            </w:r>
-            <w:r>
-              <w:rPr>
-                <w:rFonts w:eastAsia="Calibri" w:cs="Arial"/>
-                <w:kern w:val="2"/>
                 <w:sz w:val="28"/>
                 <w:szCs w:val="28"/>
-                <w:lang w:val="pl-PL" w:eastAsia="en-US" w:bidi="ar-SA"/>
-              </w:rPr>
-              <w:t xml:space="preserve"> </w:t>
+                <w:lang w:val="pl-PL"/>
+              </w:rPr>
+              <w:instrText xml:space="preserve"> DOCPROPERTY "Nazwisko"</w:instrText>
             </w:r>
             <w:r>
               <w:rPr>
                 <w:rFonts w:eastAsia="Calibri" w:cs="Arial"/>
-                <w:kern w:val="2"/>
                 <w:sz w:val="28"/>
                 <w:szCs w:val="28"/>
-                <w:lang w:val="pl-PL" w:eastAsia="en-US" w:bidi="ar-SA"/>
+                <w:lang w:val="pl-PL"/>
+              </w:rPr>
+              <w:fldChar w:fldCharType="separate"/>
+            </w:r>
+            <w:proofErr w:type="spellStart"/>
+            <w:r>
+              <w:rPr>
+                <w:rFonts w:eastAsia="Calibri" w:cs="Arial"/>
+                <w:sz w:val="28"/>
+                <w:szCs w:val="28"/>
+                <w:lang w:val="pl-PL"/>
+              </w:rPr>
+              <w:t>Lisinski</w:t>
+            </w:r>
+            <w:proofErr w:type="spellEnd"/>
+            <w:r>
+              <w:rPr>
+                <w:rFonts w:eastAsia="Calibri" w:cs="Arial"/>
+                <w:sz w:val="28"/>
+                <w:szCs w:val="28"/>
+                <w:lang w:val="pl-PL"/>
+              </w:rPr>
+              <w:fldChar w:fldCharType="end"/>
+            </w:r>
+            <w:r>
+              <w:rPr>
+                <w:rFonts w:eastAsia="Calibri" w:cs="Arial"/>
+                <w:sz w:val="28"/>
+                <w:szCs w:val="28"/>
+                <w:lang w:val="pl-PL"/>
+              </w:rPr>
+              <w:t xml:space="preserve"> </w:t>
+            </w:r>
+            <w:r>
+              <w:rPr>
+                <w:rFonts w:eastAsia="Calibri" w:cs="Arial"/>
+                <w:sz w:val="28"/>
+                <w:szCs w:val="28"/>
+                <w:lang w:val="pl-PL"/>
               </w:rPr>
               <w:fldChar w:fldCharType="begin"/>
             </w:r>
             <w:r>
               <w:rPr>
+                <w:rFonts w:eastAsia="Calibri" w:cs="Arial"/>
                 <w:sz w:val="28"/>
-                <w:kern w:val="2"/>
                 <w:szCs w:val="28"/>
+                <w:lang w:val="pl-PL"/>
+              </w:rPr>
+              <w:instrText xml:space="preserve"> DOCPROPERTY "Imie"</w:instrText>
+            </w:r>
+            <w:r>
+              <w:rPr>
                 <w:rFonts w:eastAsia="Calibri" w:cs="Arial"/>
-                <w:lang w:val="pl-PL" w:eastAsia="en-US" w:bidi="ar-SA"/>
-              </w:rPr>
-              <w:instrText xml:space="preserve"> DOCPROPERTY "Imie"</w:instrText>
-            </w:r>
-            <w:r>
-              <w:rPr>
                 <w:sz w:val="28"/>
-                <w:kern w:val="2"/>
                 <w:szCs w:val="28"/>
+                <w:lang w:val="pl-PL"/>
+              </w:rPr>
+              <w:fldChar w:fldCharType="separate"/>
+            </w:r>
+            <w:r>
+              <w:rPr>
                 <w:rFonts w:eastAsia="Calibri" w:cs="Arial"/>
-                <w:lang w:val="pl-PL" w:eastAsia="en-US" w:bidi="ar-SA"/>
-              </w:rPr>
-              <w:fldChar w:fldCharType="separate"/>
-            </w:r>
-            <w:r>
-              <w:rPr>
                 <w:sz w:val="28"/>
-                <w:kern w:val="2"/>
                 <w:szCs w:val="28"/>
+                <w:lang w:val="pl-PL"/>
+              </w:rPr>
+              <w:t>Piotr</w:t>
+            </w:r>
+            <w:r>
+              <w:rPr>
                 <w:rFonts w:eastAsia="Calibri" w:cs="Arial"/>
-                <w:lang w:val="pl-PL" w:eastAsia="en-US" w:bidi="ar-SA"/>
-              </w:rPr>
-              <w:t>Piotr</w:t>
-            </w:r>
-            <w:r>
-              <w:rPr>
                 <w:sz w:val="28"/>
-                <w:kern w:val="2"/>
                 <w:szCs w:val="28"/>
-                <w:rFonts w:eastAsia="Calibri" w:cs="Arial"/>
-                <w:lang w:val="pl-PL" w:eastAsia="en-US" w:bidi="ar-SA"/>
+                <w:lang w:val="pl-PL"/>
               </w:rPr>
               <w:fldChar w:fldCharType="end"/>
             </w:r>
           </w:p>
           <w:p>
             <w:pPr>
-              <w:pStyle w:val="Normal"/>
-              <w:widowControl/>
-              <w:spacing w:lineRule="auto" w:line="240" w:before="0" w:after="0"/>
+              <w:spacing w:after="0" w:line="240" w:lineRule="auto"/>
               <w:jc w:val="center"/>
               <w:rPr>
                 <w:lang w:val="pl-PL"/>
@@ -261,69 +233,49 @@
             <w:r>
               <w:rPr>
                 <w:rFonts w:eastAsia="Calibri" w:cs="Arial"/>
-                <w:kern w:val="2"/>
-                <w:sz w:val="22"/>
-                <w:szCs w:val="22"/>
-                <w:lang w:val="pl-PL" w:eastAsia="en-US" w:bidi="ar-SA"/>
+                <w:lang w:val="pl-PL"/>
               </w:rPr>
               <w:t xml:space="preserve">Album </w:t>
             </w:r>
             <w:r>
               <w:rPr>
                 <w:rFonts w:eastAsia="Calibri" w:cs="Arial"/>
-                <w:kern w:val="2"/>
-                <w:sz w:val="22"/>
-                <w:szCs w:val="22"/>
-                <w:lang w:val="pl-PL" w:eastAsia="en-US" w:bidi="ar-SA"/>
+                <w:lang w:val="pl-PL"/>
               </w:rPr>
               <w:fldChar w:fldCharType="begin"/>
             </w:r>
             <w:r>
               <w:rPr>
-                <w:sz w:val="22"/>
-                <w:kern w:val="2"/>
-                <w:szCs w:val="22"/>
                 <w:rFonts w:eastAsia="Calibri" w:cs="Arial"/>
-                <w:lang w:val="pl-PL" w:eastAsia="en-US" w:bidi="ar-SA"/>
+                <w:lang w:val="pl-PL"/>
               </w:rPr>
               <w:instrText xml:space="preserve"> DOCPROPERTY "Numer albumu"</w:instrText>
             </w:r>
             <w:r>
               <w:rPr>
-                <w:sz w:val="22"/>
-                <w:kern w:val="2"/>
-                <w:szCs w:val="22"/>
                 <w:rFonts w:eastAsia="Calibri" w:cs="Arial"/>
-                <w:lang w:val="pl-PL" w:eastAsia="en-US" w:bidi="ar-SA"/>
+                <w:lang w:val="pl-PL"/>
               </w:rPr>
               <w:fldChar w:fldCharType="separate"/>
             </w:r>
             <w:r>
               <w:rPr>
-                <w:sz w:val="22"/>
-                <w:kern w:val="2"/>
-                <w:szCs w:val="22"/>
                 <w:rFonts w:eastAsia="Calibri" w:cs="Arial"/>
-                <w:lang w:val="pl-PL" w:eastAsia="en-US" w:bidi="ar-SA"/>
+                <w:lang w:val="pl-PL"/>
               </w:rPr>
               <w:t>53912</w:t>
             </w:r>
             <w:r>
               <w:rPr>
-                <w:sz w:val="22"/>
-                <w:kern w:val="2"/>
-                <w:szCs w:val="22"/>
                 <w:rFonts w:eastAsia="Calibri" w:cs="Arial"/>
-                <w:lang w:val="pl-PL" w:eastAsia="en-US" w:bidi="ar-SA"/>
+                <w:lang w:val="pl-PL"/>
               </w:rPr>
               <w:fldChar w:fldCharType="end"/>
             </w:r>
           </w:p>
           <w:p>
             <w:pPr>
-              <w:pStyle w:val="Normal"/>
-              <w:widowControl/>
-              <w:spacing w:lineRule="auto" w:line="240" w:before="0" w:after="0"/>
+              <w:spacing w:after="0" w:line="240" w:lineRule="auto"/>
               <w:jc w:val="center"/>
               <w:rPr>
                 <w:lang w:val="pl-PL"/>
@@ -332,60 +284,42 @@
             <w:r>
               <w:rPr>
                 <w:rFonts w:eastAsia="Calibri" w:cs="Arial"/>
-                <w:kern w:val="2"/>
-                <w:sz w:val="22"/>
-                <w:szCs w:val="22"/>
-                <w:lang w:val="pl-PL" w:eastAsia="en-US" w:bidi="ar-SA"/>
+                <w:lang w:val="pl-PL"/>
               </w:rPr>
               <w:t xml:space="preserve">Grupa </w:t>
             </w:r>
             <w:r>
               <w:rPr>
                 <w:rFonts w:eastAsia="Calibri" w:cs="Arial"/>
-                <w:kern w:val="2"/>
-                <w:sz w:val="22"/>
-                <w:szCs w:val="22"/>
-                <w:lang w:val="pl-PL" w:eastAsia="en-US" w:bidi="ar-SA"/>
+                <w:lang w:val="pl-PL"/>
               </w:rPr>
               <w:fldChar w:fldCharType="begin"/>
             </w:r>
             <w:r>
               <w:rPr>
-                <w:sz w:val="22"/>
-                <w:kern w:val="2"/>
-                <w:szCs w:val="22"/>
                 <w:rFonts w:eastAsia="Calibri" w:cs="Arial"/>
-                <w:lang w:val="pl-PL" w:eastAsia="en-US" w:bidi="ar-SA"/>
+                <w:lang w:val="pl-PL"/>
               </w:rPr>
               <w:instrText xml:space="preserve"> DOCPROPERTY "Grupa"</w:instrText>
             </w:r>
             <w:r>
               <w:rPr>
-                <w:sz w:val="22"/>
-                <w:kern w:val="2"/>
-                <w:szCs w:val="22"/>
                 <w:rFonts w:eastAsia="Calibri" w:cs="Arial"/>
-                <w:lang w:val="pl-PL" w:eastAsia="en-US" w:bidi="ar-SA"/>
+                <w:lang w:val="pl-PL"/>
               </w:rPr>
               <w:fldChar w:fldCharType="separate"/>
             </w:r>
             <w:r>
               <w:rPr>
-                <w:sz w:val="22"/>
-                <w:kern w:val="2"/>
-                <w:szCs w:val="22"/>
                 <w:rFonts w:eastAsia="Calibri" w:cs="Arial"/>
-                <w:lang w:val="pl-PL" w:eastAsia="en-US" w:bidi="ar-SA"/>
+                <w:lang w:val="pl-PL"/>
               </w:rPr>
               <w:t>2</w:t>
             </w:r>
             <w:r>
               <w:rPr>
-                <w:sz w:val="22"/>
-                <w:kern w:val="2"/>
-                <w:szCs w:val="22"/>
                 <w:rFonts w:eastAsia="Calibri" w:cs="Arial"/>
-                <w:lang w:val="pl-PL" w:eastAsia="en-US" w:bidi="ar-SA"/>
+                <w:lang w:val="pl-PL"/>
               </w:rPr>
               <w:fldChar w:fldCharType="end"/>
             </w:r>
@@ -396,18 +330,16 @@
             <w:tcW w:w="4507" w:type="dxa"/>
             <w:tcBorders>
               <w:top w:val="single" w:sz="4" w:space="0" w:color="D9D9D9"/>
-              <w:start w:val="single" w:sz="4" w:space="0" w:color="D9D9D9"/>
+              <w:left w:val="single" w:sz="4" w:space="0" w:color="D9D9D9"/>
               <w:bottom w:val="single" w:sz="4" w:space="0" w:color="D9D9D9"/>
-              <w:end w:val="single" w:sz="4" w:space="0" w:color="D9D9D9"/>
+              <w:right w:val="single" w:sz="4" w:space="0" w:color="D9D9D9"/>
             </w:tcBorders>
             <w:vAlign w:val="center"/>
           </w:tcPr>
           <w:p>
             <w:pPr>
-              <w:pStyle w:val="Normal"/>
-              <w:widowControl/>
-              <w:spacing w:lineRule="auto" w:line="240" w:before="0" w:after="0"/>
-              <w:jc w:val="end"/>
+              <w:spacing w:after="0" w:line="240" w:lineRule="auto"/>
+              <w:jc w:val="right"/>
               <w:rPr>
                 <w:b/>
                 <w:bCs/>
@@ -419,10 +351,7 @@
                 <w:rFonts w:eastAsia="Calibri" w:cs="Arial"/>
                 <w:b/>
                 <w:bCs/>
-                <w:kern w:val="2"/>
-                <w:sz w:val="22"/>
-                <w:szCs w:val="22"/>
-                <w:lang w:val="pl-PL" w:eastAsia="en-US" w:bidi="ar-SA"/>
+                <w:lang w:val="pl-PL"/>
               </w:rPr>
               <w:t xml:space="preserve">Wersja </w:t>
             </w:r>
@@ -431,58 +360,43 @@
                 <w:rFonts w:eastAsia="Calibri" w:cs="Arial"/>
                 <w:b/>
                 <w:bCs/>
-                <w:kern w:val="2"/>
-                <w:sz w:val="22"/>
-                <w:szCs w:val="22"/>
-                <w:lang w:val="pl-PL" w:eastAsia="en-US" w:bidi="ar-SA"/>
+                <w:lang w:val="pl-PL"/>
               </w:rPr>
               <w:fldChar w:fldCharType="begin"/>
             </w:r>
             <w:r>
               <w:rPr>
-                <w:sz w:val="22"/>
+                <w:rFonts w:eastAsia="Calibri" w:cs="Arial"/>
                 <w:b/>
-                <w:kern w:val="2"/>
-                <w:szCs w:val="22"/>
                 <w:bCs/>
+                <w:lang w:val="pl-PL"/>
+              </w:rPr>
+              <w:instrText xml:space="preserve"> DOCPROPERTY "Wersja"</w:instrText>
+            </w:r>
+            <w:r>
+              <w:rPr>
                 <w:rFonts w:eastAsia="Calibri" w:cs="Arial"/>
-                <w:lang w:val="pl-PL" w:eastAsia="en-US" w:bidi="ar-SA"/>
-              </w:rPr>
-              <w:instrText xml:space="preserve"> DOCPROPERTY "Wersja"</w:instrText>
-            </w:r>
-            <w:r>
-              <w:rPr>
-                <w:sz w:val="22"/>
                 <w:b/>
-                <w:kern w:val="2"/>
-                <w:szCs w:val="22"/>
                 <w:bCs/>
+                <w:lang w:val="pl-PL"/>
+              </w:rPr>
+              <w:fldChar w:fldCharType="separate"/>
+            </w:r>
+            <w:r>
+              <w:rPr>
                 <w:rFonts w:eastAsia="Calibri" w:cs="Arial"/>
-                <w:lang w:val="pl-PL" w:eastAsia="en-US" w:bidi="ar-SA"/>
-              </w:rPr>
-              <w:fldChar w:fldCharType="separate"/>
-            </w:r>
-            <w:r>
-              <w:rPr>
-                <w:sz w:val="22"/>
                 <w:b/>
-                <w:kern w:val="2"/>
-                <w:szCs w:val="22"/>
                 <w:bCs/>
+                <w:lang w:val="pl-PL"/>
+              </w:rPr>
+              <w:t>2025-09-26</w:t>
+            </w:r>
+            <w:r>
+              <w:rPr>
                 <w:rFonts w:eastAsia="Calibri" w:cs="Arial"/>
-                <w:lang w:val="pl-PL" w:eastAsia="en-US" w:bidi="ar-SA"/>
-              </w:rPr>
-              <w:t>2025-09-26</w:t>
-            </w:r>
-            <w:r>
-              <w:rPr>
-                <w:sz w:val="22"/>
                 <w:b/>
-                <w:kern w:val="2"/>
-                <w:szCs w:val="22"/>
                 <w:bCs/>
-                <w:rFonts w:eastAsia="Calibri" w:cs="Arial"/>
-                <w:lang w:val="pl-PL" w:eastAsia="en-US" w:bidi="ar-SA"/>
+                <w:lang w:val="pl-PL"/>
               </w:rPr>
               <w:fldChar w:fldCharType="end"/>
             </w:r>
@@ -491,26 +405,24 @@
       </w:tr>
       <w:tr>
         <w:trPr>
-          <w:trHeight w:val="586" w:hRule="atLeast"/>
+          <w:trHeight w:val="586"/>
         </w:trPr>
         <w:tc>
           <w:tcPr>
             <w:tcW w:w="1695" w:type="dxa"/>
-            <w:vMerge w:val="continue"/>
+            <w:vMerge/>
             <w:tcBorders>
               <w:top w:val="single" w:sz="4" w:space="0" w:color="D9D9D9"/>
-              <w:start w:val="single" w:sz="4" w:space="0" w:color="D9D9D9"/>
+              <w:left w:val="single" w:sz="4" w:space="0" w:color="D9D9D9"/>
               <w:bottom w:val="single" w:sz="4" w:space="0" w:color="D9D9D9"/>
-              <w:end w:val="single" w:sz="4" w:space="0" w:color="D9D9D9"/>
+              <w:right w:val="single" w:sz="4" w:space="0" w:color="D9D9D9"/>
             </w:tcBorders>
-            <w:shd w:color="auto" w:fill="D9D9D9" w:themeFill="background1" w:themeFillShade="d9" w:val="clear"/>
+            <w:shd w:val="clear" w:color="auto" w:fill="D9D9D9" w:themeFill="background1" w:themeFillShade="D9"/>
             <w:vAlign w:val="bottom"/>
           </w:tcPr>
           <w:p>
             <w:pPr>
-              <w:pStyle w:val="Normal"/>
-              <w:widowControl/>
-              <w:spacing w:lineRule="auto" w:line="240" w:before="0" w:after="0"/>
+              <w:spacing w:after="0" w:line="240" w:lineRule="auto"/>
               <w:jc w:val="center"/>
               <w:rPr>
                 <w:b/>
@@ -520,36 +432,23 @@
                 <w:lang w:val="pl-PL"/>
               </w:rPr>
             </w:pPr>
-            <w:r>
-              <w:rPr>
-                <w:rFonts w:eastAsia="Calibri" w:cs="Arial"/>
-                <w:b/>
-                <w:bCs/>
-                <w:kern w:val="2"/>
-                <w:sz w:val="48"/>
-                <w:szCs w:val="48"/>
-                <w:lang w:val="pl-PL" w:eastAsia="en-US" w:bidi="ar-SA"/>
-              </w:rPr>
-            </w:r>
           </w:p>
         </w:tc>
         <w:tc>
           <w:tcPr>
             <w:tcW w:w="4254" w:type="dxa"/>
-            <w:vMerge w:val="continue"/>
+            <w:vMerge/>
             <w:tcBorders>
               <w:top w:val="single" w:sz="4" w:space="0" w:color="D9D9D9"/>
-              <w:start w:val="single" w:sz="4" w:space="0" w:color="D9D9D9"/>
+              <w:left w:val="single" w:sz="4" w:space="0" w:color="D9D9D9"/>
               <w:bottom w:val="single" w:sz="4" w:space="0" w:color="D9D9D9"/>
-              <w:end w:val="single" w:sz="4" w:space="0" w:color="D9D9D9"/>
+              <w:right w:val="single" w:sz="4" w:space="0" w:color="D9D9D9"/>
             </w:tcBorders>
             <w:vAlign w:val="center"/>
           </w:tcPr>
           <w:p>
             <w:pPr>
-              <w:pStyle w:val="Normal"/>
-              <w:widowControl/>
-              <w:spacing w:lineRule="auto" w:line="240" w:before="0" w:after="0"/>
+              <w:spacing w:after="0" w:line="240" w:lineRule="auto"/>
               <w:jc w:val="center"/>
               <w:rPr>
                 <w:sz w:val="28"/>
@@ -557,15 +456,6 @@
                 <w:lang w:val="pl-PL"/>
               </w:rPr>
             </w:pPr>
-            <w:r>
-              <w:rPr>
-                <w:rFonts w:eastAsia="Calibri" w:cs="Arial"/>
-                <w:kern w:val="2"/>
-                <w:sz w:val="28"/>
-                <w:szCs w:val="28"/>
-                <w:lang w:val="pl-PL" w:eastAsia="en-US" w:bidi="ar-SA"/>
-              </w:rPr>
-            </w:r>
           </w:p>
         </w:tc>
         <w:tc>
@@ -574,53 +464,39 @@
             <w:vMerge w:val="restart"/>
             <w:tcBorders>
               <w:top w:val="single" w:sz="4" w:space="0" w:color="D9D9D9"/>
-              <w:start w:val="single" w:sz="4" w:space="0" w:color="D9D9D9"/>
+              <w:left w:val="single" w:sz="4" w:space="0" w:color="D9D9D9"/>
               <w:bottom w:val="single" w:sz="4" w:space="0" w:color="D9D9D9"/>
-              <w:end w:val="single" w:sz="4" w:space="0" w:color="D9D9D9"/>
+              <w:right w:val="single" w:sz="4" w:space="0" w:color="D9D9D9"/>
             </w:tcBorders>
           </w:tcPr>
           <w:p>
             <w:pPr>
-              <w:pStyle w:val="Normal"/>
-              <w:widowControl/>
-              <w:spacing w:lineRule="auto" w:line="240" w:before="0" w:after="0"/>
-              <w:jc w:val="start"/>
+              <w:spacing w:after="0" w:line="240" w:lineRule="auto"/>
               <w:rPr>
                 <w:lang w:val="pl-PL"/>
               </w:rPr>
             </w:pPr>
-            <w:r>
-              <w:rPr>
-                <w:rFonts w:eastAsia="Calibri" w:cs="Arial"/>
-                <w:kern w:val="2"/>
-                <w:sz w:val="22"/>
-                <w:szCs w:val="22"/>
-                <w:lang w:val="pl-PL" w:eastAsia="en-US" w:bidi="ar-SA"/>
-              </w:rPr>
-            </w:r>
           </w:p>
         </w:tc>
       </w:tr>
       <w:tr>
         <w:trPr>
-          <w:trHeight w:val="814" w:hRule="atLeast"/>
+          <w:trHeight w:val="814"/>
         </w:trPr>
         <w:tc>
           <w:tcPr>
             <w:tcW w:w="1695" w:type="dxa"/>
             <w:tcBorders>
               <w:top w:val="single" w:sz="4" w:space="0" w:color="D9D9D9"/>
-              <w:start w:val="single" w:sz="4" w:space="0" w:color="D9D9D9"/>
+              <w:left w:val="single" w:sz="4" w:space="0" w:color="D9D9D9"/>
               <w:bottom w:val="single" w:sz="4" w:space="0" w:color="D9D9D9"/>
-              <w:end w:val="single" w:sz="4" w:space="0" w:color="D9D9D9"/>
+              <w:right w:val="single" w:sz="4" w:space="0" w:color="D9D9D9"/>
             </w:tcBorders>
-            <w:shd w:color="auto" w:fill="D9D9D9" w:themeFill="background1" w:themeFillShade="d9" w:val="clear"/>
+            <w:shd w:val="clear" w:color="auto" w:fill="D9D9D9" w:themeFill="background1" w:themeFillShade="D9"/>
           </w:tcPr>
           <w:p>
             <w:pPr>
-              <w:pStyle w:val="Normal"/>
-              <w:widowControl/>
-              <w:spacing w:lineRule="auto" w:line="240" w:before="0" w:after="0"/>
+              <w:spacing w:after="0" w:line="240" w:lineRule="auto"/>
               <w:jc w:val="center"/>
               <w:rPr>
                 <w:b/>
@@ -633,58 +509,53 @@
                 <w:rFonts w:eastAsia="Calibri" w:cs="Arial"/>
                 <w:b/>
                 <w:bCs/>
-                <w:kern w:val="2"/>
                 <w:sz w:val="40"/>
                 <w:szCs w:val="40"/>
-                <w:lang w:val="pl-PL" w:eastAsia="en-US" w:bidi="ar-SA"/>
+                <w:lang w:val="pl-PL"/>
               </w:rPr>
               <w:fldChar w:fldCharType="begin"/>
             </w:r>
             <w:r>
               <w:rPr>
+                <w:rFonts w:eastAsia="Calibri" w:cs="Arial"/>
+                <w:b/>
+                <w:bCs/>
                 <w:sz w:val="40"/>
+                <w:szCs w:val="40"/>
+                <w:lang w:val="pl-PL"/>
+              </w:rPr>
+              <w:instrText xml:space="preserve"> DOCPROPERTY "Kod laboratorium"</w:instrText>
+            </w:r>
+            <w:r>
+              <w:rPr>
+                <w:rFonts w:eastAsia="Calibri" w:cs="Arial"/>
                 <w:b/>
-                <w:kern w:val="2"/>
+                <w:bCs/>
+                <w:sz w:val="40"/>
                 <w:szCs w:val="40"/>
+                <w:lang w:val="pl-PL"/>
+              </w:rPr>
+              <w:fldChar w:fldCharType="separate"/>
+            </w:r>
+            <w:r>
+              <w:rPr>
+                <w:rFonts w:eastAsia="Calibri" w:cs="Arial"/>
+                <w:b/>
                 <w:bCs/>
+                <w:sz w:val="40"/>
+                <w:szCs w:val="40"/>
+                <w:lang w:val="pl-PL"/>
+              </w:rPr>
+              <w:t>LAB B</w:t>
+            </w:r>
+            <w:r>
+              <w:rPr>
                 <w:rFonts w:eastAsia="Calibri" w:cs="Arial"/>
-                <w:lang w:val="pl-PL" w:eastAsia="en-US" w:bidi="ar-SA"/>
-              </w:rPr>
-              <w:instrText xml:space="preserve"> DOCPROPERTY "Kod laboratorium"</w:instrText>
-            </w:r>
-            <w:r>
-              <w:rPr>
+                <w:b/>
+                <w:bCs/>
                 <w:sz w:val="40"/>
-                <w:b/>
-                <w:kern w:val="2"/>
                 <w:szCs w:val="40"/>
-                <w:bCs/>
-                <w:rFonts w:eastAsia="Calibri" w:cs="Arial"/>
-                <w:lang w:val="pl-PL" w:eastAsia="en-US" w:bidi="ar-SA"/>
-              </w:rPr>
-              <w:fldChar w:fldCharType="separate"/>
-            </w:r>
-            <w:r>
-              <w:rPr>
-                <w:sz w:val="40"/>
-                <w:b/>
-                <w:kern w:val="2"/>
-                <w:szCs w:val="40"/>
-                <w:bCs/>
-                <w:rFonts w:eastAsia="Calibri" w:cs="Arial"/>
-                <w:lang w:val="pl-PL" w:eastAsia="en-US" w:bidi="ar-SA"/>
-              </w:rPr>
-              <w:t>LAB B</w:t>
-            </w:r>
-            <w:r>
-              <w:rPr>
-                <w:sz w:val="40"/>
-                <w:b/>
-                <w:kern w:val="2"/>
-                <w:szCs w:val="40"/>
-                <w:bCs/>
-                <w:rFonts w:eastAsia="Calibri" w:cs="Arial"/>
-                <w:lang w:val="pl-PL" w:eastAsia="en-US" w:bidi="ar-SA"/>
+                <w:lang w:val="pl-PL"/>
               </w:rPr>
               <w:fldChar w:fldCharType="end"/>
             </w:r>
@@ -693,72 +564,48 @@
         <w:tc>
           <w:tcPr>
             <w:tcW w:w="4254" w:type="dxa"/>
-            <w:vMerge w:val="continue"/>
+            <w:vMerge/>
             <w:tcBorders>
               <w:top w:val="single" w:sz="4" w:space="0" w:color="D9D9D9"/>
-              <w:start w:val="single" w:sz="4" w:space="0" w:color="D9D9D9"/>
+              <w:left w:val="single" w:sz="4" w:space="0" w:color="D9D9D9"/>
               <w:bottom w:val="single" w:sz="4" w:space="0" w:color="D9D9D9"/>
-              <w:end w:val="single" w:sz="4" w:space="0" w:color="D9D9D9"/>
+              <w:right w:val="single" w:sz="4" w:space="0" w:color="D9D9D9"/>
             </w:tcBorders>
           </w:tcPr>
           <w:p>
             <w:pPr>
-              <w:pStyle w:val="Normal"/>
-              <w:widowControl/>
-              <w:spacing w:lineRule="auto" w:line="240" w:before="0" w:after="0"/>
-              <w:jc w:val="start"/>
+              <w:spacing w:after="0" w:line="240" w:lineRule="auto"/>
               <w:rPr>
                 <w:lang w:val="pl-PL"/>
               </w:rPr>
             </w:pPr>
-            <w:r>
-              <w:rPr>
-                <w:rFonts w:eastAsia="Calibri" w:cs="Arial"/>
-                <w:kern w:val="2"/>
-                <w:sz w:val="22"/>
-                <w:szCs w:val="22"/>
-                <w:lang w:val="pl-PL" w:eastAsia="en-US" w:bidi="ar-SA"/>
-              </w:rPr>
-            </w:r>
           </w:p>
         </w:tc>
         <w:tc>
           <w:tcPr>
             <w:tcW w:w="4507" w:type="dxa"/>
-            <w:vMerge w:val="continue"/>
+            <w:vMerge/>
             <w:tcBorders>
               <w:top w:val="single" w:sz="4" w:space="0" w:color="D9D9D9"/>
-              <w:start w:val="single" w:sz="4" w:space="0" w:color="D9D9D9"/>
+              <w:left w:val="single" w:sz="4" w:space="0" w:color="D9D9D9"/>
               <w:bottom w:val="single" w:sz="4" w:space="0" w:color="D9D9D9"/>
-              <w:end w:val="single" w:sz="4" w:space="0" w:color="D9D9D9"/>
+              <w:right w:val="single" w:sz="4" w:space="0" w:color="D9D9D9"/>
             </w:tcBorders>
           </w:tcPr>
           <w:p>
             <w:pPr>
-              <w:pStyle w:val="Normal"/>
-              <w:widowControl/>
-              <w:spacing w:lineRule="auto" w:line="240" w:before="0" w:after="0"/>
-              <w:jc w:val="start"/>
+              <w:spacing w:after="0" w:line="240" w:lineRule="auto"/>
               <w:rPr>
                 <w:lang w:val="pl-PL"/>
               </w:rPr>
             </w:pPr>
-            <w:r>
-              <w:rPr>
-                <w:rFonts w:eastAsia="Calibri" w:cs="Arial"/>
-                <w:kern w:val="2"/>
-                <w:sz w:val="22"/>
-                <w:szCs w:val="22"/>
-                <w:lang w:val="pl-PL" w:eastAsia="en-US" w:bidi="ar-SA"/>
-              </w:rPr>
-            </w:r>
           </w:p>
         </w:tc>
       </w:tr>
     </w:tbl>
     <w:p>
       <w:pPr>
-        <w:pStyle w:val="Title"/>
+        <w:pStyle w:val="Tytu"/>
         <w:rPr>
           <w:lang w:val="pl-PL"/>
         </w:rPr>
@@ -772,7 +619,7 @@
     </w:p>
     <w:p>
       <w:pPr>
-        <w:pStyle w:val="Heading1"/>
+        <w:pStyle w:val="Nagwek1"/>
         <w:rPr>
           <w:lang w:val="pl-PL"/>
         </w:rPr>
@@ -788,21 +635,22 @@
     </w:p>
     <w:sdt>
       <w:sdtPr>
+        <w:id w:val="513965426"/>
         <w:docPartObj>
           <w:docPartGallery w:val="Table of Contents"/>
-          <w:docPartUnique w:val="true"/>
+          <w:docPartUnique/>
         </w:docPartObj>
       </w:sdtPr>
+      <w:sdtEndPr/>
       <w:sdtContent>
         <w:p>
           <w:pPr>
-            <w:pStyle w:val="TOC1"/>
+            <w:pStyle w:val="Spistreci1"/>
             <w:tabs>
-              <w:tab w:val="clear" w:pos="720"/>
-              <w:tab w:val="right" w:pos="10456" w:leader="dot"/>
+              <w:tab w:val="right" w:leader="dot" w:pos="10456"/>
             </w:tabs>
             <w:rPr>
-              <w:rFonts w:eastAsia="" w:eastAsiaTheme="minorEastAsia"/>
+              <w:rFonts w:eastAsiaTheme="minorEastAsia"/>
               <w:sz w:val="24"/>
               <w:szCs w:val="24"/>
               <w:lang w:val="pl-PL" w:eastAsia="pl-PL"/>
@@ -813,15 +661,14 @@
           </w:r>
           <w:r>
             <w:rPr>
+              <w:rStyle w:val="czeindeksu"/>
               <w:webHidden/>
-              <w:rStyle w:val="czeindeksu"/>
               <w:lang w:val="pl-PL"/>
             </w:rPr>
             <w:instrText xml:space="preserve"> TOC \z \o "1-3" \u \h</w:instrText>
           </w:r>
           <w:r>
             <w:rPr>
-              <w:webHidden/>
               <w:rStyle w:val="czeindeksu"/>
               <w:lang w:val="pl-PL"/>
             </w:rPr>
@@ -830,8 +677,8 @@
           <w:hyperlink w:anchor="_Toc209861167">
             <w:r>
               <w:rPr>
-                <w:webHidden/>
                 <w:rStyle w:val="czeindeksu"/>
+                <w:webHidden/>
                 <w:lang w:val="pl-PL"/>
               </w:rPr>
               <w:t>Spis treści</w:t>
@@ -846,7 +693,12 @@
               <w:rPr>
                 <w:webHidden/>
               </w:rPr>
-              <w:instrText xml:space="preserve">PAGEREF _Toc209861167 \h</w:instrText>
+              <w:instrText>PAGEREF _Toc209861167 \h</w:instrText>
+            </w:r>
+            <w:r>
+              <w:rPr>
+                <w:webHidden/>
+              </w:rPr>
             </w:r>
             <w:r>
               <w:rPr>
@@ -857,7 +709,6 @@
             <w:r>
               <w:rPr>
                 <w:rStyle w:val="czeindeksu"/>
-                <w:vanish w:val="false"/>
               </w:rPr>
               <w:tab/>
               <w:t>1</w:t>
@@ -872,13 +723,12 @@
         </w:p>
         <w:p>
           <w:pPr>
-            <w:pStyle w:val="TOC1"/>
+            <w:pStyle w:val="Spistreci1"/>
             <w:tabs>
-              <w:tab w:val="clear" w:pos="720"/>
-              <w:tab w:val="right" w:pos="10456" w:leader="dot"/>
+              <w:tab w:val="right" w:leader="dot" w:pos="10456"/>
             </w:tabs>
             <w:rPr>
-              <w:rFonts w:eastAsia="" w:eastAsiaTheme="minorEastAsia"/>
+              <w:rFonts w:eastAsiaTheme="minorEastAsia"/>
               <w:sz w:val="24"/>
               <w:szCs w:val="24"/>
               <w:lang w:val="pl-PL" w:eastAsia="pl-PL"/>
@@ -887,8 +737,8 @@
           <w:hyperlink w:anchor="_Toc209861168">
             <w:r>
               <w:rPr>
-                <w:webHidden/>
                 <w:rStyle w:val="czeindeksu"/>
+                <w:webHidden/>
                 <w:lang w:val="pl-PL"/>
               </w:rPr>
               <w:t>Cel zajęć</w:t>
@@ -903,7 +753,12 @@
               <w:rPr>
                 <w:webHidden/>
               </w:rPr>
-              <w:instrText xml:space="preserve">PAGEREF _Toc209861168 \h</w:instrText>
+              <w:instrText>PAGEREF _Toc209861168 \h</w:instrText>
+            </w:r>
+            <w:r>
+              <w:rPr>
+                <w:webHidden/>
+              </w:rPr>
             </w:r>
             <w:r>
               <w:rPr>
@@ -914,7 +769,6 @@
             <w:r>
               <w:rPr>
                 <w:rStyle w:val="czeindeksu"/>
-                <w:vanish w:val="false"/>
               </w:rPr>
               <w:tab/>
               <w:t>1</w:t>
@@ -929,13 +783,12 @@
         </w:p>
         <w:p>
           <w:pPr>
-            <w:pStyle w:val="TOC1"/>
+            <w:pStyle w:val="Spistreci1"/>
             <w:tabs>
-              <w:tab w:val="clear" w:pos="720"/>
-              <w:tab w:val="right" w:pos="10456" w:leader="dot"/>
+              <w:tab w:val="right" w:leader="dot" w:pos="10456"/>
             </w:tabs>
             <w:rPr>
-              <w:rFonts w:eastAsia="" w:eastAsiaTheme="minorEastAsia"/>
+              <w:rFonts w:eastAsiaTheme="minorEastAsia"/>
               <w:sz w:val="24"/>
               <w:szCs w:val="24"/>
               <w:lang w:val="pl-PL" w:eastAsia="pl-PL"/>
@@ -944,8 +797,8 @@
           <w:hyperlink w:anchor="_Toc209861169">
             <w:r>
               <w:rPr>
-                <w:webHidden/>
                 <w:rStyle w:val="czeindeksu"/>
+                <w:webHidden/>
                 <w:lang w:val="pl-PL"/>
               </w:rPr>
               <w:t>Rozpoczęcie</w:t>
@@ -960,7 +813,12 @@
               <w:rPr>
                 <w:webHidden/>
               </w:rPr>
-              <w:instrText xml:space="preserve">PAGEREF _Toc209861169 \h</w:instrText>
+              <w:instrText>PAGEREF _Toc209861169 \h</w:instrText>
+            </w:r>
+            <w:r>
+              <w:rPr>
+                <w:webHidden/>
+              </w:rPr>
             </w:r>
             <w:r>
               <w:rPr>
@@ -971,7 +829,6 @@
             <w:r>
               <w:rPr>
                 <w:rStyle w:val="czeindeksu"/>
-                <w:vanish w:val="false"/>
               </w:rPr>
               <w:tab/>
               <w:t>1</w:t>
@@ -986,13 +843,12 @@
         </w:p>
         <w:p>
           <w:pPr>
-            <w:pStyle w:val="TOC1"/>
+            <w:pStyle w:val="Spistreci1"/>
             <w:tabs>
-              <w:tab w:val="clear" w:pos="720"/>
-              <w:tab w:val="right" w:pos="10456" w:leader="dot"/>
+              <w:tab w:val="right" w:leader="dot" w:pos="10456"/>
             </w:tabs>
             <w:rPr>
-              <w:rFonts w:eastAsia="" w:eastAsiaTheme="minorEastAsia"/>
+              <w:rFonts w:eastAsiaTheme="minorEastAsia"/>
               <w:sz w:val="24"/>
               <w:szCs w:val="24"/>
               <w:lang w:val="pl-PL" w:eastAsia="pl-PL"/>
@@ -1001,8 +857,8 @@
           <w:hyperlink w:anchor="_Toc209861170">
             <w:r>
               <w:rPr>
-                <w:webHidden/>
                 <w:rStyle w:val="czeindeksu"/>
+                <w:webHidden/>
                 <w:lang w:val="pl-PL"/>
               </w:rPr>
               <w:t>Uwaga</w:t>
@@ -1017,7 +873,12 @@
               <w:rPr>
                 <w:webHidden/>
               </w:rPr>
-              <w:instrText xml:space="preserve">PAGEREF _Toc209861170 \h</w:instrText>
+              <w:instrText>PAGEREF _Toc209861170 \h</w:instrText>
+            </w:r>
+            <w:r>
+              <w:rPr>
+                <w:webHidden/>
+              </w:rPr>
             </w:r>
             <w:r>
               <w:rPr>
@@ -1028,7 +889,6 @@
             <w:r>
               <w:rPr>
                 <w:rStyle w:val="czeindeksu"/>
-                <w:vanish w:val="false"/>
               </w:rPr>
               <w:tab/>
               <w:t>2</w:t>
@@ -1043,13 +903,12 @@
         </w:p>
         <w:p>
           <w:pPr>
-            <w:pStyle w:val="TOC1"/>
+            <w:pStyle w:val="Spistreci1"/>
             <w:tabs>
-              <w:tab w:val="clear" w:pos="720"/>
-              <w:tab w:val="right" w:pos="10456" w:leader="dot"/>
+              <w:tab w:val="right" w:leader="dot" w:pos="10456"/>
             </w:tabs>
             <w:rPr>
-              <w:rFonts w:eastAsia="" w:eastAsiaTheme="minorEastAsia"/>
+              <w:rFonts w:eastAsiaTheme="minorEastAsia"/>
               <w:sz w:val="24"/>
               <w:szCs w:val="24"/>
               <w:lang w:val="pl-PL" w:eastAsia="pl-PL"/>
@@ -1058,8 +917,8 @@
           <w:hyperlink w:anchor="_Toc209861171">
             <w:r>
               <w:rPr>
-                <w:webHidden/>
                 <w:rStyle w:val="czeindeksu"/>
+                <w:webHidden/>
                 <w:lang w:val="pl-PL"/>
               </w:rPr>
               <w:t>Wymagania</w:t>
@@ -1074,7 +933,12 @@
               <w:rPr>
                 <w:webHidden/>
               </w:rPr>
-              <w:instrText xml:space="preserve">PAGEREF _Toc209861171 \h</w:instrText>
+              <w:instrText>PAGEREF _Toc209861171 \h</w:instrText>
+            </w:r>
+            <w:r>
+              <w:rPr>
+                <w:webHidden/>
+              </w:rPr>
             </w:r>
             <w:r>
               <w:rPr>
@@ -1085,7 +949,6 @@
             <w:r>
               <w:rPr>
                 <w:rStyle w:val="czeindeksu"/>
-                <w:vanish w:val="false"/>
               </w:rPr>
               <w:tab/>
               <w:t>2</w:t>
@@ -1100,13 +963,12 @@
         </w:p>
         <w:p>
           <w:pPr>
-            <w:pStyle w:val="TOC1"/>
+            <w:pStyle w:val="Spistreci1"/>
             <w:tabs>
-              <w:tab w:val="clear" w:pos="720"/>
-              <w:tab w:val="right" w:pos="10456" w:leader="dot"/>
+              <w:tab w:val="right" w:leader="dot" w:pos="10456"/>
             </w:tabs>
             <w:rPr>
-              <w:rFonts w:eastAsia="" w:eastAsiaTheme="minorEastAsia"/>
+              <w:rFonts w:eastAsiaTheme="minorEastAsia"/>
               <w:sz w:val="24"/>
               <w:szCs w:val="24"/>
               <w:lang w:val="pl-PL" w:eastAsia="pl-PL"/>
@@ -1115,8 +977,8 @@
           <w:hyperlink w:anchor="_Toc209861172">
             <w:r>
               <w:rPr>
-                <w:webHidden/>
                 <w:rStyle w:val="czeindeksu"/>
+                <w:webHidden/>
                 <w:lang w:val="pl-PL"/>
               </w:rPr>
               <w:t>Strona HTML</w:t>
@@ -1131,7 +993,12 @@
               <w:rPr>
                 <w:webHidden/>
               </w:rPr>
-              <w:instrText xml:space="preserve">PAGEREF _Toc209861172 \h</w:instrText>
+              <w:instrText>PAGEREF _Toc209861172 \h</w:instrText>
+            </w:r>
+            <w:r>
+              <w:rPr>
+                <w:webHidden/>
+              </w:rPr>
             </w:r>
             <w:r>
               <w:rPr>
@@ -1142,7 +1009,6 @@
             <w:r>
               <w:rPr>
                 <w:rStyle w:val="czeindeksu"/>
-                <w:vanish w:val="false"/>
               </w:rPr>
               <w:tab/>
               <w:t>3</w:t>
@@ -1157,13 +1023,12 @@
         </w:p>
         <w:p>
           <w:pPr>
-            <w:pStyle w:val="TOC1"/>
+            <w:pStyle w:val="Spistreci1"/>
             <w:tabs>
-              <w:tab w:val="clear" w:pos="720"/>
-              <w:tab w:val="right" w:pos="10456" w:leader="dot"/>
+              <w:tab w:val="right" w:leader="dot" w:pos="10456"/>
             </w:tabs>
             <w:rPr>
-              <w:rFonts w:eastAsia="" w:eastAsiaTheme="minorEastAsia"/>
+              <w:rFonts w:eastAsiaTheme="minorEastAsia"/>
               <w:sz w:val="24"/>
               <w:szCs w:val="24"/>
               <w:lang w:val="pl-PL" w:eastAsia="pl-PL"/>
@@ -1172,8 +1037,8 @@
           <w:hyperlink w:anchor="_Toc209861173">
             <w:r>
               <w:rPr>
-                <w:webHidden/>
                 <w:rStyle w:val="czeindeksu"/>
+                <w:webHidden/>
                 <w:lang w:val="pl-PL"/>
               </w:rPr>
               <w:t>Klasa Todo</w:t>
@@ -1188,7 +1053,18 @@
               <w:rPr>
                 <w:webHidden/>
               </w:rPr>
-              <w:instrText xml:space="preserve">PAGEREF _Toc209861173 \h</w:instrText>
+              <w:instrText>PAG</w:instrText>
+            </w:r>
+            <w:r>
+              <w:rPr>
+                <w:webHidden/>
+              </w:rPr>
+              <w:instrText>EREF _Toc209861173 \h</w:instrText>
+            </w:r>
+            <w:r>
+              <w:rPr>
+                <w:webHidden/>
+              </w:rPr>
             </w:r>
             <w:r>
               <w:rPr>
@@ -1199,7 +1075,6 @@
             <w:r>
               <w:rPr>
                 <w:rStyle w:val="czeindeksu"/>
-                <w:vanish w:val="false"/>
               </w:rPr>
               <w:tab/>
               <w:t>3</w:t>
@@ -1214,13 +1089,12 @@
         </w:p>
         <w:p>
           <w:pPr>
-            <w:pStyle w:val="TOC1"/>
+            <w:pStyle w:val="Spistreci1"/>
             <w:tabs>
-              <w:tab w:val="clear" w:pos="720"/>
-              <w:tab w:val="right" w:pos="10456" w:leader="dot"/>
+              <w:tab w:val="right" w:leader="dot" w:pos="10456"/>
             </w:tabs>
             <w:rPr>
-              <w:rFonts w:eastAsia="" w:eastAsiaTheme="minorEastAsia"/>
+              <w:rFonts w:eastAsiaTheme="minorEastAsia"/>
               <w:sz w:val="24"/>
               <w:szCs w:val="24"/>
               <w:lang w:val="pl-PL" w:eastAsia="pl-PL"/>
@@ -1229,8 +1103,8 @@
           <w:hyperlink w:anchor="_Toc209861174">
             <w:r>
               <w:rPr>
-                <w:webHidden/>
                 <w:rStyle w:val="czeindeksu"/>
+                <w:webHidden/>
                 <w:lang w:val="pl-PL"/>
               </w:rPr>
               <w:t>Dodawanie pozycji listy</w:t>
@@ -1245,7 +1119,12 @@
               <w:rPr>
                 <w:webHidden/>
               </w:rPr>
-              <w:instrText xml:space="preserve">PAGEREF _Toc209861174 \h</w:instrText>
+              <w:instrText>PAGEREF _Toc209861174 \h</w:instrText>
+            </w:r>
+            <w:r>
+              <w:rPr>
+                <w:webHidden/>
+              </w:rPr>
             </w:r>
             <w:r>
               <w:rPr>
@@ -1256,7 +1135,6 @@
             <w:r>
               <w:rPr>
                 <w:rStyle w:val="czeindeksu"/>
-                <w:vanish w:val="false"/>
               </w:rPr>
               <w:tab/>
               <w:t>3</w:t>
@@ -1271,13 +1149,12 @@
         </w:p>
         <w:p>
           <w:pPr>
-            <w:pStyle w:val="TOC1"/>
+            <w:pStyle w:val="Spistreci1"/>
             <w:tabs>
-              <w:tab w:val="clear" w:pos="720"/>
-              <w:tab w:val="right" w:pos="10456" w:leader="dot"/>
+              <w:tab w:val="right" w:leader="dot" w:pos="10456"/>
             </w:tabs>
             <w:rPr>
-              <w:rFonts w:eastAsia="" w:eastAsiaTheme="minorEastAsia"/>
+              <w:rFonts w:eastAsiaTheme="minorEastAsia"/>
               <w:sz w:val="24"/>
               <w:szCs w:val="24"/>
               <w:lang w:val="pl-PL" w:eastAsia="pl-PL"/>
@@ -1286,8 +1163,8 @@
           <w:hyperlink w:anchor="_Toc209861175">
             <w:r>
               <w:rPr>
-                <w:webHidden/>
                 <w:rStyle w:val="czeindeksu"/>
+                <w:webHidden/>
                 <w:lang w:val="pl-PL"/>
               </w:rPr>
               <w:t>Usuwanie pozycji listy</w:t>
@@ -1302,7 +1179,12 @@
               <w:rPr>
                 <w:webHidden/>
               </w:rPr>
-              <w:instrText xml:space="preserve">PAGEREF _Toc209861175 \h</w:instrText>
+              <w:instrText>PAGEREF _Toc209861175 \h</w:instrText>
+            </w:r>
+            <w:r>
+              <w:rPr>
+                <w:webHidden/>
+              </w:rPr>
             </w:r>
             <w:r>
               <w:rPr>
@@ -1313,7 +1195,6 @@
             <w:r>
               <w:rPr>
                 <w:rStyle w:val="czeindeksu"/>
-                <w:vanish w:val="false"/>
               </w:rPr>
               <w:tab/>
               <w:t>4</w:t>
@@ -1328,13 +1209,12 @@
         </w:p>
         <w:p>
           <w:pPr>
-            <w:pStyle w:val="TOC1"/>
+            <w:pStyle w:val="Spistreci1"/>
             <w:tabs>
-              <w:tab w:val="clear" w:pos="720"/>
-              <w:tab w:val="right" w:pos="10456" w:leader="dot"/>
+              <w:tab w:val="right" w:leader="dot" w:pos="10456"/>
             </w:tabs>
             <w:rPr>
-              <w:rFonts w:eastAsia="" w:eastAsiaTheme="minorEastAsia"/>
+              <w:rFonts w:eastAsiaTheme="minorEastAsia"/>
               <w:sz w:val="24"/>
               <w:szCs w:val="24"/>
               <w:lang w:val="pl-PL" w:eastAsia="pl-PL"/>
@@ -1343,8 +1223,8 @@
           <w:hyperlink w:anchor="_Toc209861176">
             <w:r>
               <w:rPr>
-                <w:webHidden/>
                 <w:rStyle w:val="czeindeksu"/>
+                <w:webHidden/>
                 <w:lang w:val="pl-PL"/>
               </w:rPr>
               <w:t>Edycja pozycji listy</w:t>
@@ -1359,7 +1239,12 @@
               <w:rPr>
                 <w:webHidden/>
               </w:rPr>
-              <w:instrText xml:space="preserve">PAGEREF _Toc209861176 \h</w:instrText>
+              <w:instrText>PAGEREF _Toc209861176 \h</w:instrText>
+            </w:r>
+            <w:r>
+              <w:rPr>
+                <w:webHidden/>
+              </w:rPr>
             </w:r>
             <w:r>
               <w:rPr>
@@ -1370,7 +1255,6 @@
             <w:r>
               <w:rPr>
                 <w:rStyle w:val="czeindeksu"/>
-                <w:vanish w:val="false"/>
               </w:rPr>
               <w:tab/>
               <w:t>4</w:t>
@@ -1385,13 +1269,12 @@
         </w:p>
         <w:p>
           <w:pPr>
-            <w:pStyle w:val="TOC1"/>
+            <w:pStyle w:val="Spistreci1"/>
             <w:tabs>
-              <w:tab w:val="clear" w:pos="720"/>
-              <w:tab w:val="right" w:pos="10456" w:leader="dot"/>
+              <w:tab w:val="right" w:leader="dot" w:pos="10456"/>
             </w:tabs>
             <w:rPr>
-              <w:rFonts w:eastAsia="" w:eastAsiaTheme="minorEastAsia"/>
+              <w:rFonts w:eastAsiaTheme="minorEastAsia"/>
               <w:sz w:val="24"/>
               <w:szCs w:val="24"/>
               <w:lang w:val="pl-PL" w:eastAsia="pl-PL"/>
@@ -1400,8 +1283,8 @@
           <w:hyperlink w:anchor="_Toc209861177">
             <w:r>
               <w:rPr>
-                <w:webHidden/>
                 <w:rStyle w:val="czeindeksu"/>
+                <w:webHidden/>
                 <w:lang w:val="pl-PL"/>
               </w:rPr>
               <w:t>Odczyt / Zapis LocalStorage</w:t>
@@ -1416,7 +1299,12 @@
               <w:rPr>
                 <w:webHidden/>
               </w:rPr>
-              <w:instrText xml:space="preserve">PAGEREF _Toc209861177 \h</w:instrText>
+              <w:instrText>PAGEREF _Toc209861177 \h</w:instrText>
+            </w:r>
+            <w:r>
+              <w:rPr>
+                <w:webHidden/>
+              </w:rPr>
             </w:r>
             <w:r>
               <w:rPr>
@@ -1427,7 +1315,6 @@
             <w:r>
               <w:rPr>
                 <w:rStyle w:val="czeindeksu"/>
-                <w:vanish w:val="false"/>
               </w:rPr>
               <w:tab/>
               <w:t>5</w:t>
@@ -1442,13 +1329,12 @@
         </w:p>
         <w:p>
           <w:pPr>
-            <w:pStyle w:val="TOC1"/>
+            <w:pStyle w:val="Spistreci1"/>
             <w:tabs>
-              <w:tab w:val="clear" w:pos="720"/>
-              <w:tab w:val="right" w:pos="10456" w:leader="dot"/>
+              <w:tab w:val="right" w:leader="dot" w:pos="10456"/>
             </w:tabs>
             <w:rPr>
-              <w:rFonts w:eastAsia="" w:eastAsiaTheme="minorEastAsia"/>
+              <w:rFonts w:eastAsiaTheme="minorEastAsia"/>
               <w:sz w:val="24"/>
               <w:szCs w:val="24"/>
               <w:lang w:val="pl-PL" w:eastAsia="pl-PL"/>
@@ -1457,8 +1343,8 @@
           <w:hyperlink w:anchor="_Toc209861178">
             <w:r>
               <w:rPr>
-                <w:webHidden/>
                 <w:rStyle w:val="czeindeksu"/>
+                <w:webHidden/>
                 <w:lang w:val="pl-PL"/>
               </w:rPr>
               <w:t>Wyszukiwanie</w:t>
@@ -1473,7 +1359,12 @@
               <w:rPr>
                 <w:webHidden/>
               </w:rPr>
-              <w:instrText xml:space="preserve">PAGEREF _Toc209861178 \h</w:instrText>
+              <w:instrText>PAGEREF _Toc209861178 \h</w:instrText>
+            </w:r>
+            <w:r>
+              <w:rPr>
+                <w:webHidden/>
+              </w:rPr>
             </w:r>
             <w:r>
               <w:rPr>
@@ -1484,7 +1375,6 @@
             <w:r>
               <w:rPr>
                 <w:rStyle w:val="czeindeksu"/>
-                <w:vanish w:val="false"/>
               </w:rPr>
               <w:tab/>
               <w:t>6</w:t>
@@ -1499,13 +1389,12 @@
         </w:p>
         <w:p>
           <w:pPr>
-            <w:pStyle w:val="TOC1"/>
+            <w:pStyle w:val="Spistreci1"/>
             <w:tabs>
-              <w:tab w:val="clear" w:pos="720"/>
-              <w:tab w:val="right" w:pos="10456" w:leader="dot"/>
+              <w:tab w:val="right" w:leader="dot" w:pos="10456"/>
             </w:tabs>
             <w:rPr>
-              <w:rFonts w:eastAsia="" w:eastAsiaTheme="minorEastAsia"/>
+              <w:rFonts w:eastAsiaTheme="minorEastAsia"/>
               <w:sz w:val="24"/>
               <w:szCs w:val="24"/>
               <w:lang w:val="pl-PL" w:eastAsia="pl-PL"/>
@@ -1514,8 +1403,8 @@
           <w:hyperlink w:anchor="_Toc209861179">
             <w:r>
               <w:rPr>
-                <w:webHidden/>
                 <w:rStyle w:val="czeindeksu"/>
+                <w:webHidden/>
               </w:rPr>
               <w:t>Commit projektu do GIT</w:t>
             </w:r>
@@ -1529,7 +1418,12 @@
               <w:rPr>
                 <w:webHidden/>
               </w:rPr>
-              <w:instrText xml:space="preserve">PAGEREF _Toc209861179 \h</w:instrText>
+              <w:instrText>PAGEREF _Toc209861179 \h</w:instrText>
+            </w:r>
+            <w:r>
+              <w:rPr>
+                <w:webHidden/>
+              </w:rPr>
             </w:r>
             <w:r>
               <w:rPr>
@@ -1540,7 +1434,6 @@
             <w:r>
               <w:rPr>
                 <w:rStyle w:val="czeindeksu"/>
-                <w:vanish w:val="false"/>
               </w:rPr>
               <w:tab/>
               <w:t>6</w:t>
@@ -1555,13 +1448,12 @@
         </w:p>
         <w:p>
           <w:pPr>
-            <w:pStyle w:val="TOC1"/>
+            <w:pStyle w:val="Spistreci1"/>
             <w:tabs>
-              <w:tab w:val="clear" w:pos="720"/>
-              <w:tab w:val="right" w:pos="10456" w:leader="dot"/>
+              <w:tab w:val="right" w:leader="dot" w:pos="10456"/>
             </w:tabs>
             <w:rPr>
-              <w:rFonts w:eastAsia="" w:eastAsiaTheme="minorEastAsia"/>
+              <w:rFonts w:eastAsiaTheme="minorEastAsia"/>
               <w:sz w:val="24"/>
               <w:szCs w:val="24"/>
               <w:lang w:val="pl-PL" w:eastAsia="pl-PL"/>
@@ -1570,8 +1462,8 @@
           <w:hyperlink w:anchor="_Toc209861180">
             <w:r>
               <w:rPr>
-                <w:webHidden/>
                 <w:rStyle w:val="czeindeksu"/>
+                <w:webHidden/>
                 <w:lang w:val="pl-PL"/>
               </w:rPr>
               <w:t>Podsumowanie</w:t>
@@ -1586,7 +1478,12 @@
               <w:rPr>
                 <w:webHidden/>
               </w:rPr>
-              <w:instrText xml:space="preserve">PAGEREF _Toc209861180 \h</w:instrText>
+              <w:instrText>PAGEREF _Toc209861180 \h</w:instrText>
+            </w:r>
+            <w:r>
+              <w:rPr>
+                <w:webHidden/>
+              </w:rPr>
             </w:r>
             <w:r>
               <w:rPr>
@@ -1597,7 +1494,6 @@
             <w:r>
               <w:rPr>
                 <w:rStyle w:val="czeindeksu"/>
-                <w:vanish w:val="false"/>
               </w:rPr>
               <w:tab/>
               <w:t>7</w:t>
@@ -1612,7 +1508,6 @@
           <w:r>
             <w:rPr>
               <w:rStyle w:val="czeindeksu"/>
-              <w:vanish w:val="false"/>
             </w:rPr>
             <w:fldChar w:fldCharType="end"/>
           </w:r>
@@ -1621,7 +1516,7 @@
     </w:sdt>
     <w:p>
       <w:pPr>
-        <w:pStyle w:val="Heading1"/>
+        <w:pStyle w:val="Nagwek1"/>
         <w:rPr>
           <w:lang w:val="pl-PL"/>
         </w:rPr>
@@ -1637,7 +1532,6 @@
     </w:p>
     <w:p>
       <w:pPr>
-        <w:pStyle w:val="Normal"/>
         <w:rPr>
           <w:lang w:val="pl-PL"/>
         </w:rPr>
@@ -1653,7 +1547,7 @@
     </w:p>
     <w:p>
       <w:pPr>
-        <w:pStyle w:val="ListParagraph"/>
+        <w:pStyle w:val="Akapitzlist"/>
         <w:numPr>
           <w:ilvl w:val="0"/>
           <w:numId w:val="1"/>
@@ -1671,7 +1565,7 @@
     </w:p>
     <w:p>
       <w:pPr>
-        <w:pStyle w:val="ListParagraph"/>
+        <w:pStyle w:val="Akapitzlist"/>
         <w:numPr>
           <w:ilvl w:val="0"/>
           <w:numId w:val="1"/>
@@ -1684,12 +1578,17 @@
         <w:rPr>
           <w:lang w:val="pl-PL"/>
         </w:rPr>
-        <w:t>dodawania, usuwania, edytowania elementów drzewa DOM.</w:t>
-      </w:r>
-    </w:p>
-    <w:p>
-      <w:pPr>
-        <w:pStyle w:val="Normal"/>
+        <w:t>dodawania,</w:t>
+      </w:r>
+      <w:r>
+        <w:rPr>
+          <w:lang w:val="pl-PL"/>
+        </w:rPr>
+        <w:t xml:space="preserve"> usuwania, edytowania elementów drzewa DOM.</w:t>
+      </w:r>
+    </w:p>
+    <w:p>
+      <w:pPr>
         <w:rPr>
           <w:lang w:val="pl-PL"/>
         </w:rPr>
@@ -1703,7 +1602,7 @@
     </w:p>
     <w:p>
       <w:pPr>
-        <w:pStyle w:val="Heading1"/>
+        <w:pStyle w:val="Nagwek1"/>
         <w:rPr>
           <w:lang w:val="pl-PL"/>
         </w:rPr>
@@ -1721,7 +1620,6 @@
     </w:p>
     <w:p>
       <w:pPr>
-        <w:pStyle w:val="Normal"/>
         <w:rPr>
           <w:lang w:val="pl-PL"/>
         </w:rPr>
@@ -1735,7 +1633,6 @@
     </w:p>
     <w:p>
       <w:pPr>
-        <w:pStyle w:val="Normal"/>
         <w:rPr>
           <w:lang w:val="pl-PL"/>
         </w:rPr>
@@ -1749,10 +1646,9 @@
     </w:p>
     <w:p>
       <w:pPr>
-        <w:pStyle w:val="Heading1"/>
+        <w:pStyle w:val="Nagwek1"/>
         <w:tabs>
-          <w:tab w:val="clear" w:pos="720"/>
-          <w:tab w:val="left" w:pos="2040" w:leader="none"/>
+          <w:tab w:val="left" w:pos="2040"/>
         </w:tabs>
         <w:rPr>
           <w:lang w:val="pl-PL"/>
@@ -1764,6 +1660,7 @@
         <w:rPr>
           <w:lang w:val="pl-PL"/>
         </w:rPr>
+        <w:lastRenderedPageBreak/>
         <w:t>Uwaga</w:t>
       </w:r>
       <w:bookmarkEnd w:id="5"/>
@@ -1777,16 +1674,21 @@
     </w:p>
     <w:p>
       <w:pPr>
-        <w:pStyle w:val="Normal"/>
-        <w:rPr>
-          <w:lang w:val="pl-PL"/>
-        </w:rPr>
-      </w:pPr>
-      <w:r>
-        <w:rPr>
-          <w:lang w:val="pl-PL"/>
-        </w:rPr>
-        <w:t xml:space="preserve">Ten dokument aktywnie wykorzystuje niestandardowe właściwości. Podobnie jak w LAB A wejdź do </w:t>
+        <w:rPr>
+          <w:lang w:val="pl-PL"/>
+        </w:rPr>
+      </w:pPr>
+      <w:r>
+        <w:rPr>
+          <w:lang w:val="pl-PL"/>
+        </w:rPr>
+        <w:t>Ten dokumen</w:t>
+      </w:r>
+      <w:r>
+        <w:rPr>
+          <w:lang w:val="pl-PL"/>
+        </w:rPr>
+        <w:t xml:space="preserve">t aktywnie wykorzystuje niestandardowe właściwości. Podobnie jak w LAB A wejdź do </w:t>
       </w:r>
       <w:r>
         <w:rPr>
@@ -1848,12 +1750,14 @@
         </w:rPr>
         <w:t xml:space="preserve"> i zaktualizuj pola. Następnie uruchom ten dokument ponownie lub </w:t>
       </w:r>
+      <w:proofErr w:type="spellStart"/>
       <w:r>
         <w:rPr>
           <w:rStyle w:val="inline-code"/>
         </w:rPr>
         <w:t>Ctrl+A</w:t>
       </w:r>
+      <w:proofErr w:type="spellEnd"/>
       <w:r>
         <w:rPr>
           <w:lang w:val="pl-PL"/>
@@ -1875,7 +1779,7 @@
     </w:p>
     <w:p>
       <w:pPr>
-        <w:pStyle w:val="Heading1"/>
+        <w:pStyle w:val="Nagwek1"/>
         <w:rPr>
           <w:lang w:val="pl-PL"/>
         </w:rPr>
@@ -1891,7 +1795,6 @@
     </w:p>
     <w:p>
       <w:pPr>
-        <w:pStyle w:val="Normal"/>
         <w:rPr>
           <w:lang w:val="pl-PL"/>
         </w:rPr>
@@ -1941,7 +1844,7 @@
     </w:p>
     <w:p>
       <w:pPr>
-        <w:pStyle w:val="ListParagraph"/>
+        <w:pStyle w:val="Akapitzlist"/>
         <w:numPr>
           <w:ilvl w:val="0"/>
           <w:numId w:val="2"/>
@@ -1959,7 +1862,7 @@
     </w:p>
     <w:p>
       <w:pPr>
-        <w:pStyle w:val="ListParagraph"/>
+        <w:pStyle w:val="Akapitzlist"/>
         <w:numPr>
           <w:ilvl w:val="0"/>
           <w:numId w:val="2"/>
@@ -1977,7 +1880,7 @@
     </w:p>
     <w:p>
       <w:pPr>
-        <w:pStyle w:val="ListParagraph"/>
+        <w:pStyle w:val="Akapitzlist"/>
         <w:numPr>
           <w:ilvl w:val="0"/>
           <w:numId w:val="2"/>
@@ -1990,12 +1893,18 @@
         <w:rPr>
           <w:lang w:val="pl-PL"/>
         </w:rPr>
-        <w:t>na dole listy pole tekstowe do dodawania nowych zadań, pole typu data/czas do określenia terminu wykonania zadania, przycisk dodawania zadania</w:t>
-      </w:r>
-    </w:p>
-    <w:p>
-      <w:pPr>
-        <w:pStyle w:val="ListParagraph"/>
+        <w:t xml:space="preserve">na dole listy pole tekstowe do dodawania nowych zadań, pole typu data/czas do określenia terminu </w:t>
+      </w:r>
+      <w:r>
+        <w:rPr>
+          <w:lang w:val="pl-PL"/>
+        </w:rPr>
+        <w:t>wykonania zadania, przycisk dodawania zadania</w:t>
+      </w:r>
+    </w:p>
+    <w:p>
+      <w:pPr>
+        <w:pStyle w:val="Akapitzlist"/>
         <w:numPr>
           <w:ilvl w:val="0"/>
           <w:numId w:val="2"/>
@@ -2013,7 +1922,7 @@
     </w:p>
     <w:p>
       <w:pPr>
-        <w:pStyle w:val="ListParagraph"/>
+        <w:pStyle w:val="Akapitzlist"/>
         <w:numPr>
           <w:ilvl w:val="0"/>
           <w:numId w:val="2"/>
@@ -2031,7 +1940,7 @@
     </w:p>
     <w:p>
       <w:pPr>
-        <w:pStyle w:val="ListParagraph"/>
+        <w:pStyle w:val="Akapitzlist"/>
         <w:numPr>
           <w:ilvl w:val="0"/>
           <w:numId w:val="2"/>
@@ -2044,12 +1953,18 @@
         <w:rPr>
           <w:lang w:val="pl-PL"/>
         </w:rPr>
-        <w:t>po wpisaniu w wyszukiwarkę co najmniej 2 znaków na liście wyświetlają się wyłącznie pozycje zawierające wpisaną w wyszukiwarkę frazę</w:t>
-      </w:r>
-    </w:p>
-    <w:p>
-      <w:pPr>
-        <w:pStyle w:val="ListParagraph"/>
+        <w:t>po wpisaniu w wyszukiwarkę co najmniej 2 znaków na liście wyświetl</w:t>
+      </w:r>
+      <w:r>
+        <w:rPr>
+          <w:lang w:val="pl-PL"/>
+        </w:rPr>
+        <w:t>ają się wyłącznie pozycje zawierające wpisaną w wyszukiwarkę frazę</w:t>
+      </w:r>
+    </w:p>
+    <w:p>
+      <w:pPr>
+        <w:pStyle w:val="Akapitzlist"/>
         <w:numPr>
           <w:ilvl w:val="0"/>
           <w:numId w:val="2"/>
@@ -2067,7 +1982,7 @@
     </w:p>
     <w:p>
       <w:pPr>
-        <w:pStyle w:val="ListParagraph"/>
+        <w:pStyle w:val="Akapitzlist"/>
         <w:numPr>
           <w:ilvl w:val="0"/>
           <w:numId w:val="2"/>
@@ -2085,7 +2000,7 @@
     </w:p>
     <w:p>
       <w:pPr>
-        <w:pStyle w:val="ListParagraph"/>
+        <w:pStyle w:val="Akapitzlist"/>
         <w:numPr>
           <w:ilvl w:val="0"/>
           <w:numId w:val="2"/>
@@ -2098,12 +2013,18 @@
         <w:rPr>
           <w:lang w:val="pl-PL"/>
         </w:rPr>
-        <w:t>obok każdej pozycji listy znajduje się przycisku Usuń / Śmietnik</w:t>
-      </w:r>
-    </w:p>
-    <w:p>
-      <w:pPr>
-        <w:pStyle w:val="ListParagraph"/>
+        <w:t>obok każdej poz</w:t>
+      </w:r>
+      <w:r>
+        <w:rPr>
+          <w:lang w:val="pl-PL"/>
+        </w:rPr>
+        <w:t>ycji listy znajduje się przycisku Usuń / Śmietnik</w:t>
+      </w:r>
+    </w:p>
+    <w:p>
+      <w:pPr>
+        <w:pStyle w:val="Akapitzlist"/>
         <w:numPr>
           <w:ilvl w:val="0"/>
           <w:numId w:val="2"/>
@@ -2116,12 +2037,26 @@
         <w:rPr>
           <w:lang w:val="pl-PL"/>
         </w:rPr>
-        <w:t>wpisy na liście zapisują się do Local Storage</w:t>
-      </w:r>
-    </w:p>
-    <w:p>
-      <w:pPr>
-        <w:pStyle w:val="ListParagraph"/>
+        <w:t xml:space="preserve">wpisy na liście zapisują się do </w:t>
+      </w:r>
+      <w:proofErr w:type="spellStart"/>
+      <w:r>
+        <w:rPr>
+          <w:lang w:val="pl-PL"/>
+        </w:rPr>
+        <w:t>Local</w:t>
+      </w:r>
+      <w:proofErr w:type="spellEnd"/>
+      <w:r>
+        <w:rPr>
+          <w:lang w:val="pl-PL"/>
+        </w:rPr>
+        <w:t xml:space="preserve"> Storage</w:t>
+      </w:r>
+    </w:p>
+    <w:p>
+      <w:pPr>
+        <w:pStyle w:val="Akapitzlist"/>
         <w:numPr>
           <w:ilvl w:val="0"/>
           <w:numId w:val="2"/>
@@ -2134,33 +2069,56 @@
         <w:rPr>
           <w:lang w:val="pl-PL"/>
         </w:rPr>
-        <w:t>po odświeżeniu strony lista wypełnia się wpisami z Local Storage</w:t>
-      </w:r>
-    </w:p>
-    <w:p>
-      <w:pPr>
-        <w:pStyle w:val="Normal"/>
-        <w:rPr>
-          <w:lang w:val="pl-PL"/>
-        </w:rPr>
-      </w:pPr>
-      <w:r>
-        <w:rPr>
-          <w:lang w:val="pl-PL"/>
-        </w:rPr>
-        <w:t>Mockupy:</w:t>
-      </w:r>
-    </w:p>
-    <w:p>
-      <w:pPr>
-        <w:pStyle w:val="Normal"/>
+        <w:t xml:space="preserve">po odświeżeniu strony lista wypełnia się wpisami z </w:t>
+      </w:r>
+      <w:proofErr w:type="spellStart"/>
+      <w:r>
+        <w:rPr>
+          <w:lang w:val="pl-PL"/>
+        </w:rPr>
+        <w:t>Local</w:t>
+      </w:r>
+      <w:proofErr w:type="spellEnd"/>
+      <w:r>
+        <w:rPr>
+          <w:lang w:val="pl-PL"/>
+        </w:rPr>
+        <w:t xml:space="preserve"> Storage</w:t>
+      </w:r>
+    </w:p>
+    <w:p>
+      <w:pPr>
+        <w:rPr>
+          <w:lang w:val="pl-PL"/>
+        </w:rPr>
+      </w:pPr>
+      <w:proofErr w:type="spellStart"/>
+      <w:r>
+        <w:rPr>
+          <w:lang w:val="pl-PL"/>
+        </w:rPr>
+        <w:t>Mockupy</w:t>
+      </w:r>
+      <w:proofErr w:type="spellEnd"/>
+      <w:r>
+        <w:rPr>
+          <w:lang w:val="pl-PL"/>
+        </w:rPr>
+        <w:t>:</w:t>
+      </w:r>
+    </w:p>
+    <w:p>
+      <w:pPr>
         <w:jc w:val="center"/>
         <w:rPr>
           <w:lang w:val="pl-PL"/>
         </w:rPr>
       </w:pPr>
       <w:r>
-        <w:rPr/>
+        <w:rPr>
+          <w:noProof/>
+          <w:lang w:val="pl-PL" w:eastAsia="pl-PL"/>
+        </w:rPr>
         <mc:AlternateContent>
           <mc:Choice Requires="wps">
             <w:drawing>
@@ -2168,15 +2126,16 @@
                 <wp:extent cx="2655570" cy="1327785"/>
                 <wp:effectExtent l="152400" t="152400" r="354965" b="368300"/>
                 <wp:docPr id="1" name="Obraz 2"/>
+                <wp:cNvGraphicFramePr/>
                 <a:graphic xmlns:a="http://schemas.openxmlformats.org/drawingml/2006/main">
                   <a:graphicData uri="http://schemas.openxmlformats.org/drawingml/2006/picture">
                     <pic:pic xmlns:pic="http://schemas.openxmlformats.org/drawingml/2006/picture">
                       <pic:nvPicPr>
-                        <pic:cNvPr id="2" name="Obraz 2" descr=""/>
+                        <pic:cNvPr id="2" name="Obraz 2"/>
                         <pic:cNvPicPr/>
                       </pic:nvPicPr>
                       <pic:blipFill>
-                        <a:blip r:embed="rId2"/>
+                        <a:blip r:embed="rId11"/>
                         <a:stretch/>
                       </pic:blipFill>
                       <pic:spPr>
@@ -2192,7 +2151,7 @@
                           <a:noFill/>
                         </a:ln>
                         <a:effectLst>
-                          <a:outerShdw algn="tl" blurRad="291960" dir="2700000" dist="138988" rotWithShape="0">
+                          <a:outerShdw blurRad="291960" dist="138988" dir="2700000" algn="tl" rotWithShape="0">
                             <a:srgbClr val="333333">
                               <a:alpha val="65000"/>
                             </a:srgbClr>
@@ -2205,7 +2164,7 @@
               </wp:inline>
             </w:drawing>
           </mc:Choice>
-          <mc:Fallback>
+          <mc:Fallback xmlns:pic="http://schemas.openxmlformats.org/drawingml/2006/picture">
             <w:pict>
               <v:shapetype id="_x0000_t75" coordsize="21600,21600" o:spt="75" o:preferrelative="t" path="m@4@5l@4@11@9@11@9@5xe" filled="f" stroked="f">
                 <v:stroke joinstyle="miter"/>
@@ -2227,7 +2186,7 @@
                 <o:lock v:ext="edit" aspectratio="t"/>
               </v:shapetype>
               <v:shape id="shape_0" ID="Obraz 2" stroked="f" o:allowincell="f" style="position:absolute;margin-left:0pt;margin-top:-145.6pt;width:209.05pt;height:104.5pt;mso-wrap-style:none;v-text-anchor:middle;mso-position-vertical:top" wp14:anchorId="53B66ACA" type="_x0000_t75">
-                <v:imagedata r:id="rId3" o:detectmouseclick="t"/>
+                <v:imagedata r:id="rId12" o:detectmouseclick="t"/>
                 <v:stroke color="#3465a4" joinstyle="round" endcap="flat"/>
                 <w10:wrap type="square"/>
               </v:shape>
@@ -2236,7 +2195,10 @@
         </mc:AlternateContent>
       </w:r>
       <w:r>
-        <w:rPr/>
+        <w:rPr>
+          <w:noProof/>
+          <w:lang w:val="pl-PL" w:eastAsia="pl-PL"/>
+        </w:rPr>
         <mc:AlternateContent>
           <mc:Choice Requires="wps">
             <w:drawing>
@@ -2244,15 +2206,16 @@
                 <wp:extent cx="2632710" cy="1316355"/>
                 <wp:effectExtent l="152400" t="152400" r="358140" b="360045"/>
                 <wp:docPr id="3" name="Obraz 3"/>
+                <wp:cNvGraphicFramePr/>
                 <a:graphic xmlns:a="http://schemas.openxmlformats.org/drawingml/2006/main">
                   <a:graphicData uri="http://schemas.openxmlformats.org/drawingml/2006/picture">
                     <pic:pic xmlns:pic="http://schemas.openxmlformats.org/drawingml/2006/picture">
                       <pic:nvPicPr>
-                        <pic:cNvPr id="4" name="Obraz 3" descr=""/>
+                        <pic:cNvPr id="4" name="Obraz 3"/>
                         <pic:cNvPicPr/>
                       </pic:nvPicPr>
                       <pic:blipFill>
-                        <a:blip r:embed="rId4"/>
+                        <a:blip r:embed="rId13"/>
                         <a:stretch/>
                       </pic:blipFill>
                       <pic:spPr>
@@ -2268,7 +2231,7 @@
                           <a:noFill/>
                         </a:ln>
                         <a:effectLst>
-                          <a:outerShdw algn="tl" blurRad="291960" dir="2700000" dist="138988" rotWithShape="0">
+                          <a:outerShdw blurRad="291960" dist="138988" dir="2700000" algn="tl" rotWithShape="0">
                             <a:srgbClr val="333333">
                               <a:alpha val="65000"/>
                             </a:srgbClr>
@@ -2281,10 +2244,10 @@
               </wp:inline>
             </w:drawing>
           </mc:Choice>
-          <mc:Fallback>
+          <mc:Fallback xmlns:pic="http://schemas.openxmlformats.org/drawingml/2006/picture">
             <w:pict>
               <v:shape id="shape_0" ID="Obraz 3" stroked="f" o:allowincell="f" style="position:absolute;margin-left:0pt;margin-top:-144.05pt;width:207.25pt;height:103.6pt;mso-wrap-style:none;v-text-anchor:middle;mso-position-vertical:top" wp14:anchorId="7DA2E03B" type="_x0000_t75">
-                <v:imagedata r:id="rId5" o:detectmouseclick="t"/>
+                <v:imagedata r:id="rId14" o:detectmouseclick="t"/>
                 <v:stroke color="#3465a4" joinstyle="round" endcap="flat"/>
                 <w10:wrap type="square"/>
               </v:shape>
@@ -2293,7 +2256,10 @@
         </mc:AlternateContent>
       </w:r>
       <w:r>
-        <w:rPr/>
+        <w:rPr>
+          <w:noProof/>
+          <w:lang w:val="pl-PL" w:eastAsia="pl-PL"/>
+        </w:rPr>
         <mc:AlternateContent>
           <mc:Choice Requires="wps">
             <w:drawing>
@@ -2301,15 +2267,16 @@
                 <wp:extent cx="2612390" cy="872490"/>
                 <wp:effectExtent l="152400" t="152400" r="360045" b="365760"/>
                 <wp:docPr id="5" name="Obraz 4"/>
+                <wp:cNvGraphicFramePr/>
                 <a:graphic xmlns:a="http://schemas.openxmlformats.org/drawingml/2006/main">
                   <a:graphicData uri="http://schemas.openxmlformats.org/drawingml/2006/picture">
                     <pic:pic xmlns:pic="http://schemas.openxmlformats.org/drawingml/2006/picture">
                       <pic:nvPicPr>
-                        <pic:cNvPr id="6" name="Obraz 4" descr=""/>
+                        <pic:cNvPr id="6" name="Obraz 4"/>
                         <pic:cNvPicPr/>
                       </pic:nvPicPr>
                       <pic:blipFill>
-                        <a:blip r:embed="rId6"/>
+                        <a:blip r:embed="rId15"/>
                         <a:stretch/>
                       </pic:blipFill>
                       <pic:spPr>
@@ -2325,7 +2292,7 @@
                           <a:noFill/>
                         </a:ln>
                         <a:effectLst>
-                          <a:outerShdw algn="tl" blurRad="291960" dir="2700000" dist="138988" rotWithShape="0">
+                          <a:outerShdw blurRad="291960" dist="138988" dir="2700000" algn="tl" rotWithShape="0">
                             <a:srgbClr val="333333">
                               <a:alpha val="65000"/>
                             </a:srgbClr>
@@ -2338,10 +2305,10 @@
               </wp:inline>
             </w:drawing>
           </mc:Choice>
-          <mc:Fallback>
+          <mc:Fallback xmlns:pic="http://schemas.openxmlformats.org/drawingml/2006/picture">
             <w:pict>
               <v:shape id="shape_0" ID="Obraz 4" stroked="f" o:allowincell="f" style="position:absolute;margin-left:0pt;margin-top:-109.55pt;width:205.65pt;height:68.65pt;mso-wrap-style:none;v-text-anchor:middle;mso-position-vertical:top" wp14:anchorId="34B25680" type="_x0000_t75">
-                <v:imagedata r:id="rId7" o:detectmouseclick="t"/>
+                <v:imagedata r:id="rId16" o:detectmouseclick="t"/>
                 <v:stroke color="#3465a4" joinstyle="round" endcap="flat"/>
                 <w10:wrap type="square"/>
               </v:shape>
@@ -2352,7 +2319,7 @@
     </w:p>
     <w:p>
       <w:pPr>
-        <w:pStyle w:val="Heading1"/>
+        <w:pStyle w:val="Nagwek1"/>
         <w:rPr>
           <w:lang w:val="pl-PL"/>
         </w:rPr>
@@ -2362,22 +2329,28 @@
         <w:rPr>
           <w:lang w:val="pl-PL"/>
         </w:rPr>
+        <w:lastRenderedPageBreak/>
         <w:t>Strona HTML</w:t>
       </w:r>
       <w:bookmarkEnd w:id="8"/>
     </w:p>
     <w:p>
       <w:pPr>
-        <w:pStyle w:val="Normal"/>
-        <w:rPr>
-          <w:lang w:val="pl-PL"/>
-        </w:rPr>
-      </w:pPr>
-      <w:r>
-        <w:rPr>
-          <w:lang w:val="pl-PL"/>
-        </w:rPr>
-        <w:t xml:space="preserve">Prace rozpocznij od implementacji HTML z danymi wpisanymi „na sztywno”. Upewnij się, że wstawione zostały wszystkie wymagane elementy – pole wyszukiwarki, lista, pole dodawania, przycisk usuwania. To laboratorium koncentruje się na JS, więc może być ładne, ale nie musi. </w:t>
+        <w:rPr>
+          <w:lang w:val="pl-PL"/>
+        </w:rPr>
+      </w:pPr>
+      <w:r>
+        <w:rPr>
+          <w:lang w:val="pl-PL"/>
+        </w:rPr>
+        <w:t>Prace rozpocznij od implementacji HTML z danymi wpisanymi „na sztywno”</w:t>
+      </w:r>
+      <w:r>
+        <w:rPr>
+          <w:lang w:val="pl-PL"/>
+        </w:rPr>
+        <w:t xml:space="preserve">. Upewnij się, że wstawione zostały wszystkie wymagane elementy – pole wyszukiwarki, lista, pole dodawania, przycisk usuwania. To laboratorium koncentruje się na JS, więc może być ładne, ale nie musi. </w:t>
       </w:r>
       <w:r>
         <w:rPr>
@@ -2391,37 +2364,39 @@
         <w:rPr>
           <w:lang w:val="pl-PL"/>
         </w:rPr>
-        <w:t xml:space="preserve"> – to jest laboratorium z JS.</w:t>
+        <w:t xml:space="preserve"> – to jest laboratorium z </w:t>
+      </w:r>
+      <w:r>
+        <w:rPr>
+          <w:lang w:val="pl-PL"/>
+        </w:rPr>
+        <w:t>JS.</w:t>
       </w:r>
     </w:p>
     <w:p>
       <w:pPr>
         <w:pStyle w:val="Zadanie"/>
-        <w:rPr/>
-      </w:pPr>
-      <w:r>
-        <w:rPr/>
+      </w:pPr>
+      <w:r>
         <w:t>Wstaw zrzut ekranu przedstawiający stronę HTML z polem wyszukiwarki, listą, polem dodawania, przyciskami usuwania:</w:t>
       </w:r>
     </w:p>
     <w:p>
       <w:pPr>
         <w:pStyle w:val="Zadanie"/>
-        <w:rPr/>
-      </w:pPr>
-      <w:r>
-        <w:rPr/>
-      </w:r>
+      </w:pPr>
     </w:p>
     <w:p>
       <w:pPr>
         <w:pStyle w:val="Zadanie"/>
-        <w:rPr/>
-      </w:pPr>
-      <w:r>
-        <w:rPr/>
+      </w:pPr>
+      <w:r>
+        <w:rPr>
+          <w:noProof/>
+          <w:lang w:eastAsia="pl-PL"/>
+        </w:rPr>
         <w:drawing>
-          <wp:anchor behindDoc="0" distT="0" distB="0" distL="0" distR="0" simplePos="0" locked="0" layoutInCell="0" allowOverlap="1" relativeHeight="19">
+          <wp:anchor distT="0" distB="0" distL="0" distR="0" simplePos="0" relativeHeight="19" behindDoc="0" locked="0" layoutInCell="0" allowOverlap="1">
             <wp:simplePos x="0" y="0"/>
             <wp:positionH relativeFrom="column">
               <wp:align>center</wp:align>
@@ -2446,7 +2421,7 @@
                     </pic:cNvPicPr>
                   </pic:nvPicPr>
                   <pic:blipFill>
-                    <a:blip r:embed="rId8"/>
+                    <a:blip r:embed="rId17"/>
                     <a:stretch>
                       <a:fillRect/>
                     </a:stretch>
@@ -2471,63 +2446,39 @@
     <w:p>
       <w:pPr>
         <w:pStyle w:val="Zadanie"/>
-        <w:rPr/>
-      </w:pPr>
-      <w:r>
-        <w:rPr/>
-      </w:r>
+      </w:pPr>
     </w:p>
     <w:tbl>
       <w:tblPr>
         <w:tblStyle w:val="Tabela-Siatka"/>
         <w:tblW w:w="5000" w:type="pct"/>
-        <w:jc w:val="start"/>
-        <w:tblInd w:w="0" w:type="dxa"/>
         <w:tblLayout w:type="fixed"/>
-        <w:tblCellMar>
-          <w:top w:w="0" w:type="dxa"/>
-          <w:start w:w="108" w:type="dxa"/>
-          <w:bottom w:w="0" w:type="dxa"/>
-          <w:end w:w="108" w:type="dxa"/>
-        </w:tblCellMar>
-        <w:tblLook w:firstRow="1" w:noVBand="1" w:lastRow="0" w:firstColumn="1" w:lastColumn="0" w:noHBand="0" w:val="04a0"/>
+        <w:tblLook w:val="04A0" w:firstRow="1" w:lastRow="0" w:firstColumn="1" w:lastColumn="0" w:noHBand="0" w:noVBand="1"/>
       </w:tblPr>
       <w:tblGrid>
-        <w:gridCol w:w="8195"/>
+        <w:gridCol w:w="8187"/>
+        <w:gridCol w:w="1134"/>
         <w:gridCol w:w="1135"/>
-        <w:gridCol w:w="1136"/>
       </w:tblGrid>
       <w:tr>
         <w:trPr>
-          <w:trHeight w:val="567" w:hRule="exact"/>
+          <w:trHeight w:hRule="exact" w:val="567"/>
         </w:trPr>
         <w:tc>
           <w:tcPr>
             <w:tcW w:w="8195" w:type="dxa"/>
-            <w:tcBorders/>
             <w:vAlign w:val="center"/>
           </w:tcPr>
           <w:p>
             <w:pPr>
               <w:pStyle w:val="PunktyTabela"/>
-              <w:widowControl/>
-              <w:spacing w:before="0" w:after="0"/>
-              <w:jc w:val="start"/>
-              <w:rPr>
-                <w:rFonts w:ascii="Calibri" w:hAnsi="Calibri" w:eastAsia="Calibri" w:cs="Arial"/>
-                <w:kern w:val="2"/>
-                <w:sz w:val="22"/>
-                <w:szCs w:val="22"/>
-                <w:lang w:eastAsia="en-US" w:bidi="ar-SA"/>
+              <w:rPr>
+                <w:rFonts w:ascii="Calibri" w:eastAsia="Calibri" w:hAnsi="Calibri" w:cs="Arial"/>
               </w:rPr>
             </w:pPr>
             <w:r>
               <w:rPr>
                 <w:rFonts w:eastAsia="Calibri" w:cs="Arial"/>
-                <w:kern w:val="2"/>
-                <w:sz w:val="22"/>
-                <w:szCs w:val="22"/>
-                <w:lang w:eastAsia="en-US" w:bidi="ar-SA"/>
               </w:rPr>
               <w:t>Punkty:</w:t>
             </w:r>
@@ -2536,30 +2487,19 @@
         <w:tc>
           <w:tcPr>
             <w:tcW w:w="1135" w:type="dxa"/>
-            <w:tcBorders/>
             <w:vAlign w:val="center"/>
           </w:tcPr>
           <w:p>
             <w:pPr>
               <w:pStyle w:val="PunktyTabela"/>
-              <w:widowControl/>
-              <w:spacing w:before="0" w:after="0"/>
               <w:jc w:val="center"/>
               <w:rPr>
-                <w:rFonts w:ascii="Calibri" w:hAnsi="Calibri" w:eastAsia="Calibri" w:cs="Arial"/>
-                <w:kern w:val="2"/>
-                <w:sz w:val="22"/>
-                <w:szCs w:val="22"/>
-                <w:lang w:eastAsia="en-US" w:bidi="ar-SA"/>
+                <w:rFonts w:ascii="Calibri" w:eastAsia="Calibri" w:hAnsi="Calibri" w:cs="Arial"/>
               </w:rPr>
             </w:pPr>
             <w:r>
               <w:rPr>
                 <w:rFonts w:eastAsia="Calibri" w:cs="Arial"/>
-                <w:kern w:val="2"/>
-                <w:sz w:val="22"/>
-                <w:szCs w:val="22"/>
-                <w:lang w:eastAsia="en-US" w:bidi="ar-SA"/>
               </w:rPr>
               <w:t>0</w:t>
             </w:r>
@@ -2568,30 +2508,19 @@
         <w:tc>
           <w:tcPr>
             <w:tcW w:w="1136" w:type="dxa"/>
-            <w:tcBorders/>
             <w:vAlign w:val="center"/>
           </w:tcPr>
           <w:p>
             <w:pPr>
               <w:pStyle w:val="PunktyTabela"/>
-              <w:widowControl/>
-              <w:spacing w:before="0" w:after="0"/>
               <w:jc w:val="center"/>
               <w:rPr>
-                <w:rFonts w:ascii="Calibri" w:hAnsi="Calibri" w:eastAsia="Calibri" w:cs="Arial"/>
-                <w:kern w:val="2"/>
-                <w:sz w:val="22"/>
-                <w:szCs w:val="22"/>
-                <w:lang w:eastAsia="en-US" w:bidi="ar-SA"/>
+                <w:rFonts w:ascii="Calibri" w:eastAsia="Calibri" w:hAnsi="Calibri" w:cs="Arial"/>
               </w:rPr>
             </w:pPr>
             <w:r>
               <w:rPr>
                 <w:rFonts w:eastAsia="Calibri" w:cs="Arial"/>
-                <w:kern w:val="2"/>
-                <w:sz w:val="22"/>
-                <w:szCs w:val="22"/>
-                <w:lang w:eastAsia="en-US" w:bidi="ar-SA"/>
               </w:rPr>
               <w:t>1</w:t>
             </w:r>
@@ -2601,7 +2530,7 @@
     </w:tbl>
     <w:p>
       <w:pPr>
-        <w:pStyle w:val="Heading1"/>
+        <w:pStyle w:val="Nagwek1"/>
         <w:rPr>
           <w:lang w:val="pl-PL"/>
         </w:rPr>
@@ -2611,26 +2540,47 @@
         <w:rPr>
           <w:lang w:val="pl-PL"/>
         </w:rPr>
-        <w:t>Klasa Todo</w:t>
+        <w:t xml:space="preserve">Klasa </w:t>
+      </w:r>
+      <w:proofErr w:type="spellStart"/>
+      <w:r>
+        <w:rPr>
+          <w:lang w:val="pl-PL"/>
+        </w:rPr>
+        <w:t>Todo</w:t>
       </w:r>
       <w:bookmarkEnd w:id="9"/>
-    </w:p>
-    <w:p>
-      <w:pPr>
-        <w:pStyle w:val="Normal"/>
-        <w:rPr>
-          <w:lang w:val="pl-PL"/>
-        </w:rPr>
-      </w:pPr>
-      <w:r>
-        <w:rPr>
-          <w:lang w:val="pl-PL"/>
-        </w:rPr>
-        <w:t xml:space="preserve">Pierwszym instynktem może być chęć dodania zachowań bezpośrednio do elementów listy w drzewie DOM. Chociaż na krótką metę wydaje się być to najprostsze rozwiązanie, za chwilę okaże się krótkowzroczne i trudne do implementacji przy kolejnych punktach </w:t>
-      </w:r>
-      <w:r>
-        <w:rPr>
-          <w:rFonts w:eastAsia="Segoe UI Emoji" w:cs="Segoe UI Emoji" w:ascii="Segoe UI Emoji" w:hAnsi="Segoe UI Emoji"/>
+      <w:proofErr w:type="spellEnd"/>
+    </w:p>
+    <w:p>
+      <w:pPr>
+        <w:rPr>
+          <w:lang w:val="pl-PL"/>
+        </w:rPr>
+      </w:pPr>
+      <w:r>
+        <w:rPr>
+          <w:lang w:val="pl-PL"/>
+        </w:rPr>
+        <w:t xml:space="preserve">Pierwszym instynktem może być chęć dodania </w:t>
+      </w:r>
+      <w:proofErr w:type="spellStart"/>
+      <w:r>
+        <w:rPr>
+          <w:lang w:val="pl-PL"/>
+        </w:rPr>
+        <w:t>zachowań</w:t>
+      </w:r>
+      <w:proofErr w:type="spellEnd"/>
+      <w:r>
+        <w:rPr>
+          <w:lang w:val="pl-PL"/>
+        </w:rPr>
+        <w:t xml:space="preserve"> bezpośrednio do elementów listy w drzewie DOM. Chociaż na krótką metę wydaje się być to najprostsze rozwiązanie, za chwilę okaże się krótkowzroczne i trudne do implementacji przy kolejnych punktach </w:t>
+      </w:r>
+      <w:r>
+        <w:rPr>
+          <w:rFonts w:ascii="Segoe UI Emoji" w:eastAsia="Segoe UI Emoji" w:hAnsi="Segoe UI Emoji" w:cs="Segoe UI Emoji"/>
           <w:lang w:val="pl-PL"/>
         </w:rPr>
         <w:t>😊</w:t>
@@ -2638,34 +2588,57 @@
     </w:p>
     <w:p>
       <w:pPr>
-        <w:pStyle w:val="Normal"/>
-        <w:rPr>
-          <w:lang w:val="pl-PL"/>
-        </w:rPr>
-      </w:pPr>
-      <w:r>
-        <w:rPr>
-          <w:lang w:val="pl-PL"/>
-        </w:rPr>
-        <w:t xml:space="preserve">Najlepszym sposobem rozwiązania tego laboratorium jest utworzenie klasy Todo (albo po prostu obiektu z kilkoma metodami). Bez względu na przyjętą strategię, należy w tym nowoutworzonym bycie utworzyć tablicę </w:t>
-      </w:r>
+        <w:rPr>
+          <w:lang w:val="pl-PL"/>
+        </w:rPr>
+      </w:pPr>
+      <w:r>
+        <w:rPr>
+          <w:lang w:val="pl-PL"/>
+        </w:rPr>
+        <w:t xml:space="preserve">Najlepszym sposobem rozwiązania tego laboratorium jest utworzenie klasy </w:t>
+      </w:r>
+      <w:proofErr w:type="spellStart"/>
+      <w:r>
+        <w:rPr>
+          <w:lang w:val="pl-PL"/>
+        </w:rPr>
+        <w:t>Todo</w:t>
+      </w:r>
+      <w:proofErr w:type="spellEnd"/>
+      <w:r>
+        <w:rPr>
+          <w:lang w:val="pl-PL"/>
+        </w:rPr>
+        <w:t xml:space="preserve"> (albo po prostu obiektu z kilkoma metodami). Bez względu na przyjętą strategię, należy w tym nowoutworzonym bycie utworzyć tablicę </w:t>
+      </w:r>
+      <w:proofErr w:type="spellStart"/>
       <w:r>
         <w:rPr>
           <w:rStyle w:val="inline-code"/>
         </w:rPr>
         <w:t>tasks</w:t>
       </w:r>
+      <w:proofErr w:type="spellEnd"/>
       <w:r>
         <w:rPr>
           <w:lang w:val="pl-PL"/>
         </w:rPr>
         <w:t xml:space="preserve"> oraz metodę </w:t>
       </w:r>
+      <w:proofErr w:type="spellStart"/>
       <w:r>
         <w:rPr>
           <w:rStyle w:val="inline-code"/>
         </w:rPr>
-        <w:t>draw()</w:t>
+        <w:t>draw</w:t>
+      </w:r>
+      <w:proofErr w:type="spellEnd"/>
+      <w:r>
+        <w:rPr>
+          <w:rStyle w:val="inline-code"/>
+        </w:rPr>
+        <w:t>()</w:t>
       </w:r>
       <w:r>
         <w:rPr>
@@ -2683,14 +2656,22 @@
         <w:rPr>
           <w:lang w:val="pl-PL"/>
         </w:rPr>
-        <w:t xml:space="preserve"> z obecną wizualizacją zadań do zrobienia i wygeneruje ją na nowo na podstawie tablicy </w:t>
-      </w:r>
+        <w:t xml:space="preserve"> z o</w:t>
+      </w:r>
+      <w:r>
+        <w:rPr>
+          <w:lang w:val="pl-PL"/>
+        </w:rPr>
+        <w:t xml:space="preserve">becną wizualizacją zadań do zrobienia i wygeneruje ją na nowo na podstawie tablicy </w:t>
+      </w:r>
+      <w:proofErr w:type="spellStart"/>
       <w:r>
         <w:rPr>
           <w:rStyle w:val="inline-code"/>
         </w:rPr>
         <w:t>tasks</w:t>
       </w:r>
+      <w:proofErr w:type="spellEnd"/>
       <w:r>
         <w:rPr>
           <w:lang w:val="pl-PL"/>
@@ -2700,45 +2681,74 @@
     </w:p>
     <w:p>
       <w:pPr>
-        <w:pStyle w:val="Normal"/>
-        <w:rPr>
-          <w:lang w:val="pl-PL"/>
-        </w:rPr>
-      </w:pPr>
-      <w:r>
-        <w:rPr>
-          <w:lang w:val="pl-PL"/>
-        </w:rPr>
+        <w:rPr>
+          <w:lang w:val="pl-PL"/>
+        </w:rPr>
+      </w:pPr>
+      <w:r>
+        <w:rPr>
+          <w:lang w:val="pl-PL"/>
+        </w:rPr>
+        <w:lastRenderedPageBreak/>
         <w:t xml:space="preserve">W celu sprawdzenia poprawności działania, najlepiej dostać się do tablicy </w:t>
       </w:r>
+      <w:proofErr w:type="spellStart"/>
       <w:r>
         <w:rPr>
           <w:rStyle w:val="inline-code"/>
         </w:rPr>
         <w:t>tasks</w:t>
       </w:r>
+      <w:proofErr w:type="spellEnd"/>
       <w:r>
         <w:rPr>
           <w:lang w:val="pl-PL"/>
         </w:rPr>
         <w:t xml:space="preserve"> i edytować jej zawartość, po czym ręcznie wywołać metodę </w:t>
       </w:r>
+      <w:proofErr w:type="spellStart"/>
       <w:r>
         <w:rPr>
           <w:rStyle w:val="inline-code"/>
         </w:rPr>
-        <w:t>draw()</w:t>
-      </w:r>
-      <w:r>
-        <w:rPr>
-          <w:lang w:val="pl-PL"/>
-        </w:rPr>
-        <w:t>. Jeśli zawartość listy wyrenderuje się na nowo poprawnie – możemy iść dalej!</w:t>
-      </w:r>
-    </w:p>
-    <w:p>
-      <w:pPr>
-        <w:pStyle w:val="Normal"/>
+        <w:t>draw</w:t>
+      </w:r>
+      <w:proofErr w:type="spellEnd"/>
+      <w:r>
+        <w:rPr>
+          <w:rStyle w:val="inline-code"/>
+        </w:rPr>
+        <w:t>()</w:t>
+      </w:r>
+      <w:r>
+        <w:rPr>
+          <w:lang w:val="pl-PL"/>
+        </w:rPr>
+        <w:t>. Jeśli zawartość listy</w:t>
+      </w:r>
+      <w:r>
+        <w:rPr>
+          <w:lang w:val="pl-PL"/>
+        </w:rPr>
+        <w:t xml:space="preserve"> </w:t>
+      </w:r>
+      <w:proofErr w:type="spellStart"/>
+      <w:r>
+        <w:rPr>
+          <w:lang w:val="pl-PL"/>
+        </w:rPr>
+        <w:t>wyrenderuje</w:t>
+      </w:r>
+      <w:proofErr w:type="spellEnd"/>
+      <w:r>
+        <w:rPr>
+          <w:lang w:val="pl-PL"/>
+        </w:rPr>
+        <w:t xml:space="preserve"> się na nowo poprawnie – możemy iść dalej!</w:t>
+      </w:r>
+    </w:p>
+    <w:p>
+      <w:pPr>
         <w:rPr>
           <w:lang w:val="pl-PL"/>
         </w:rPr>
@@ -2749,23 +2759,33 @@
         </w:rPr>
         <w:t xml:space="preserve">Zaimplementuj dodawanie, usuwanie, edycję pozycji listy – wszystko modyfikujące tablicę </w:t>
       </w:r>
+      <w:proofErr w:type="spellStart"/>
       <w:r>
         <w:rPr>
           <w:rStyle w:val="inline-code"/>
         </w:rPr>
         <w:t>tasks</w:t>
       </w:r>
+      <w:proofErr w:type="spellEnd"/>
       <w:r>
         <w:rPr>
           <w:lang w:val="pl-PL"/>
         </w:rPr>
         <w:t xml:space="preserve"> i wywołujące na koniec metodę </w:t>
       </w:r>
+      <w:proofErr w:type="spellStart"/>
       <w:r>
         <w:rPr>
           <w:rStyle w:val="inline-code"/>
         </w:rPr>
-        <w:t>draw()</w:t>
+        <w:t>draw</w:t>
+      </w:r>
+      <w:proofErr w:type="spellEnd"/>
+      <w:r>
+        <w:rPr>
+          <w:rStyle w:val="inline-code"/>
+        </w:rPr>
+        <w:t>()</w:t>
       </w:r>
       <w:r>
         <w:rPr>
@@ -2776,7 +2796,7 @@
     </w:p>
     <w:p>
       <w:pPr>
-        <w:pStyle w:val="Heading1"/>
+        <w:pStyle w:val="Nagwek1"/>
         <w:rPr>
           <w:lang w:val="pl-PL"/>
         </w:rPr>
@@ -2793,29 +2813,28 @@
     <w:p>
       <w:pPr>
         <w:pStyle w:val="Zadanie"/>
-        <w:rPr/>
-      </w:pPr>
-      <w:r>
-        <w:rPr/>
-        <w:t>Wstaw zrzut ekranu listy przed dodaniem nowego zadania:</w:t>
+      </w:pPr>
+      <w:r>
+        <w:t>Wstaw zrzut ekranu listy przed dodaniem noweg</w:t>
+      </w:r>
+      <w:r>
+        <w:t>o zadania:</w:t>
       </w:r>
     </w:p>
     <w:p>
       <w:pPr>
         <w:pStyle w:val="Zadanie"/>
-        <w:rPr/>
-      </w:pPr>
-      <w:r>
-        <w:rPr/>
-      </w:r>
+      </w:pPr>
     </w:p>
     <w:p>
       <w:pPr>
         <w:pStyle w:val="Zadanie"/>
-        <w:rPr/>
-      </w:pPr>
-      <w:r>
-        <w:rPr/>
+      </w:pPr>
+      <w:r>
+        <w:rPr>
+          <w:noProof/>
+          <w:lang w:eastAsia="pl-PL"/>
+        </w:rPr>
         <w:drawing>
           <wp:inline distT="0" distB="0" distL="0" distR="0">
             <wp:extent cx="6645910" cy="2831465"/>
@@ -2834,7 +2853,7 @@
                     </pic:cNvPicPr>
                   </pic:nvPicPr>
                   <pic:blipFill>
-                    <a:blip r:embed="rId9"/>
+                    <a:blip r:embed="rId18"/>
                     <a:stretch>
                       <a:fillRect/>
                     </a:stretch>
@@ -2859,29 +2878,25 @@
     <w:p>
       <w:pPr>
         <w:pStyle w:val="Zadanie"/>
-        <w:rPr/>
-      </w:pPr>
-      <w:r>
-        <w:rPr/>
-      </w:r>
+      </w:pPr>
     </w:p>
     <w:p>
       <w:pPr>
         <w:pStyle w:val="Zadanie"/>
-        <w:rPr/>
-      </w:pPr>
-      <w:r>
-        <w:rPr/>
+      </w:pPr>
+      <w:r>
         <w:t>Wstaw zrzut ekranu listy po dodaniu nowego zadania:</w:t>
       </w:r>
     </w:p>
     <w:p>
       <w:pPr>
         <w:pStyle w:val="Zadanie"/>
-        <w:rPr/>
-      </w:pPr>
-      <w:r>
-        <w:rPr/>
+      </w:pPr>
+      <w:r>
+        <w:rPr>
+          <w:noProof/>
+          <w:lang w:eastAsia="pl-PL"/>
+        </w:rPr>
         <w:drawing>
           <wp:inline distT="0" distB="0" distL="0" distR="0">
             <wp:extent cx="6645910" cy="2647315"/>
@@ -2900,7 +2915,7 @@
                     </pic:cNvPicPr>
                   </pic:nvPicPr>
                   <pic:blipFill>
-                    <a:blip r:embed="rId10"/>
+                    <a:blip r:embed="rId19"/>
                     <a:stretch>
                       <a:fillRect/>
                     </a:stretch>
@@ -2926,53 +2941,33 @@
       <w:tblPr>
         <w:tblStyle w:val="Tabela-Siatka"/>
         <w:tblW w:w="5000" w:type="pct"/>
-        <w:jc w:val="start"/>
-        <w:tblInd w:w="0" w:type="dxa"/>
         <w:tblLayout w:type="fixed"/>
-        <w:tblCellMar>
-          <w:top w:w="0" w:type="dxa"/>
-          <w:start w:w="108" w:type="dxa"/>
-          <w:bottom w:w="0" w:type="dxa"/>
-          <w:end w:w="108" w:type="dxa"/>
-        </w:tblCellMar>
-        <w:tblLook w:firstRow="1" w:noVBand="1" w:lastRow="0" w:firstColumn="1" w:lastColumn="0" w:noHBand="0" w:val="04a0"/>
+        <w:tblLook w:val="04A0" w:firstRow="1" w:lastRow="0" w:firstColumn="1" w:lastColumn="0" w:noHBand="0" w:noVBand="1"/>
       </w:tblPr>
       <w:tblGrid>
-        <w:gridCol w:w="8195"/>
+        <w:gridCol w:w="8187"/>
+        <w:gridCol w:w="1134"/>
         <w:gridCol w:w="1135"/>
-        <w:gridCol w:w="1136"/>
       </w:tblGrid>
       <w:tr>
         <w:trPr>
-          <w:trHeight w:val="567" w:hRule="exact"/>
+          <w:trHeight w:hRule="exact" w:val="567"/>
         </w:trPr>
         <w:tc>
           <w:tcPr>
             <w:tcW w:w="8195" w:type="dxa"/>
-            <w:tcBorders/>
             <w:vAlign w:val="center"/>
           </w:tcPr>
           <w:p>
             <w:pPr>
               <w:pStyle w:val="PunktyTabela"/>
-              <w:widowControl/>
-              <w:spacing w:before="0" w:after="0"/>
-              <w:jc w:val="start"/>
-              <w:rPr>
-                <w:rFonts w:ascii="Calibri" w:hAnsi="Calibri" w:eastAsia="Calibri" w:cs="Arial"/>
-                <w:kern w:val="2"/>
-                <w:sz w:val="22"/>
-                <w:szCs w:val="22"/>
-                <w:lang w:eastAsia="en-US" w:bidi="ar-SA"/>
+              <w:rPr>
+                <w:rFonts w:ascii="Calibri" w:eastAsia="Calibri" w:hAnsi="Calibri" w:cs="Arial"/>
               </w:rPr>
             </w:pPr>
             <w:r>
               <w:rPr>
                 <w:rFonts w:eastAsia="Calibri" w:cs="Arial"/>
-                <w:kern w:val="2"/>
-                <w:sz w:val="22"/>
-                <w:szCs w:val="22"/>
-                <w:lang w:eastAsia="en-US" w:bidi="ar-SA"/>
               </w:rPr>
               <w:t>Punkty:</w:t>
             </w:r>
@@ -2981,30 +2976,19 @@
         <w:tc>
           <w:tcPr>
             <w:tcW w:w="1135" w:type="dxa"/>
-            <w:tcBorders/>
             <w:vAlign w:val="center"/>
           </w:tcPr>
           <w:p>
             <w:pPr>
               <w:pStyle w:val="PunktyTabela"/>
-              <w:widowControl/>
-              <w:spacing w:before="0" w:after="0"/>
               <w:jc w:val="center"/>
               <w:rPr>
-                <w:rFonts w:ascii="Calibri" w:hAnsi="Calibri" w:eastAsia="Calibri" w:cs="Arial"/>
-                <w:kern w:val="2"/>
-                <w:sz w:val="22"/>
-                <w:szCs w:val="22"/>
-                <w:lang w:eastAsia="en-US" w:bidi="ar-SA"/>
+                <w:rFonts w:ascii="Calibri" w:eastAsia="Calibri" w:hAnsi="Calibri" w:cs="Arial"/>
               </w:rPr>
             </w:pPr>
             <w:r>
               <w:rPr>
                 <w:rFonts w:eastAsia="Calibri" w:cs="Arial"/>
-                <w:kern w:val="2"/>
-                <w:sz w:val="22"/>
-                <w:szCs w:val="22"/>
-                <w:lang w:eastAsia="en-US" w:bidi="ar-SA"/>
               </w:rPr>
               <w:t>0</w:t>
             </w:r>
@@ -3013,30 +2997,19 @@
         <w:tc>
           <w:tcPr>
             <w:tcW w:w="1136" w:type="dxa"/>
-            <w:tcBorders/>
             <w:vAlign w:val="center"/>
           </w:tcPr>
           <w:p>
             <w:pPr>
               <w:pStyle w:val="PunktyTabela"/>
-              <w:widowControl/>
-              <w:spacing w:before="0" w:after="0"/>
               <w:jc w:val="center"/>
               <w:rPr>
-                <w:rFonts w:ascii="Calibri" w:hAnsi="Calibri" w:eastAsia="Calibri" w:cs="Arial"/>
-                <w:kern w:val="2"/>
-                <w:sz w:val="22"/>
-                <w:szCs w:val="22"/>
-                <w:lang w:eastAsia="en-US" w:bidi="ar-SA"/>
+                <w:rFonts w:ascii="Calibri" w:eastAsia="Calibri" w:hAnsi="Calibri" w:cs="Arial"/>
               </w:rPr>
             </w:pPr>
             <w:r>
               <w:rPr>
                 <w:rFonts w:eastAsia="Calibri" w:cs="Arial"/>
-                <w:kern w:val="2"/>
-                <w:sz w:val="22"/>
-                <w:szCs w:val="22"/>
-                <w:lang w:eastAsia="en-US" w:bidi="ar-SA"/>
               </w:rPr>
               <w:t>1</w:t>
             </w:r>
@@ -3046,7 +3019,7 @@
     </w:tbl>
     <w:p>
       <w:pPr>
-        <w:pStyle w:val="Heading1"/>
+        <w:pStyle w:val="Nagwek1"/>
         <w:rPr>
           <w:lang w:val="pl-PL"/>
         </w:rPr>
@@ -3056,6 +3029,7 @@
         <w:rPr>
           <w:lang w:val="pl-PL"/>
         </w:rPr>
+        <w:lastRenderedPageBreak/>
         <w:t>Usuwanie pozycji listy</w:t>
       </w:r>
       <w:bookmarkEnd w:id="11"/>
@@ -3063,29 +3037,25 @@
     <w:p>
       <w:pPr>
         <w:pStyle w:val="Zadanie"/>
-        <w:rPr/>
-      </w:pPr>
-      <w:r>
-        <w:rPr/>
+      </w:pPr>
+      <w:r>
         <w:t>Wstaw zrzut ekranu listy przed usunięciem wybranego zadania:</w:t>
       </w:r>
     </w:p>
     <w:p>
       <w:pPr>
         <w:pStyle w:val="Zadanie"/>
-        <w:rPr/>
-      </w:pPr>
-      <w:r>
-        <w:rPr/>
-      </w:r>
+      </w:pPr>
     </w:p>
     <w:p>
       <w:pPr>
         <w:pStyle w:val="Zadanie"/>
-        <w:rPr/>
-      </w:pPr>
-      <w:r>
-        <w:rPr/>
+      </w:pPr>
+      <w:r>
+        <w:rPr>
+          <w:noProof/>
+          <w:lang w:eastAsia="pl-PL"/>
+        </w:rPr>
         <w:drawing>
           <wp:inline distT="0" distB="0" distL="0" distR="0">
             <wp:extent cx="6645910" cy="3232150"/>
@@ -3104,7 +3074,7 @@
                     </pic:cNvPicPr>
                   </pic:nvPicPr>
                   <pic:blipFill>
-                    <a:blip r:embed="rId11"/>
+                    <a:blip r:embed="rId19"/>
                     <a:stretch>
                       <a:fillRect/>
                     </a:stretch>
@@ -3129,29 +3099,25 @@
     <w:p>
       <w:pPr>
         <w:pStyle w:val="Zadanie"/>
-        <w:rPr/>
-      </w:pPr>
-      <w:r>
-        <w:rPr/>
-      </w:r>
+      </w:pPr>
     </w:p>
     <w:p>
       <w:pPr>
         <w:pStyle w:val="Zadanie"/>
-        <w:rPr/>
-      </w:pPr>
-      <w:r>
-        <w:rPr/>
+      </w:pPr>
+      <w:r>
         <w:t>Wstaw zrzut ekranu listy po usunięciu zadania:</w:t>
       </w:r>
     </w:p>
     <w:p>
       <w:pPr>
         <w:pStyle w:val="Zadanie"/>
-        <w:rPr/>
-      </w:pPr>
-      <w:r>
-        <w:rPr/>
+      </w:pPr>
+      <w:r>
+        <w:rPr>
+          <w:noProof/>
+          <w:lang w:eastAsia="pl-PL"/>
+        </w:rPr>
         <w:drawing>
           <wp:inline distT="0" distB="0" distL="0" distR="0">
             <wp:extent cx="6645910" cy="3190240"/>
@@ -3170,7 +3136,7 @@
                     </pic:cNvPicPr>
                   </pic:nvPicPr>
                   <pic:blipFill>
-                    <a:blip r:embed="rId12"/>
+                    <a:blip r:embed="rId20"/>
                     <a:stretch>
                       <a:fillRect/>
                     </a:stretch>
@@ -3196,53 +3162,33 @@
       <w:tblPr>
         <w:tblStyle w:val="Tabela-Siatka"/>
         <w:tblW w:w="5000" w:type="pct"/>
-        <w:jc w:val="start"/>
-        <w:tblInd w:w="0" w:type="dxa"/>
         <w:tblLayout w:type="fixed"/>
-        <w:tblCellMar>
-          <w:top w:w="0" w:type="dxa"/>
-          <w:start w:w="108" w:type="dxa"/>
-          <w:bottom w:w="0" w:type="dxa"/>
-          <w:end w:w="108" w:type="dxa"/>
-        </w:tblCellMar>
-        <w:tblLook w:firstRow="1" w:noVBand="1" w:lastRow="0" w:firstColumn="1" w:lastColumn="0" w:noHBand="0" w:val="04a0"/>
+        <w:tblLook w:val="04A0" w:firstRow="1" w:lastRow="0" w:firstColumn="1" w:lastColumn="0" w:noHBand="0" w:noVBand="1"/>
       </w:tblPr>
       <w:tblGrid>
-        <w:gridCol w:w="8195"/>
+        <w:gridCol w:w="8187"/>
+        <w:gridCol w:w="1134"/>
         <w:gridCol w:w="1135"/>
-        <w:gridCol w:w="1136"/>
       </w:tblGrid>
       <w:tr>
         <w:trPr>
-          <w:trHeight w:val="567" w:hRule="exact"/>
+          <w:trHeight w:hRule="exact" w:val="567"/>
         </w:trPr>
         <w:tc>
           <w:tcPr>
             <w:tcW w:w="8195" w:type="dxa"/>
-            <w:tcBorders/>
             <w:vAlign w:val="center"/>
           </w:tcPr>
           <w:p>
             <w:pPr>
               <w:pStyle w:val="PunktyTabela"/>
-              <w:widowControl/>
-              <w:spacing w:before="0" w:after="0"/>
-              <w:jc w:val="start"/>
-              <w:rPr>
-                <w:rFonts w:ascii="Calibri" w:hAnsi="Calibri" w:eastAsia="Calibri" w:cs="Arial"/>
-                <w:kern w:val="2"/>
-                <w:sz w:val="22"/>
-                <w:szCs w:val="22"/>
-                <w:lang w:eastAsia="en-US" w:bidi="ar-SA"/>
+              <w:rPr>
+                <w:rFonts w:ascii="Calibri" w:eastAsia="Calibri" w:hAnsi="Calibri" w:cs="Arial"/>
               </w:rPr>
             </w:pPr>
             <w:r>
               <w:rPr>
                 <w:rFonts w:eastAsia="Calibri" w:cs="Arial"/>
-                <w:kern w:val="2"/>
-                <w:sz w:val="22"/>
-                <w:szCs w:val="22"/>
-                <w:lang w:eastAsia="en-US" w:bidi="ar-SA"/>
               </w:rPr>
               <w:t>Punkty:</w:t>
             </w:r>
@@ -3251,30 +3197,19 @@
         <w:tc>
           <w:tcPr>
             <w:tcW w:w="1135" w:type="dxa"/>
-            <w:tcBorders/>
             <w:vAlign w:val="center"/>
           </w:tcPr>
           <w:p>
             <w:pPr>
               <w:pStyle w:val="PunktyTabela"/>
-              <w:widowControl/>
-              <w:spacing w:before="0" w:after="0"/>
               <w:jc w:val="center"/>
               <w:rPr>
-                <w:rFonts w:ascii="Calibri" w:hAnsi="Calibri" w:eastAsia="Calibri" w:cs="Arial"/>
-                <w:kern w:val="2"/>
-                <w:sz w:val="22"/>
-                <w:szCs w:val="22"/>
-                <w:lang w:eastAsia="en-US" w:bidi="ar-SA"/>
+                <w:rFonts w:ascii="Calibri" w:eastAsia="Calibri" w:hAnsi="Calibri" w:cs="Arial"/>
               </w:rPr>
             </w:pPr>
             <w:r>
               <w:rPr>
                 <w:rFonts w:eastAsia="Calibri" w:cs="Arial"/>
-                <w:kern w:val="2"/>
-                <w:sz w:val="22"/>
-                <w:szCs w:val="22"/>
-                <w:lang w:eastAsia="en-US" w:bidi="ar-SA"/>
               </w:rPr>
               <w:t>0</w:t>
             </w:r>
@@ -3283,30 +3218,19 @@
         <w:tc>
           <w:tcPr>
             <w:tcW w:w="1136" w:type="dxa"/>
-            <w:tcBorders/>
             <w:vAlign w:val="center"/>
           </w:tcPr>
           <w:p>
             <w:pPr>
               <w:pStyle w:val="PunktyTabela"/>
-              <w:widowControl/>
-              <w:spacing w:before="0" w:after="0"/>
               <w:jc w:val="center"/>
               <w:rPr>
-                <w:rFonts w:ascii="Calibri" w:hAnsi="Calibri" w:eastAsia="Calibri" w:cs="Arial"/>
-                <w:kern w:val="2"/>
-                <w:sz w:val="22"/>
-                <w:szCs w:val="22"/>
-                <w:lang w:eastAsia="en-US" w:bidi="ar-SA"/>
+                <w:rFonts w:ascii="Calibri" w:eastAsia="Calibri" w:hAnsi="Calibri" w:cs="Arial"/>
               </w:rPr>
             </w:pPr>
             <w:r>
               <w:rPr>
                 <w:rFonts w:eastAsia="Calibri" w:cs="Arial"/>
-                <w:kern w:val="2"/>
-                <w:sz w:val="22"/>
-                <w:szCs w:val="22"/>
-                <w:lang w:eastAsia="en-US" w:bidi="ar-SA"/>
               </w:rPr>
               <w:t>1</w:t>
             </w:r>
@@ -3316,7 +3240,7 @@
     </w:tbl>
     <w:p>
       <w:pPr>
-        <w:pStyle w:val="Heading1"/>
+        <w:pStyle w:val="Nagwek1"/>
         <w:rPr>
           <w:lang w:val="pl-PL"/>
         </w:rPr>
@@ -3326,6 +3250,7 @@
         <w:rPr>
           <w:lang w:val="pl-PL"/>
         </w:rPr>
+        <w:lastRenderedPageBreak/>
         <w:t>Edycja pozycji listy</w:t>
       </w:r>
       <w:bookmarkEnd w:id="12"/>
@@ -3333,29 +3258,25 @@
     <w:p>
       <w:pPr>
         <w:pStyle w:val="Zadanie"/>
-        <w:rPr/>
-      </w:pPr>
-      <w:r>
-        <w:rPr/>
+      </w:pPr>
+      <w:r>
         <w:t>Wstaw zrzut ekranu listy przed edycją wybranego zadania:</w:t>
       </w:r>
     </w:p>
     <w:p>
       <w:pPr>
         <w:pStyle w:val="Zadanie"/>
-        <w:rPr/>
-      </w:pPr>
-      <w:r>
-        <w:rPr/>
-      </w:r>
+      </w:pPr>
     </w:p>
     <w:p>
       <w:pPr>
         <w:pStyle w:val="Zadanie"/>
-        <w:rPr/>
-      </w:pPr>
-      <w:r>
-        <w:rPr/>
+      </w:pPr>
+      <w:r>
+        <w:rPr>
+          <w:noProof/>
+          <w:lang w:eastAsia="pl-PL"/>
+        </w:rPr>
         <w:drawing>
           <wp:inline distT="0" distB="0" distL="0" distR="0">
             <wp:extent cx="6645910" cy="3132455"/>
@@ -3374,7 +3295,7 @@
                     </pic:cNvPicPr>
                   </pic:nvPicPr>
                   <pic:blipFill>
-                    <a:blip r:embed="rId13"/>
+                    <a:blip r:embed="rId21"/>
                     <a:stretch>
                       <a:fillRect/>
                     </a:stretch>
@@ -3399,29 +3320,25 @@
     <w:p>
       <w:pPr>
         <w:pStyle w:val="Zadanie"/>
-        <w:rPr/>
-      </w:pPr>
-      <w:r>
-        <w:rPr/>
-      </w:r>
+      </w:pPr>
     </w:p>
     <w:p>
       <w:pPr>
         <w:pStyle w:val="Zadanie"/>
-        <w:rPr/>
-      </w:pPr>
-      <w:r>
-        <w:rPr/>
+      </w:pPr>
+      <w:r>
         <w:t>Wstaw zrzut ekranu listy w trakcie edytowania zadania i daty:</w:t>
       </w:r>
     </w:p>
     <w:p>
       <w:pPr>
         <w:pStyle w:val="Zadanie"/>
-        <w:rPr/>
-      </w:pPr>
-      <w:r>
-        <w:rPr/>
+      </w:pPr>
+      <w:r>
+        <w:rPr>
+          <w:noProof/>
+          <w:lang w:eastAsia="pl-PL"/>
+        </w:rPr>
         <w:drawing>
           <wp:inline distT="0" distB="0" distL="0" distR="0">
             <wp:extent cx="6645910" cy="2952115"/>
@@ -3440,7 +3357,7 @@
                     </pic:cNvPicPr>
                   </pic:nvPicPr>
                   <pic:blipFill>
-                    <a:blip r:embed="rId14"/>
+                    <a:blip r:embed="rId22"/>
                     <a:stretch>
                       <a:fillRect/>
                     </a:stretch>
@@ -3465,29 +3382,26 @@
     <w:p>
       <w:pPr>
         <w:pStyle w:val="Zadanie"/>
-        <w:rPr/>
-      </w:pPr>
-      <w:r>
-        <w:rPr/>
-      </w:r>
+      </w:pPr>
     </w:p>
     <w:p>
       <w:pPr>
         <w:pStyle w:val="Zadanie"/>
-        <w:rPr/>
-      </w:pPr>
-      <w:r>
-        <w:rPr/>
+      </w:pPr>
+      <w:r>
         <w:t>Wstaw zrzut ekranu listy po edycji zadania i daty. Upewnij się, że dane się zapisały i zadanie jest zmienione:</w:t>
       </w:r>
     </w:p>
     <w:p>
       <w:pPr>
         <w:pStyle w:val="Zadanie"/>
-        <w:rPr/>
-      </w:pPr>
-      <w:r>
-        <w:rPr/>
+      </w:pPr>
+      <w:r>
+        <w:rPr>
+          <w:noProof/>
+          <w:lang w:eastAsia="pl-PL"/>
+        </w:rPr>
+        <w:lastRenderedPageBreak/>
         <w:drawing>
           <wp:inline distT="0" distB="0" distL="0" distR="0">
             <wp:extent cx="6645910" cy="2849880"/>
@@ -3506,7 +3420,7 @@
                     </pic:cNvPicPr>
                   </pic:nvPicPr>
                   <pic:blipFill>
-                    <a:blip r:embed="rId15"/>
+                    <a:blip r:embed="rId23"/>
                     <a:stretch>
                       <a:fillRect/>
                     </a:stretch>
@@ -3531,63 +3445,39 @@
     <w:p>
       <w:pPr>
         <w:pStyle w:val="Zadanie"/>
-        <w:rPr/>
-      </w:pPr>
-      <w:r>
-        <w:rPr/>
-      </w:r>
+      </w:pPr>
     </w:p>
     <w:tbl>
       <w:tblPr>
         <w:tblStyle w:val="Tabela-Siatka"/>
         <w:tblW w:w="5000" w:type="pct"/>
-        <w:jc w:val="start"/>
-        <w:tblInd w:w="0" w:type="dxa"/>
         <w:tblLayout w:type="fixed"/>
-        <w:tblCellMar>
-          <w:top w:w="0" w:type="dxa"/>
-          <w:start w:w="108" w:type="dxa"/>
-          <w:bottom w:w="0" w:type="dxa"/>
-          <w:end w:w="108" w:type="dxa"/>
-        </w:tblCellMar>
-        <w:tblLook w:firstRow="1" w:noVBand="1" w:lastRow="0" w:firstColumn="1" w:lastColumn="0" w:noHBand="0" w:val="04a0"/>
+        <w:tblLook w:val="04A0" w:firstRow="1" w:lastRow="0" w:firstColumn="1" w:lastColumn="0" w:noHBand="0" w:noVBand="1"/>
       </w:tblPr>
       <w:tblGrid>
-        <w:gridCol w:w="8195"/>
+        <w:gridCol w:w="8187"/>
+        <w:gridCol w:w="1134"/>
         <w:gridCol w:w="1135"/>
-        <w:gridCol w:w="1136"/>
       </w:tblGrid>
       <w:tr>
         <w:trPr>
-          <w:trHeight w:val="567" w:hRule="exact"/>
+          <w:trHeight w:hRule="exact" w:val="567"/>
         </w:trPr>
         <w:tc>
           <w:tcPr>
             <w:tcW w:w="8195" w:type="dxa"/>
-            <w:tcBorders/>
             <w:vAlign w:val="center"/>
           </w:tcPr>
           <w:p>
             <w:pPr>
               <w:pStyle w:val="PunktyTabela"/>
-              <w:widowControl/>
-              <w:spacing w:before="0" w:after="0"/>
-              <w:jc w:val="start"/>
-              <w:rPr>
-                <w:rFonts w:ascii="Calibri" w:hAnsi="Calibri" w:eastAsia="Calibri" w:cs="Arial"/>
-                <w:kern w:val="2"/>
-                <w:sz w:val="22"/>
-                <w:szCs w:val="22"/>
-                <w:lang w:eastAsia="en-US" w:bidi="ar-SA"/>
+              <w:rPr>
+                <w:rFonts w:ascii="Calibri" w:eastAsia="Calibri" w:hAnsi="Calibri" w:cs="Arial"/>
               </w:rPr>
             </w:pPr>
             <w:r>
               <w:rPr>
                 <w:rFonts w:eastAsia="Calibri" w:cs="Arial"/>
-                <w:kern w:val="2"/>
-                <w:sz w:val="22"/>
-                <w:szCs w:val="22"/>
-                <w:lang w:eastAsia="en-US" w:bidi="ar-SA"/>
               </w:rPr>
               <w:t>Punkty:</w:t>
             </w:r>
@@ -3596,30 +3486,19 @@
         <w:tc>
           <w:tcPr>
             <w:tcW w:w="1135" w:type="dxa"/>
-            <w:tcBorders/>
             <w:vAlign w:val="center"/>
           </w:tcPr>
           <w:p>
             <w:pPr>
               <w:pStyle w:val="PunktyTabela"/>
-              <w:widowControl/>
-              <w:spacing w:before="0" w:after="0"/>
               <w:jc w:val="center"/>
               <w:rPr>
-                <w:rFonts w:ascii="Calibri" w:hAnsi="Calibri" w:eastAsia="Calibri" w:cs="Arial"/>
-                <w:kern w:val="2"/>
-                <w:sz w:val="22"/>
-                <w:szCs w:val="22"/>
-                <w:lang w:eastAsia="en-US" w:bidi="ar-SA"/>
+                <w:rFonts w:ascii="Calibri" w:eastAsia="Calibri" w:hAnsi="Calibri" w:cs="Arial"/>
               </w:rPr>
             </w:pPr>
             <w:r>
               <w:rPr>
                 <w:rFonts w:eastAsia="Calibri" w:cs="Arial"/>
-                <w:kern w:val="2"/>
-                <w:sz w:val="22"/>
-                <w:szCs w:val="22"/>
-                <w:lang w:eastAsia="en-US" w:bidi="ar-SA"/>
               </w:rPr>
               <w:t>0</w:t>
             </w:r>
@@ -3628,30 +3507,19 @@
         <w:tc>
           <w:tcPr>
             <w:tcW w:w="1136" w:type="dxa"/>
-            <w:tcBorders/>
             <w:vAlign w:val="center"/>
           </w:tcPr>
           <w:p>
             <w:pPr>
               <w:pStyle w:val="PunktyTabela"/>
-              <w:widowControl/>
-              <w:spacing w:before="0" w:after="0"/>
               <w:jc w:val="center"/>
               <w:rPr>
-                <w:rFonts w:ascii="Calibri" w:hAnsi="Calibri" w:eastAsia="Calibri" w:cs="Arial"/>
-                <w:kern w:val="2"/>
-                <w:sz w:val="22"/>
-                <w:szCs w:val="22"/>
-                <w:lang w:eastAsia="en-US" w:bidi="ar-SA"/>
+                <w:rFonts w:ascii="Calibri" w:eastAsia="Calibri" w:hAnsi="Calibri" w:cs="Arial"/>
               </w:rPr>
             </w:pPr>
             <w:r>
               <w:rPr>
                 <w:rFonts w:eastAsia="Calibri" w:cs="Arial"/>
-                <w:kern w:val="2"/>
-                <w:sz w:val="22"/>
-                <w:szCs w:val="22"/>
-                <w:lang w:eastAsia="en-US" w:bidi="ar-SA"/>
               </w:rPr>
               <w:t>1</w:t>
             </w:r>
@@ -3659,18 +3527,10 @@
         </w:tc>
       </w:tr>
     </w:tbl>
-    <w:p>
-      <w:pPr>
-        <w:pStyle w:val="Normal"/>
-        <w:rPr/>
-      </w:pPr>
-      <w:r>
-        <w:rPr/>
-      </w:r>
-    </w:p>
-    <w:p>
-      <w:pPr>
-        <w:pStyle w:val="Heading1"/>
+    <w:p/>
+    <w:p>
+      <w:pPr>
+        <w:pStyle w:val="Nagwek1"/>
         <w:rPr>
           <w:lang w:val="pl-PL"/>
         </w:rPr>
@@ -3680,50 +3540,143 @@
         <w:rPr>
           <w:lang w:val="pl-PL"/>
         </w:rPr>
-        <w:t>Odczyt / Zapis LocalStorage</w:t>
+        <w:t xml:space="preserve">Odczyt / Zapis </w:t>
+      </w:r>
+      <w:proofErr w:type="spellStart"/>
+      <w:r>
+        <w:rPr>
+          <w:lang w:val="pl-PL"/>
+        </w:rPr>
+        <w:t>LocalStorage</w:t>
       </w:r>
       <w:bookmarkEnd w:id="13"/>
-    </w:p>
-    <w:p>
-      <w:pPr>
-        <w:pStyle w:val="Normal"/>
-        <w:rPr>
-          <w:lang w:val="pl-PL"/>
-        </w:rPr>
-      </w:pPr>
-      <w:r>
-        <w:rPr>
-          <w:lang w:val="pl-PL"/>
-        </w:rPr>
-        <w:t>Zastosowanie klasy Todo w realizacji tego laboratorium pozwala w bardzo łatwy sposób odczytywać i zapisywać stan listy do pamięci przeglądarki. Wystarczy serializacja / deserializacja za pomocą JSON.parse() i JSON.stringify().</w:t>
+      <w:proofErr w:type="spellEnd"/>
+    </w:p>
+    <w:p>
+      <w:pPr>
+        <w:rPr>
+          <w:lang w:val="pl-PL"/>
+        </w:rPr>
+      </w:pPr>
+      <w:r>
+        <w:rPr>
+          <w:lang w:val="pl-PL"/>
+        </w:rPr>
+        <w:t xml:space="preserve">Zastosowanie klasy </w:t>
+      </w:r>
+      <w:proofErr w:type="spellStart"/>
+      <w:r>
+        <w:rPr>
+          <w:lang w:val="pl-PL"/>
+        </w:rPr>
+        <w:t>Todo</w:t>
+      </w:r>
+      <w:proofErr w:type="spellEnd"/>
+      <w:r>
+        <w:rPr>
+          <w:lang w:val="pl-PL"/>
+        </w:rPr>
+        <w:t xml:space="preserve"> w realizacji tego laboratorium pozwala w bardzo łatwy sposób odczytywać i zapisywać stan listy do pamięci przeglądarki. Wystarczy </w:t>
+      </w:r>
+      <w:proofErr w:type="spellStart"/>
+      <w:r>
+        <w:rPr>
+          <w:lang w:val="pl-PL"/>
+        </w:rPr>
+        <w:t>serializacja</w:t>
+      </w:r>
+      <w:proofErr w:type="spellEnd"/>
+      <w:r>
+        <w:rPr>
+          <w:lang w:val="pl-PL"/>
+        </w:rPr>
+        <w:t xml:space="preserve"> / </w:t>
+      </w:r>
+      <w:proofErr w:type="spellStart"/>
+      <w:r>
+        <w:rPr>
+          <w:lang w:val="pl-PL"/>
+        </w:rPr>
+        <w:t>deserializacja</w:t>
+      </w:r>
+      <w:proofErr w:type="spellEnd"/>
+      <w:r>
+        <w:rPr>
+          <w:lang w:val="pl-PL"/>
+        </w:rPr>
+        <w:t xml:space="preserve"> za pomocą </w:t>
+      </w:r>
+      <w:proofErr w:type="spellStart"/>
+      <w:r>
+        <w:rPr>
+          <w:lang w:val="pl-PL"/>
+        </w:rPr>
+        <w:t>JSON.parse</w:t>
+      </w:r>
+      <w:proofErr w:type="spellEnd"/>
+      <w:r>
+        <w:rPr>
+          <w:lang w:val="pl-PL"/>
+        </w:rPr>
+        <w:t xml:space="preserve">() i </w:t>
+      </w:r>
+      <w:proofErr w:type="spellStart"/>
+      <w:r>
+        <w:rPr>
+          <w:lang w:val="pl-PL"/>
+        </w:rPr>
+        <w:t>JSON.stringify</w:t>
+      </w:r>
+      <w:proofErr w:type="spellEnd"/>
+      <w:r>
+        <w:rPr>
+          <w:lang w:val="pl-PL"/>
+        </w:rPr>
+        <w:t>().</w:t>
       </w:r>
     </w:p>
     <w:p>
       <w:pPr>
         <w:pStyle w:val="Zadanie"/>
-        <w:rPr/>
-      </w:pPr>
-      <w:r>
-        <w:rPr/>
-        <w:t>Wstaw zrzuty ekranu przedstawiające wygląd listy i zawartość local storage gdy na liście są pewne zadania:</w:t>
+      </w:pPr>
+      <w:r>
+        <w:t>W</w:t>
+      </w:r>
+      <w:r>
+        <w:t xml:space="preserve">staw zrzuty ekranu przedstawiające wygląd listy i zawartość </w:t>
+      </w:r>
+      <w:proofErr w:type="spellStart"/>
+      <w:r>
+        <w:t>local</w:t>
+      </w:r>
+      <w:proofErr w:type="spellEnd"/>
+      <w:r>
+        <w:t xml:space="preserve"> </w:t>
+      </w:r>
+      <w:proofErr w:type="spellStart"/>
+      <w:r>
+        <w:t>storage</w:t>
+      </w:r>
+      <w:proofErr w:type="spellEnd"/>
+      <w:r>
+        <w:t xml:space="preserve"> gdy na liście są pewne zadania:</w:t>
       </w:r>
     </w:p>
     <w:p>
       <w:pPr>
         <w:pStyle w:val="Zadanie"/>
-        <w:rPr/>
-      </w:pPr>
-      <w:r>
-        <w:rPr/>
-      </w:r>
+      </w:pPr>
     </w:p>
     <w:p>
       <w:pPr>
         <w:pStyle w:val="Zadanie"/>
-        <w:rPr/>
-      </w:pPr>
-      <w:r>
-        <w:rPr/>
+      </w:pPr>
+      <w:r>
+        <w:rPr>
+          <w:noProof/>
+          <w:lang w:eastAsia="pl-PL"/>
+        </w:rPr>
+        <w:lastRenderedPageBreak/>
         <w:drawing>
           <wp:inline distT="0" distB="0" distL="0" distR="0">
             <wp:extent cx="4466590" cy="2371725"/>
@@ -3742,7 +3695,7 @@
                     </pic:cNvPicPr>
                   </pic:nvPicPr>
                   <pic:blipFill>
-                    <a:blip r:embed="rId16"/>
+                    <a:blip r:embed="rId24"/>
                     <a:stretch>
                       <a:fillRect/>
                     </a:stretch>
@@ -3764,11 +3717,13 @@
         </w:drawing>
       </w:r>
       <w:r>
-        <w:rPr/>
         <w:t xml:space="preserve"> </w:t>
       </w:r>
       <w:r>
-        <w:rPr/>
+        <w:rPr>
+          <w:noProof/>
+          <w:lang w:eastAsia="pl-PL"/>
+        </w:rPr>
         <w:drawing>
           <wp:inline distT="0" distB="0" distL="0" distR="0">
             <wp:extent cx="5709920" cy="2070100"/>
@@ -3787,7 +3742,7 @@
                     </pic:cNvPicPr>
                   </pic:nvPicPr>
                   <pic:blipFill>
-                    <a:blip r:embed="rId17"/>
+                    <a:blip r:embed="rId25"/>
                     <a:stretch>
                       <a:fillRect/>
                     </a:stretch>
@@ -3812,38 +3767,66 @@
     <w:p>
       <w:pPr>
         <w:pStyle w:val="Zadanie"/>
-        <w:rPr/>
-      </w:pPr>
-      <w:r>
-        <w:rPr/>
-      </w:r>
+      </w:pPr>
     </w:p>
     <w:p>
       <w:pPr>
         <w:pStyle w:val="Zadanie"/>
-        <w:rPr/>
-      </w:pPr>
-      <w:r>
-        <w:rPr/>
-        <w:t>Wstaw zrzuty ekranu przedstawiające wygląd listy i zawartość local storage po dodaniu nowej pozycji listy. Upewnij się, że widoczne w local storage są dane dotyczące nowego zadania:</w:t>
+      </w:pPr>
+      <w:r>
+        <w:t xml:space="preserve">Wstaw zrzuty ekranu przedstawiające wygląd listy i zawartość </w:t>
+      </w:r>
+      <w:proofErr w:type="spellStart"/>
+      <w:r>
+        <w:t>local</w:t>
+      </w:r>
+      <w:proofErr w:type="spellEnd"/>
+      <w:r>
+        <w:t xml:space="preserve"> </w:t>
+      </w:r>
+      <w:proofErr w:type="spellStart"/>
+      <w:r>
+        <w:t>storage</w:t>
+      </w:r>
+      <w:proofErr w:type="spellEnd"/>
+      <w:r>
+        <w:t xml:space="preserve"> po dodaniu nowej pozycji listy. Upewnij się, że widoczne w </w:t>
+      </w:r>
+      <w:proofErr w:type="spellStart"/>
+      <w:r>
+        <w:t>local</w:t>
+      </w:r>
+      <w:proofErr w:type="spellEnd"/>
+      <w:r>
+        <w:t xml:space="preserve"> </w:t>
+      </w:r>
+      <w:proofErr w:type="spellStart"/>
+      <w:r>
+        <w:t>stor</w:t>
+      </w:r>
+      <w:r>
+        <w:t>age</w:t>
+      </w:r>
+      <w:proofErr w:type="spellEnd"/>
+      <w:r>
+        <w:t xml:space="preserve"> są dane dotyczące nowego zadania:</w:t>
       </w:r>
     </w:p>
     <w:p>
       <w:pPr>
         <w:pStyle w:val="Zadanie"/>
-        <w:rPr/>
-      </w:pPr>
-      <w:r>
-        <w:rPr/>
-      </w:r>
+      </w:pPr>
     </w:p>
     <w:p>
       <w:pPr>
         <w:pStyle w:val="Zadanie"/>
-        <w:rPr/>
-      </w:pPr>
-      <w:r>
-        <w:rPr/>
+      </w:pPr>
+      <w:r>
+        <w:rPr>
+          <w:noProof/>
+          <w:lang w:eastAsia="pl-PL"/>
+        </w:rPr>
+        <w:lastRenderedPageBreak/>
         <w:drawing>
           <wp:inline distT="0" distB="0" distL="0" distR="0">
             <wp:extent cx="3803650" cy="3221990"/>
@@ -3862,7 +3845,7 @@
                     </pic:cNvPicPr>
                   </pic:nvPicPr>
                   <pic:blipFill>
-                    <a:blip r:embed="rId18"/>
+                    <a:blip r:embed="rId26"/>
                     <a:stretch>
                       <a:fillRect/>
                     </a:stretch>
@@ -3884,11 +3867,13 @@
         </w:drawing>
       </w:r>
       <w:r>
-        <w:rPr/>
         <w:t xml:space="preserve"> </w:t>
       </w:r>
       <w:r>
-        <w:rPr/>
+        <w:rPr>
+          <w:noProof/>
+          <w:lang w:eastAsia="pl-PL"/>
+        </w:rPr>
         <w:drawing>
           <wp:inline distT="0" distB="0" distL="0" distR="0">
             <wp:extent cx="6343015" cy="2982595"/>
@@ -3907,7 +3892,7 @@
                     </pic:cNvPicPr>
                   </pic:nvPicPr>
                   <pic:blipFill>
-                    <a:blip r:embed="rId19"/>
+                    <a:blip r:embed="rId27"/>
                     <a:stretch>
                       <a:fillRect/>
                     </a:stretch>
@@ -3932,63 +3917,39 @@
     <w:p>
       <w:pPr>
         <w:pStyle w:val="Zadanie"/>
-        <w:rPr/>
-      </w:pPr>
-      <w:r>
-        <w:rPr/>
-      </w:r>
+      </w:pPr>
     </w:p>
     <w:tbl>
       <w:tblPr>
         <w:tblStyle w:val="Tabela-Siatka"/>
         <w:tblW w:w="5000" w:type="pct"/>
-        <w:jc w:val="start"/>
-        <w:tblInd w:w="0" w:type="dxa"/>
         <w:tblLayout w:type="fixed"/>
-        <w:tblCellMar>
-          <w:top w:w="0" w:type="dxa"/>
-          <w:start w:w="108" w:type="dxa"/>
-          <w:bottom w:w="0" w:type="dxa"/>
-          <w:end w:w="108" w:type="dxa"/>
-        </w:tblCellMar>
-        <w:tblLook w:firstRow="1" w:noVBand="1" w:lastRow="0" w:firstColumn="1" w:lastColumn="0" w:noHBand="0" w:val="04a0"/>
+        <w:tblLook w:val="04A0" w:firstRow="1" w:lastRow="0" w:firstColumn="1" w:lastColumn="0" w:noHBand="0" w:noVBand="1"/>
       </w:tblPr>
       <w:tblGrid>
-        <w:gridCol w:w="8195"/>
+        <w:gridCol w:w="8187"/>
+        <w:gridCol w:w="1134"/>
         <w:gridCol w:w="1135"/>
-        <w:gridCol w:w="1136"/>
       </w:tblGrid>
       <w:tr>
         <w:trPr>
-          <w:trHeight w:val="567" w:hRule="exact"/>
+          <w:trHeight w:hRule="exact" w:val="567"/>
         </w:trPr>
         <w:tc>
           <w:tcPr>
             <w:tcW w:w="8195" w:type="dxa"/>
-            <w:tcBorders/>
             <w:vAlign w:val="center"/>
           </w:tcPr>
           <w:p>
             <w:pPr>
               <w:pStyle w:val="PunktyTabela"/>
-              <w:widowControl/>
-              <w:spacing w:before="0" w:after="0"/>
-              <w:jc w:val="start"/>
-              <w:rPr>
-                <w:rFonts w:ascii="Calibri" w:hAnsi="Calibri" w:eastAsia="Calibri" w:cs="Arial"/>
-                <w:kern w:val="2"/>
-                <w:sz w:val="22"/>
-                <w:szCs w:val="22"/>
-                <w:lang w:eastAsia="en-US" w:bidi="ar-SA"/>
+              <w:rPr>
+                <w:rFonts w:ascii="Calibri" w:eastAsia="Calibri" w:hAnsi="Calibri" w:cs="Arial"/>
               </w:rPr>
             </w:pPr>
             <w:r>
               <w:rPr>
                 <w:rFonts w:eastAsia="Calibri" w:cs="Arial"/>
-                <w:kern w:val="2"/>
-                <w:sz w:val="22"/>
-                <w:szCs w:val="22"/>
-                <w:lang w:eastAsia="en-US" w:bidi="ar-SA"/>
               </w:rPr>
               <w:t>Punkty:</w:t>
             </w:r>
@@ -3997,30 +3958,19 @@
         <w:tc>
           <w:tcPr>
             <w:tcW w:w="1135" w:type="dxa"/>
-            <w:tcBorders/>
             <w:vAlign w:val="center"/>
           </w:tcPr>
           <w:p>
             <w:pPr>
               <w:pStyle w:val="PunktyTabela"/>
-              <w:widowControl/>
-              <w:spacing w:before="0" w:after="0"/>
               <w:jc w:val="center"/>
               <w:rPr>
-                <w:rFonts w:ascii="Calibri" w:hAnsi="Calibri" w:eastAsia="Calibri" w:cs="Arial"/>
-                <w:kern w:val="2"/>
-                <w:sz w:val="22"/>
-                <w:szCs w:val="22"/>
-                <w:lang w:eastAsia="en-US" w:bidi="ar-SA"/>
+                <w:rFonts w:ascii="Calibri" w:eastAsia="Calibri" w:hAnsi="Calibri" w:cs="Arial"/>
               </w:rPr>
             </w:pPr>
             <w:r>
               <w:rPr>
                 <w:rFonts w:eastAsia="Calibri" w:cs="Arial"/>
-                <w:kern w:val="2"/>
-                <w:sz w:val="22"/>
-                <w:szCs w:val="22"/>
-                <w:lang w:eastAsia="en-US" w:bidi="ar-SA"/>
               </w:rPr>
               <w:t>0</w:t>
             </w:r>
@@ -4029,30 +3979,19 @@
         <w:tc>
           <w:tcPr>
             <w:tcW w:w="1136" w:type="dxa"/>
-            <w:tcBorders/>
             <w:vAlign w:val="center"/>
           </w:tcPr>
           <w:p>
             <w:pPr>
               <w:pStyle w:val="PunktyTabela"/>
-              <w:widowControl/>
-              <w:spacing w:before="0" w:after="0"/>
               <w:jc w:val="center"/>
               <w:rPr>
-                <w:rFonts w:ascii="Calibri" w:hAnsi="Calibri" w:eastAsia="Calibri" w:cs="Arial"/>
-                <w:kern w:val="2"/>
-                <w:sz w:val="22"/>
-                <w:szCs w:val="22"/>
-                <w:lang w:eastAsia="en-US" w:bidi="ar-SA"/>
+                <w:rFonts w:ascii="Calibri" w:eastAsia="Calibri" w:hAnsi="Calibri" w:cs="Arial"/>
               </w:rPr>
             </w:pPr>
             <w:r>
               <w:rPr>
                 <w:rFonts w:eastAsia="Calibri" w:cs="Arial"/>
-                <w:kern w:val="2"/>
-                <w:sz w:val="22"/>
-                <w:szCs w:val="22"/>
-                <w:lang w:eastAsia="en-US" w:bidi="ar-SA"/>
               </w:rPr>
               <w:t>1</w:t>
             </w:r>
@@ -4062,20 +4001,14 @@
     </w:tbl>
     <w:p>
       <w:pPr>
-        <w:pStyle w:val="Normal"/>
-        <w:rPr>
-          <w:lang w:val="pl-PL"/>
-        </w:rPr>
-      </w:pPr>
-      <w:r>
-        <w:rPr>
-          <w:lang w:val="pl-PL"/>
-        </w:rPr>
-      </w:r>
-    </w:p>
-    <w:p>
-      <w:pPr>
-        <w:pStyle w:val="Heading1"/>
+        <w:rPr>
+          <w:lang w:val="pl-PL"/>
+        </w:rPr>
+      </w:pPr>
+    </w:p>
+    <w:p>
+      <w:pPr>
+        <w:pStyle w:val="Nagwek1"/>
         <w:rPr>
           <w:lang w:val="pl-PL"/>
         </w:rPr>
@@ -4091,16 +4024,29 @@
     </w:p>
     <w:p>
       <w:pPr>
-        <w:pStyle w:val="Normal"/>
-        <w:rPr>
-          <w:lang w:val="pl-PL"/>
-        </w:rPr>
-      </w:pPr>
-      <w:r>
-        <w:rPr>
-          <w:lang w:val="pl-PL"/>
-        </w:rPr>
-        <w:t xml:space="preserve">Na koniec zostało filtrowanie wyników. Proponowanym podejściem do tego tematu jest umieszczenie w klasie Todo właściwości </w:t>
+        <w:rPr>
+          <w:lang w:val="pl-PL"/>
+        </w:rPr>
+      </w:pPr>
+      <w:r>
+        <w:rPr>
+          <w:lang w:val="pl-PL"/>
+        </w:rPr>
+        <w:t xml:space="preserve">Na koniec zostało filtrowanie wyników. Proponowanym podejściem do tego tematu jest umieszczenie w klasie </w:t>
+      </w:r>
+      <w:proofErr w:type="spellStart"/>
+      <w:r>
+        <w:rPr>
+          <w:lang w:val="pl-PL"/>
+        </w:rPr>
+        <w:t>Todo</w:t>
+      </w:r>
+      <w:proofErr w:type="spellEnd"/>
+      <w:r>
+        <w:rPr>
+          <w:lang w:val="pl-PL"/>
+        </w:rPr>
+        <w:t xml:space="preserve"> właściwości </w:t>
       </w:r>
       <w:r>
         <w:rPr>
@@ -4114,47 +4060,61 @@
         </w:rPr>
         <w:t xml:space="preserve"> – frazy wyszukiwanej przez użytkownika. Następnie można utworzyć metodę </w:t>
       </w:r>
+      <w:proofErr w:type="spellStart"/>
       <w:r>
         <w:rPr>
           <w:rStyle w:val="inline-code"/>
         </w:rPr>
         <w:t>getFilteredTasks</w:t>
       </w:r>
+      <w:proofErr w:type="spellEnd"/>
       <w:r>
         <w:rPr>
           <w:lang w:val="pl-PL"/>
         </w:rPr>
         <w:t xml:space="preserve">, albo getter </w:t>
       </w:r>
+      <w:proofErr w:type="spellStart"/>
       <w:r>
         <w:rPr>
           <w:rStyle w:val="inline-code"/>
         </w:rPr>
         <w:t>filteredTasks</w:t>
       </w:r>
+      <w:proofErr w:type="spellEnd"/>
       <w:r>
         <w:rPr>
           <w:lang w:val="pl-PL"/>
         </w:rPr>
         <w:t xml:space="preserve">, która zwracać będzie te elementy tablicy </w:t>
       </w:r>
+      <w:proofErr w:type="spellStart"/>
       <w:r>
         <w:rPr>
           <w:rStyle w:val="inline-code"/>
         </w:rPr>
         <w:t>tasks</w:t>
       </w:r>
+      <w:proofErr w:type="spellEnd"/>
       <w:r>
         <w:rPr>
           <w:lang w:val="pl-PL"/>
         </w:rPr>
         <w:t xml:space="preserve">, które odpowiadają zapytaniu. Można użyć funkcji wyższego rzędu </w:t>
       </w:r>
+      <w:proofErr w:type="spellStart"/>
       <w:r>
         <w:rPr>
           <w:rStyle w:val="inline-code"/>
         </w:rPr>
-        <w:t>filter()</w:t>
+        <w:t>filter</w:t>
+      </w:r>
+      <w:proofErr w:type="spellEnd"/>
+      <w:r>
+        <w:rPr>
+          <w:rStyle w:val="inline-code"/>
+        </w:rPr>
+        <w:t>()</w:t>
       </w:r>
       <w:r>
         <w:rPr>
@@ -4166,29 +4126,28 @@
     <w:p>
       <w:pPr>
         <w:pStyle w:val="Zadanie"/>
-        <w:rPr/>
-      </w:pPr>
-      <w:r>
-        <w:rPr/>
-        <w:t>Wstaw zrzut ekranu listy, gdy pole wyszukiwania jest puste:</w:t>
+      </w:pPr>
+      <w:r>
+        <w:t>Wstaw zrzut ekran</w:t>
+      </w:r>
+      <w:r>
+        <w:t>u listy, gdy pole wyszukiwania jest puste:</w:t>
       </w:r>
     </w:p>
     <w:p>
       <w:pPr>
         <w:pStyle w:val="Zadanie"/>
-        <w:rPr/>
-      </w:pPr>
-      <w:r>
-        <w:rPr/>
-      </w:r>
+      </w:pPr>
     </w:p>
     <w:p>
       <w:pPr>
         <w:pStyle w:val="Zadanie"/>
-        <w:rPr/>
-      </w:pPr>
-      <w:r>
-        <w:rPr/>
+      </w:pPr>
+      <w:r>
+        <w:rPr>
+          <w:noProof/>
+          <w:lang w:eastAsia="pl-PL"/>
+        </w:rPr>
         <w:drawing>
           <wp:inline distT="0" distB="0" distL="0" distR="0">
             <wp:extent cx="6645910" cy="4097020"/>
@@ -4207,7 +4166,7 @@
                     </pic:cNvPicPr>
                   </pic:nvPicPr>
                   <pic:blipFill>
-                    <a:blip r:embed="rId20"/>
+                    <a:blip r:embed="rId28"/>
                     <a:stretch>
                       <a:fillRect/>
                     </a:stretch>
@@ -4232,38 +4191,30 @@
     <w:p>
       <w:pPr>
         <w:pStyle w:val="Zadanie"/>
-        <w:rPr/>
-      </w:pPr>
-      <w:r>
-        <w:rPr/>
-      </w:r>
+      </w:pPr>
     </w:p>
     <w:p>
       <w:pPr>
         <w:pStyle w:val="Zadanie"/>
-        <w:rPr/>
-      </w:pPr>
-      <w:r>
-        <w:rPr/>
+      </w:pPr>
+      <w:r>
         <w:t>Wstaw zrzut ekranu listy, gdy w polu wyszukiwania wpisano wystarczająco dużo znaków, by zadziałało filtrowanie. Upewnij się, że chociaż 2 wyniki będą wciąż widoczne:</w:t>
       </w:r>
     </w:p>
     <w:p>
       <w:pPr>
         <w:pStyle w:val="Zadanie"/>
-        <w:rPr/>
-      </w:pPr>
-      <w:r>
-        <w:rPr/>
-      </w:r>
+      </w:pPr>
     </w:p>
     <w:p>
       <w:pPr>
         <w:pStyle w:val="Zadanie"/>
-        <w:rPr/>
-      </w:pPr>
-      <w:r>
-        <w:rPr/>
+      </w:pPr>
+      <w:r>
+        <w:rPr>
+          <w:noProof/>
+          <w:lang w:eastAsia="pl-PL"/>
+        </w:rPr>
         <w:drawing>
           <wp:inline distT="0" distB="0" distL="0" distR="0">
             <wp:extent cx="6645910" cy="3126740"/>
@@ -4282,7 +4233,7 @@
                     </pic:cNvPicPr>
                   </pic:nvPicPr>
                   <pic:blipFill>
-                    <a:blip r:embed="rId21"/>
+                    <a:blip r:embed="rId29"/>
                     <a:stretch>
                       <a:fillRect/>
                     </a:stretch>
@@ -4308,53 +4259,33 @@
       <w:tblPr>
         <w:tblStyle w:val="Tabela-Siatka"/>
         <w:tblW w:w="5000" w:type="pct"/>
-        <w:jc w:val="start"/>
-        <w:tblInd w:w="0" w:type="dxa"/>
         <w:tblLayout w:type="fixed"/>
-        <w:tblCellMar>
-          <w:top w:w="0" w:type="dxa"/>
-          <w:start w:w="108" w:type="dxa"/>
-          <w:bottom w:w="0" w:type="dxa"/>
-          <w:end w:w="108" w:type="dxa"/>
-        </w:tblCellMar>
-        <w:tblLook w:firstRow="1" w:noVBand="1" w:lastRow="0" w:firstColumn="1" w:lastColumn="0" w:noHBand="0" w:val="04a0"/>
+        <w:tblLook w:val="04A0" w:firstRow="1" w:lastRow="0" w:firstColumn="1" w:lastColumn="0" w:noHBand="0" w:noVBand="1"/>
       </w:tblPr>
       <w:tblGrid>
-        <w:gridCol w:w="8195"/>
+        <w:gridCol w:w="8187"/>
+        <w:gridCol w:w="1134"/>
         <w:gridCol w:w="1135"/>
-        <w:gridCol w:w="1136"/>
       </w:tblGrid>
       <w:tr>
         <w:trPr>
-          <w:trHeight w:val="567" w:hRule="exact"/>
+          <w:trHeight w:hRule="exact" w:val="567"/>
         </w:trPr>
         <w:tc>
           <w:tcPr>
             <w:tcW w:w="8195" w:type="dxa"/>
-            <w:tcBorders/>
             <w:vAlign w:val="center"/>
           </w:tcPr>
           <w:p>
             <w:pPr>
               <w:pStyle w:val="PunktyTabela"/>
-              <w:widowControl/>
-              <w:spacing w:before="0" w:after="0"/>
-              <w:jc w:val="start"/>
-              <w:rPr>
-                <w:rFonts w:ascii="Calibri" w:hAnsi="Calibri" w:eastAsia="Calibri" w:cs="Arial"/>
-                <w:kern w:val="2"/>
-                <w:sz w:val="22"/>
-                <w:szCs w:val="22"/>
-                <w:lang w:eastAsia="en-US" w:bidi="ar-SA"/>
+              <w:rPr>
+                <w:rFonts w:ascii="Calibri" w:eastAsia="Calibri" w:hAnsi="Calibri" w:cs="Arial"/>
               </w:rPr>
             </w:pPr>
             <w:r>
               <w:rPr>
                 <w:rFonts w:eastAsia="Calibri" w:cs="Arial"/>
-                <w:kern w:val="2"/>
-                <w:sz w:val="22"/>
-                <w:szCs w:val="22"/>
-                <w:lang w:eastAsia="en-US" w:bidi="ar-SA"/>
               </w:rPr>
               <w:t>Punkty:</w:t>
             </w:r>
@@ -4363,30 +4294,19 @@
         <w:tc>
           <w:tcPr>
             <w:tcW w:w="1135" w:type="dxa"/>
-            <w:tcBorders/>
             <w:vAlign w:val="center"/>
           </w:tcPr>
           <w:p>
             <w:pPr>
               <w:pStyle w:val="PunktyTabela"/>
-              <w:widowControl/>
-              <w:spacing w:before="0" w:after="0"/>
               <w:jc w:val="center"/>
               <w:rPr>
-                <w:rFonts w:ascii="Calibri" w:hAnsi="Calibri" w:eastAsia="Calibri" w:cs="Arial"/>
-                <w:kern w:val="2"/>
-                <w:sz w:val="22"/>
-                <w:szCs w:val="22"/>
-                <w:lang w:eastAsia="en-US" w:bidi="ar-SA"/>
+                <w:rFonts w:ascii="Calibri" w:eastAsia="Calibri" w:hAnsi="Calibri" w:cs="Arial"/>
               </w:rPr>
             </w:pPr>
             <w:r>
               <w:rPr>
                 <w:rFonts w:eastAsia="Calibri" w:cs="Arial"/>
-                <w:kern w:val="2"/>
-                <w:sz w:val="22"/>
-                <w:szCs w:val="22"/>
-                <w:lang w:eastAsia="en-US" w:bidi="ar-SA"/>
               </w:rPr>
               <w:t>0</w:t>
             </w:r>
@@ -4395,30 +4315,19 @@
         <w:tc>
           <w:tcPr>
             <w:tcW w:w="1136" w:type="dxa"/>
-            <w:tcBorders/>
             <w:vAlign w:val="center"/>
           </w:tcPr>
           <w:p>
             <w:pPr>
               <w:pStyle w:val="PunktyTabela"/>
-              <w:widowControl/>
-              <w:spacing w:before="0" w:after="0"/>
               <w:jc w:val="center"/>
               <w:rPr>
-                <w:rFonts w:ascii="Calibri" w:hAnsi="Calibri" w:eastAsia="Calibri" w:cs="Arial"/>
-                <w:kern w:val="2"/>
-                <w:sz w:val="22"/>
-                <w:szCs w:val="22"/>
-                <w:lang w:eastAsia="en-US" w:bidi="ar-SA"/>
+                <w:rFonts w:ascii="Calibri" w:eastAsia="Calibri" w:hAnsi="Calibri" w:cs="Arial"/>
               </w:rPr>
             </w:pPr>
             <w:r>
               <w:rPr>
                 <w:rFonts w:eastAsia="Calibri" w:cs="Arial"/>
-                <w:kern w:val="2"/>
-                <w:sz w:val="22"/>
-                <w:szCs w:val="22"/>
-                <w:lang w:eastAsia="en-US" w:bidi="ar-SA"/>
               </w:rPr>
               <w:t>1</w:t>
             </w:r>
@@ -4428,25 +4337,21 @@
     </w:tbl>
     <w:p>
       <w:pPr>
-        <w:pStyle w:val="Normal"/>
-        <w:rPr>
-          <w:lang w:val="pl-PL"/>
-        </w:rPr>
-      </w:pPr>
-      <w:r>
-        <w:rPr>
-          <w:lang w:val="pl-PL"/>
-        </w:rPr>
-      </w:r>
+        <w:rPr>
+          <w:lang w:val="pl-PL"/>
+        </w:rPr>
+      </w:pPr>
     </w:p>
     <w:p>
       <w:pPr>
         <w:pStyle w:val="Zadanie"/>
-        <w:rPr/>
-      </w:pPr>
-      <w:r>
-        <w:rPr/>
-        <w:t xml:space="preserve">Wstaw zrzut ekranu przedstawiający podświetlenie szukanej frazy w wynikach wyszukiwania, przykładowo dla frazy </w:t>
+      </w:pPr>
+      <w:r>
+        <w:lastRenderedPageBreak/>
+        <w:t>Wstaw zrzut ekranu przedst</w:t>
+      </w:r>
+      <w:r>
+        <w:t xml:space="preserve">awiający podświetlenie szukanej frazy w wynikach wyszukiwania, przykładowo dla frazy </w:t>
       </w:r>
       <w:r>
         <w:rPr>
@@ -4455,7 +4360,6 @@
         <w:t>ko</w:t>
       </w:r>
       <w:r>
-        <w:rPr/>
         <w:t xml:space="preserve"> i zadania </w:t>
       </w:r>
       <w:r>
@@ -4465,7 +4369,6 @@
         <w:t>Ala ma kota</w:t>
       </w:r>
       <w:r>
-        <w:rPr/>
         <w:t xml:space="preserve"> otrzymujemy: </w:t>
       </w:r>
       <w:r>
@@ -4488,26 +4391,23 @@
         <w:t>ta</w:t>
       </w:r>
       <w:r>
-        <w:rPr/>
         <w:t>:</w:t>
       </w:r>
     </w:p>
     <w:p>
       <w:pPr>
         <w:pStyle w:val="Zadanie"/>
-        <w:rPr/>
-      </w:pPr>
-      <w:r>
-        <w:rPr/>
-      </w:r>
+      </w:pPr>
     </w:p>
     <w:p>
       <w:pPr>
         <w:pStyle w:val="Zadanie"/>
-        <w:rPr/>
-      </w:pPr>
-      <w:r>
-        <w:rPr/>
+      </w:pPr>
+      <w:r>
+        <w:rPr>
+          <w:noProof/>
+          <w:lang w:eastAsia="pl-PL"/>
+        </w:rPr>
         <w:drawing>
           <wp:inline distT="0" distB="0" distL="0" distR="0">
             <wp:extent cx="6645910" cy="2678430"/>
@@ -4526,7 +4426,7 @@
                     </pic:cNvPicPr>
                   </pic:nvPicPr>
                   <pic:blipFill>
-                    <a:blip r:embed="rId22"/>
+                    <a:blip r:embed="rId30"/>
                     <a:stretch>
                       <a:fillRect/>
                     </a:stretch>
@@ -4552,53 +4452,33 @@
       <w:tblPr>
         <w:tblStyle w:val="Tabela-Siatka"/>
         <w:tblW w:w="5000" w:type="pct"/>
-        <w:jc w:val="start"/>
-        <w:tblInd w:w="0" w:type="dxa"/>
         <w:tblLayout w:type="fixed"/>
-        <w:tblCellMar>
-          <w:top w:w="0" w:type="dxa"/>
-          <w:start w:w="108" w:type="dxa"/>
-          <w:bottom w:w="0" w:type="dxa"/>
-          <w:end w:w="108" w:type="dxa"/>
-        </w:tblCellMar>
-        <w:tblLook w:firstRow="1" w:noVBand="1" w:lastRow="0" w:firstColumn="1" w:lastColumn="0" w:noHBand="0" w:val="04a0"/>
+        <w:tblLook w:val="04A0" w:firstRow="1" w:lastRow="0" w:firstColumn="1" w:lastColumn="0" w:noHBand="0" w:noVBand="1"/>
       </w:tblPr>
       <w:tblGrid>
-        <w:gridCol w:w="8195"/>
+        <w:gridCol w:w="8187"/>
+        <w:gridCol w:w="1134"/>
         <w:gridCol w:w="1135"/>
-        <w:gridCol w:w="1136"/>
       </w:tblGrid>
       <w:tr>
         <w:trPr>
-          <w:trHeight w:val="567" w:hRule="exact"/>
+          <w:trHeight w:hRule="exact" w:val="567"/>
         </w:trPr>
         <w:tc>
           <w:tcPr>
             <w:tcW w:w="8195" w:type="dxa"/>
-            <w:tcBorders/>
             <w:vAlign w:val="center"/>
           </w:tcPr>
           <w:p>
             <w:pPr>
               <w:pStyle w:val="PunktyTabela"/>
-              <w:widowControl/>
-              <w:spacing w:before="0" w:after="0"/>
-              <w:jc w:val="start"/>
-              <w:rPr>
-                <w:rFonts w:ascii="Calibri" w:hAnsi="Calibri" w:eastAsia="Calibri" w:cs="Arial"/>
-                <w:kern w:val="2"/>
-                <w:sz w:val="22"/>
-                <w:szCs w:val="22"/>
-                <w:lang w:eastAsia="en-US" w:bidi="ar-SA"/>
+              <w:rPr>
+                <w:rFonts w:ascii="Calibri" w:eastAsia="Calibri" w:hAnsi="Calibri" w:cs="Arial"/>
               </w:rPr>
             </w:pPr>
             <w:r>
               <w:rPr>
                 <w:rFonts w:eastAsia="Calibri" w:cs="Arial"/>
-                <w:kern w:val="2"/>
-                <w:sz w:val="22"/>
-                <w:szCs w:val="22"/>
-                <w:lang w:eastAsia="en-US" w:bidi="ar-SA"/>
               </w:rPr>
               <w:t>Punkty:</w:t>
             </w:r>
@@ -4607,30 +4487,19 @@
         <w:tc>
           <w:tcPr>
             <w:tcW w:w="1135" w:type="dxa"/>
-            <w:tcBorders/>
             <w:vAlign w:val="center"/>
           </w:tcPr>
           <w:p>
             <w:pPr>
               <w:pStyle w:val="PunktyTabela"/>
-              <w:widowControl/>
-              <w:spacing w:before="0" w:after="0"/>
               <w:jc w:val="center"/>
               <w:rPr>
-                <w:rFonts w:ascii="Calibri" w:hAnsi="Calibri" w:eastAsia="Calibri" w:cs="Arial"/>
-                <w:kern w:val="2"/>
-                <w:sz w:val="22"/>
-                <w:szCs w:val="22"/>
-                <w:lang w:eastAsia="en-US" w:bidi="ar-SA"/>
+                <w:rFonts w:ascii="Calibri" w:eastAsia="Calibri" w:hAnsi="Calibri" w:cs="Arial"/>
               </w:rPr>
             </w:pPr>
             <w:r>
               <w:rPr>
                 <w:rFonts w:eastAsia="Calibri" w:cs="Arial"/>
-                <w:kern w:val="2"/>
-                <w:sz w:val="22"/>
-                <w:szCs w:val="22"/>
-                <w:lang w:eastAsia="en-US" w:bidi="ar-SA"/>
               </w:rPr>
               <w:t>0</w:t>
             </w:r>
@@ -4639,30 +4508,19 @@
         <w:tc>
           <w:tcPr>
             <w:tcW w:w="1136" w:type="dxa"/>
-            <w:tcBorders/>
             <w:vAlign w:val="center"/>
           </w:tcPr>
           <w:p>
             <w:pPr>
               <w:pStyle w:val="PunktyTabela"/>
-              <w:widowControl/>
-              <w:spacing w:before="0" w:after="0"/>
               <w:jc w:val="center"/>
               <w:rPr>
-                <w:rFonts w:ascii="Calibri" w:hAnsi="Calibri" w:eastAsia="Calibri" w:cs="Arial"/>
-                <w:kern w:val="2"/>
-                <w:sz w:val="22"/>
-                <w:szCs w:val="22"/>
-                <w:lang w:eastAsia="en-US" w:bidi="ar-SA"/>
+                <w:rFonts w:ascii="Calibri" w:eastAsia="Calibri" w:hAnsi="Calibri" w:cs="Arial"/>
               </w:rPr>
             </w:pPr>
             <w:r>
               <w:rPr>
                 <w:rFonts w:eastAsia="Calibri" w:cs="Arial"/>
-                <w:kern w:val="2"/>
-                <w:sz w:val="22"/>
-                <w:szCs w:val="22"/>
-                <w:lang w:eastAsia="en-US" w:bidi="ar-SA"/>
               </w:rPr>
               <w:t>1</w:t>
             </w:r>
@@ -4672,44 +4530,76 @@
     </w:tbl>
     <w:p>
       <w:pPr>
-        <w:pStyle w:val="Heading1"/>
-        <w:rPr/>
+        <w:pStyle w:val="Nagwek1"/>
       </w:pPr>
       <w:bookmarkStart w:id="15" w:name="_Toc209861179"/>
       <w:bookmarkStart w:id="16" w:name="_Toc146283472"/>
       <w:r>
-        <w:rPr/>
-        <w:t>Commit projektu do GIT</w:t>
+        <w:t xml:space="preserve">Commit </w:t>
+      </w:r>
+      <w:proofErr w:type="spellStart"/>
+      <w:r>
+        <w:t>projektu</w:t>
+      </w:r>
+      <w:proofErr w:type="spellEnd"/>
+      <w:r>
+        <w:t xml:space="preserve"> do GIT</w:t>
       </w:r>
       <w:bookmarkEnd w:id="15"/>
       <w:bookmarkEnd w:id="16"/>
     </w:p>
     <w:p>
       <w:pPr>
-        <w:pStyle w:val="Normal"/>
-        <w:rPr>
-          <w:lang w:val="pl-PL"/>
-        </w:rPr>
-      </w:pPr>
-      <w:r>
-        <w:rPr>
-          <w:lang w:val="pl-PL"/>
-        </w:rPr>
-        <w:t>Zacommituj i pushnij swoje rozwiązanie do repozytorium GIT.</w:t>
-      </w:r>
-    </w:p>
-    <w:p>
-      <w:pPr>
-        <w:pStyle w:val="Normal"/>
-        <w:rPr>
-          <w:lang w:val="pl-PL"/>
-        </w:rPr>
-      </w:pPr>
-      <w:r>
-        <w:rPr>
-          <w:lang w:val="pl-PL"/>
-        </w:rPr>
-        <w:t xml:space="preserve">Upewnij się, czy wszystko dobrze się wysłało. Jeśli tak, to z poziomu przeglądarki utwórz branch o nazwie </w:t>
+        <w:rPr>
+          <w:lang w:val="pl-PL"/>
+        </w:rPr>
+      </w:pPr>
+      <w:r>
+        <w:rPr>
+          <w:lang w:val="pl-PL"/>
+        </w:rPr>
+        <w:t xml:space="preserve">Zacommituj i </w:t>
+      </w:r>
+      <w:proofErr w:type="spellStart"/>
+      <w:r>
+        <w:rPr>
+          <w:lang w:val="pl-PL"/>
+        </w:rPr>
+        <w:t>pushnij</w:t>
+      </w:r>
+      <w:proofErr w:type="spellEnd"/>
+      <w:r>
+        <w:rPr>
+          <w:lang w:val="pl-PL"/>
+        </w:rPr>
+        <w:t xml:space="preserve"> swoje rozwiązanie do repozytorium GIT.</w:t>
+      </w:r>
+    </w:p>
+    <w:p>
+      <w:pPr>
+        <w:rPr>
+          <w:lang w:val="pl-PL"/>
+        </w:rPr>
+      </w:pPr>
+      <w:r>
+        <w:rPr>
+          <w:lang w:val="pl-PL"/>
+        </w:rPr>
+        <w:t xml:space="preserve">Upewnij się, czy wszystko dobrze się wysłało. Jeśli tak, to z poziomu przeglądarki utwórz </w:t>
+      </w:r>
+      <w:proofErr w:type="spellStart"/>
+      <w:r>
+        <w:rPr>
+          <w:lang w:val="pl-PL"/>
+        </w:rPr>
+        <w:t>branch</w:t>
+      </w:r>
+      <w:proofErr w:type="spellEnd"/>
+      <w:r>
+        <w:rPr>
+          <w:lang w:val="pl-PL"/>
+        </w:rPr>
+        <w:t xml:space="preserve"> o nazwie </w:t>
       </w:r>
       <w:r>
         <w:rPr>
@@ -4727,11 +4617,17 @@
     <w:p>
       <w:pPr>
         <w:pStyle w:val="Zadanie"/>
-        <w:rPr/>
-      </w:pPr>
-      <w:r>
-        <w:rPr/>
-        <w:t xml:space="preserve">Podaj link do brancha </w:t>
+      </w:pPr>
+      <w:r>
+        <w:t xml:space="preserve">Podaj link do </w:t>
+      </w:r>
+      <w:proofErr w:type="spellStart"/>
+      <w:r>
+        <w:t>brancha</w:t>
+      </w:r>
+      <w:proofErr w:type="spellEnd"/>
+      <w:r>
+        <w:t xml:space="preserve"> </w:t>
       </w:r>
       <w:r>
         <w:rPr>
@@ -4740,44 +4636,28 @@
         <w:t>lab-b</w:t>
       </w:r>
       <w:r>
-        <w:rPr/>
         <w:t xml:space="preserve"> w swoim repozytorium:</w:t>
       </w:r>
     </w:p>
     <w:p>
       <w:pPr>
         <w:pStyle w:val="Zadanie"/>
-        <w:rPr/>
-      </w:pPr>
-      <w:r>
-        <w:rPr/>
-      </w:r>
+      </w:pPr>
     </w:p>
     <w:p>
       <w:pPr>
         <w:pStyle w:val="Zadanie"/>
-        <w:rPr/>
-      </w:pPr>
-      <w:r>
-        <w:rPr/>
-        <w:t>…</w:t>
-      </w:r>
-      <w:r>
-        <w:rPr/>
-        <w:t xml:space="preserve">link, np. </w:t>
-      </w:r>
-      <w:hyperlink r:id="rId23">
-        <w:r>
-          <w:rPr>
-            <w:rStyle w:val="Hyperlink"/>
-          </w:rPr>
-          <w:t>https://github.com/inazwisko/ai1-lab/tree/lab-b…</w:t>
-        </w:r>
-      </w:hyperlink>
-    </w:p>
-    <w:p>
-      <w:pPr>
-        <w:pStyle w:val="Heading1"/>
+      </w:pPr>
+      <w:r>
+        <w:t xml:space="preserve">…link, np. </w:t>
+      </w:r>
+      <w:r>
+        <w:t>https://github.com/lp53912/AplikacjeInternetowe/tree/main/Lab2</w:t>
+      </w:r>
+    </w:p>
+    <w:p>
+      <w:pPr>
+        <w:pStyle w:val="Nagwek1"/>
         <w:rPr>
           <w:lang w:val="pl-PL"/>
         </w:rPr>
@@ -4794,116 +4674,124 @@
     <w:p>
       <w:pPr>
         <w:pStyle w:val="Zadanie"/>
-        <w:rPr/>
-      </w:pPr>
-      <w:r>
-        <w:rPr/>
+      </w:pPr>
+      <w:r>
         <w:t>W kilku słowach/zdaniach napisz swoje przemyślenia odnośnie tego laboratorium. Nie używaj LLM.</w:t>
       </w:r>
     </w:p>
     <w:p>
       <w:pPr>
         <w:pStyle w:val="Zadanie"/>
-        <w:rPr/>
-      </w:pPr>
-      <w:r>
-        <w:rPr/>
-      </w:r>
+      </w:pPr>
     </w:p>
     <w:p>
       <w:pPr>
         <w:pStyle w:val="Zadanie"/>
-        <w:rPr/>
-      </w:pPr>
-      <w:r>
-        <w:rPr/>
-        <w:t>…</w:t>
-      </w:r>
-      <w:r>
-        <w:rPr/>
-        <w:t>podsumowanie…</w:t>
-      </w:r>
-    </w:p>
-    <w:p>
-      <w:pPr>
-        <w:pStyle w:val="Normal"/>
-        <w:rPr>
-          <w:lang w:val="pl-PL"/>
-        </w:rPr>
-      </w:pPr>
-      <w:r>
-        <w:rPr>
-          <w:lang w:val="pl-PL"/>
-        </w:rPr>
-      </w:r>
-    </w:p>
-    <w:p>
-      <w:pPr>
-        <w:pStyle w:val="Normal"/>
-        <w:spacing w:before="0" w:after="160"/>
-        <w:rPr>
-          <w:lang w:val="pl-PL"/>
-        </w:rPr>
-      </w:pPr>
-      <w:r>
-        <w:rPr>
-          <w:lang w:val="pl-PL"/>
-        </w:rPr>
-        <w:t>Zweryfikuj kompletność sprawozdania. Utwórz PDF i wyślij w terminie.</w:t>
+      </w:pPr>
+      <w:r>
+        <w:t>Zadanie było proste i przejrzyste, zdążyłem zrobić całe na za</w:t>
+      </w:r>
+      <w:bookmarkStart w:id="18" w:name="_GoBack"/>
+      <w:bookmarkEnd w:id="18"/>
+      <w:r>
+        <w:t xml:space="preserve">jęciach. </w:t>
+      </w:r>
+    </w:p>
+    <w:p>
+      <w:pPr>
+        <w:rPr>
+          <w:lang w:val="pl-PL"/>
+        </w:rPr>
+      </w:pPr>
+    </w:p>
+    <w:p>
+      <w:pPr>
+        <w:rPr>
+          <w:lang w:val="pl-PL"/>
+        </w:rPr>
+      </w:pPr>
+      <w:r>
+        <w:rPr>
+          <w:lang w:val="pl-PL"/>
+        </w:rPr>
+        <w:t>Zweryfikuj kompletność sprawozdania. Utwórz PDF i wyślij w ter</w:t>
+      </w:r>
+      <w:r>
+        <w:rPr>
+          <w:lang w:val="pl-PL"/>
+        </w:rPr>
+        <w:t>minie.</w:t>
       </w:r>
     </w:p>
     <w:sectPr>
-      <w:headerReference w:type="even" r:id="rId24"/>
-      <w:headerReference w:type="default" r:id="rId25"/>
-      <w:headerReference w:type="first" r:id="rId26"/>
-      <w:footerReference w:type="even" r:id="rId27"/>
-      <w:footerReference w:type="default" r:id="rId28"/>
-      <w:footerReference w:type="first" r:id="rId29"/>
-      <w:type w:val="nextPage"/>
+      <w:headerReference w:type="even" r:id="rId31"/>
+      <w:headerReference w:type="default" r:id="rId32"/>
+      <w:footerReference w:type="even" r:id="rId33"/>
+      <w:footerReference w:type="default" r:id="rId34"/>
+      <w:headerReference w:type="first" r:id="rId35"/>
+      <w:footerReference w:type="first" r:id="rId36"/>
       <w:pgSz w:w="11906" w:h="16838"/>
-      <w:pgMar w:left="720" w:right="720" w:gutter="0" w:header="708" w:top="765" w:footer="708" w:bottom="765"/>
-      <w:pgNumType w:fmt="decimal"/>
-      <w:formProt w:val="false"/>
+      <w:pgMar w:top="765" w:right="720" w:bottom="765" w:left="720" w:header="708" w:footer="708" w:gutter="0"/>
+      <w:cols w:space="708"/>
+      <w:formProt w:val="0"/>
       <w:titlePg/>
-      <w:textDirection w:val="lrTb"/>
-      <w:docGrid w:type="default" w:linePitch="360" w:charSpace="0"/>
+      <w:docGrid w:linePitch="360"/>
     </w:sectPr>
   </w:body>
 </w:document>
 </file>
 
+<file path=word/endnotes.xml><?xml version="1.0" encoding="utf-8"?>
+<w:endnotes xmlns:wpc="http://schemas.microsoft.com/office/word/2010/wordprocessingCanvas" xmlns:cx="http://schemas.microsoft.com/office/drawing/2014/chartex" xmlns:mc="http://schemas.openxmlformats.org/markup-compatibility/2006" xmlns:o="urn:schemas-microsoft-com:office:office" xmlns:r="http://schemas.openxmlformats.org/officeDocument/2006/relationships" xmlns:m="http://schemas.openxmlformats.org/officeDocument/2006/math" xmlns:v="urn:schemas-microsoft-com:vml" xmlns:wp14="http://schemas.microsoft.com/office/word/2010/wordprocessingDrawing" xmlns:wp="http://schemas.openxmlformats.org/drawingml/2006/wordprocessingDrawing" xmlns:w10="urn:schemas-microsoft-com:office:word" xmlns:w="http://schemas.openxmlformats.org/wordprocessingml/2006/main" xmlns:w14="http://schemas.microsoft.com/office/word/2010/wordml" xmlns:w15="http://schemas.microsoft.com/office/word/2012/wordml" xmlns:w16se="http://schemas.microsoft.com/office/word/2015/wordml/symex" xmlns:wpg="http://schemas.microsoft.com/office/word/2010/wordprocessingGroup" xmlns:wpi="http://schemas.microsoft.com/office/word/2010/wordprocessingInk" xmlns:wne="http://schemas.microsoft.com/office/word/2006/wordml" xmlns:wps="http://schemas.microsoft.com/office/word/2010/wordprocessingShape" mc:Ignorable="w14 w15 w16se wp14">
+  <w:endnote w:type="separator" w:id="-1">
+    <w:p>
+      <w:pPr>
+        <w:spacing w:after="0" w:line="240" w:lineRule="auto"/>
+      </w:pPr>
+      <w:r>
+        <w:separator/>
+      </w:r>
+    </w:p>
+  </w:endnote>
+  <w:endnote w:type="continuationSeparator" w:id="0">
+    <w:p>
+      <w:pPr>
+        <w:spacing w:after="0" w:line="240" w:lineRule="auto"/>
+      </w:pPr>
+      <w:r>
+        <w:continuationSeparator/>
+      </w:r>
+    </w:p>
+  </w:endnote>
+</w:endnotes>
+</file>
+
 <file path=word/footer1.xml><?xml version="1.0" encoding="utf-8"?>
-<w:ftr xmlns:o="urn:schemas-microsoft-com:office:office" xmlns:r="http://schemas.openxmlformats.org/officeDocument/2006/relationships" xmlns:v="urn:schemas-microsoft-com:vml" xmlns:w="http://schemas.openxmlformats.org/wordprocessingml/2006/main" xmlns:w10="urn:schemas-microsoft-com:office:word" xmlns:wp="http://schemas.openxmlformats.org/drawingml/2006/wordprocessingDrawing" xmlns:pic="http://schemas.openxmlformats.org/drawingml/2006/picture" xmlns:wps="http://schemas.microsoft.com/office/word/2010/wordprocessingShape" xmlns:wpg="http://schemas.microsoft.com/office/word/2010/wordprocessingGroup" xmlns:mc="http://schemas.openxmlformats.org/markup-compatibility/2006" xmlns:wp14="http://schemas.microsoft.com/office/word/2010/wordprocessingDrawing" xmlns:w14="http://schemas.microsoft.com/office/word/2010/wordml" xmlns:w15="http://schemas.microsoft.com/office/word/2012/wordml" mc:Ignorable="w14 wp14 w15">
+<w:ftr xmlns:wpc="http://schemas.microsoft.com/office/word/2010/wordprocessingCanvas" xmlns:cx="http://schemas.microsoft.com/office/drawing/2014/chartex" xmlns:mc="http://schemas.openxmlformats.org/markup-compatibility/2006" xmlns:o="urn:schemas-microsoft-com:office:office" xmlns:r="http://schemas.openxmlformats.org/officeDocument/2006/relationships" xmlns:m="http://schemas.openxmlformats.org/officeDocument/2006/math" xmlns:v="urn:schemas-microsoft-com:vml" xmlns:wp14="http://schemas.microsoft.com/office/word/2010/wordprocessingDrawing" xmlns:wp="http://schemas.openxmlformats.org/drawingml/2006/wordprocessingDrawing" xmlns:w10="urn:schemas-microsoft-com:office:word" xmlns:w="http://schemas.openxmlformats.org/wordprocessingml/2006/main" xmlns:w14="http://schemas.microsoft.com/office/word/2010/wordml" xmlns:w15="http://schemas.microsoft.com/office/word/2012/wordml" xmlns:w16se="http://schemas.microsoft.com/office/word/2015/wordml/symex" xmlns:wpg="http://schemas.microsoft.com/office/word/2010/wordprocessingGroup" xmlns:wpi="http://schemas.microsoft.com/office/word/2010/wordprocessingInk" xmlns:wne="http://schemas.microsoft.com/office/word/2006/wordml" xmlns:wps="http://schemas.microsoft.com/office/word/2010/wordprocessingShape" mc:Ignorable="w14 w15 w16se wp14">
   <w:p>
     <w:pPr>
-      <w:pStyle w:val="Footer"/>
-      <w:rPr/>
+      <w:pStyle w:val="Stopka"/>
     </w:pPr>
-    <w:r>
-      <w:rPr/>
-    </w:r>
   </w:p>
 </w:ftr>
 </file>
 
 <file path=word/footer2.xml><?xml version="1.0" encoding="utf-8"?>
-<w:ftr xmlns:o="urn:schemas-microsoft-com:office:office" xmlns:r="http://schemas.openxmlformats.org/officeDocument/2006/relationships" xmlns:v="urn:schemas-microsoft-com:vml" xmlns:w="http://schemas.openxmlformats.org/wordprocessingml/2006/main" xmlns:w10="urn:schemas-microsoft-com:office:word" xmlns:wp="http://schemas.openxmlformats.org/drawingml/2006/wordprocessingDrawing" xmlns:pic="http://schemas.openxmlformats.org/drawingml/2006/picture" xmlns:wps="http://schemas.microsoft.com/office/word/2010/wordprocessingShape" xmlns:wpg="http://schemas.microsoft.com/office/word/2010/wordprocessingGroup" xmlns:mc="http://schemas.openxmlformats.org/markup-compatibility/2006" xmlns:wp14="http://schemas.microsoft.com/office/word/2010/wordprocessingDrawing" xmlns:w14="http://schemas.microsoft.com/office/word/2010/wordml" xmlns:w15="http://schemas.microsoft.com/office/word/2012/wordml" mc:Ignorable="w14 wp14 w15">
+<w:ftr xmlns:wpc="http://schemas.microsoft.com/office/word/2010/wordprocessingCanvas" xmlns:cx="http://schemas.microsoft.com/office/drawing/2014/chartex" xmlns:mc="http://schemas.openxmlformats.org/markup-compatibility/2006" xmlns:o="urn:schemas-microsoft-com:office:office" xmlns:r="http://schemas.openxmlformats.org/officeDocument/2006/relationships" xmlns:m="http://schemas.openxmlformats.org/officeDocument/2006/math" xmlns:v="urn:schemas-microsoft-com:vml" xmlns:wp14="http://schemas.microsoft.com/office/word/2010/wordprocessingDrawing" xmlns:wp="http://schemas.openxmlformats.org/drawingml/2006/wordprocessingDrawing" xmlns:w10="urn:schemas-microsoft-com:office:word" xmlns:w="http://schemas.openxmlformats.org/wordprocessingml/2006/main" xmlns:w14="http://schemas.microsoft.com/office/word/2010/wordml" xmlns:w15="http://schemas.microsoft.com/office/word/2012/wordml" xmlns:w16se="http://schemas.microsoft.com/office/word/2015/wordml/symex" xmlns:wpg="http://schemas.microsoft.com/office/word/2010/wordprocessingGroup" xmlns:wpi="http://schemas.microsoft.com/office/word/2010/wordprocessingInk" xmlns:wne="http://schemas.microsoft.com/office/word/2006/wordml" xmlns:wps="http://schemas.microsoft.com/office/word/2010/wordprocessingShape" mc:Ignorable="w14 w15 w16se wp14">
   <w:sdt>
     <w:sdtPr>
+      <w:id w:val="-1769616900"/>
       <w:docPartObj>
-        <w:docPartGallery w:val="Page Numbers (Bottom of Page)"/>
-        <w:docPartUnique w:val="true"/>
         <w:docPartGallery w:val="Page Numbers (Top of Page)"/>
-        <w:docPartUnique w:val="true"/>
+        <w:docPartUnique/>
       </w:docPartObj>
-      <w:id w:val="-1769616900"/>
     </w:sdtPr>
+    <w:sdtEndPr/>
     <w:sdtContent>
       <w:p>
         <w:pPr>
-          <w:pStyle w:val="Footer"/>
-          <w:jc w:val="end"/>
-          <w:rPr/>
+          <w:pStyle w:val="Stopka"/>
+          <w:jc w:val="right"/>
         </w:pPr>
         <w:r>
           <w:rPr>
@@ -4922,37 +4810,38 @@
         </w:r>
         <w:r>
           <w:rPr>
+            <w:b/>
+            <w:bCs/>
             <w:sz w:val="24"/>
-            <w:b/>
             <w:szCs w:val="24"/>
-            <w:bCs/>
           </w:rPr>
           <w:instrText xml:space="preserve"> PAGE </w:instrText>
         </w:r>
         <w:r>
           <w:rPr>
+            <w:b/>
+            <w:bCs/>
             <w:sz w:val="24"/>
-            <w:b/>
             <w:szCs w:val="24"/>
-            <w:bCs/>
           </w:rPr>
           <w:fldChar w:fldCharType="separate"/>
         </w:r>
         <w:r>
           <w:rPr>
+            <w:b/>
+            <w:bCs/>
+            <w:noProof/>
             <w:sz w:val="24"/>
-            <w:b/>
             <w:szCs w:val="24"/>
-            <w:bCs/>
           </w:rPr>
-          <w:t>11</w:t>
+          <w:t>10</w:t>
         </w:r>
         <w:r>
           <w:rPr>
+            <w:b/>
+            <w:bCs/>
             <w:sz w:val="24"/>
-            <w:b/>
             <w:szCs w:val="24"/>
-            <w:bCs/>
           </w:rPr>
           <w:fldChar w:fldCharType="end"/>
         </w:r>
@@ -4973,37 +4862,38 @@
         </w:r>
         <w:r>
           <w:rPr>
+            <w:b/>
+            <w:bCs/>
             <w:sz w:val="24"/>
-            <w:b/>
             <w:szCs w:val="24"/>
-            <w:bCs/>
           </w:rPr>
           <w:instrText xml:space="preserve"> NUMPAGES </w:instrText>
         </w:r>
         <w:r>
           <w:rPr>
+            <w:b/>
+            <w:bCs/>
             <w:sz w:val="24"/>
-            <w:b/>
             <w:szCs w:val="24"/>
-            <w:bCs/>
           </w:rPr>
           <w:fldChar w:fldCharType="separate"/>
         </w:r>
         <w:r>
           <w:rPr>
+            <w:b/>
+            <w:bCs/>
+            <w:noProof/>
             <w:sz w:val="24"/>
-            <w:b/>
             <w:szCs w:val="24"/>
-            <w:bCs/>
           </w:rPr>
           <w:t>11</w:t>
         </w:r>
         <w:r>
           <w:rPr>
+            <w:b/>
+            <w:bCs/>
             <w:sz w:val="24"/>
-            <w:b/>
             <w:szCs w:val="24"/>
-            <w:bCs/>
           </w:rPr>
           <w:fldChar w:fldCharType="end"/>
         </w:r>
@@ -5012,34 +4902,28 @@
   </w:sdt>
   <w:p>
     <w:pPr>
-      <w:pStyle w:val="Footer"/>
-      <w:rPr/>
+      <w:pStyle w:val="Stopka"/>
     </w:pPr>
-    <w:r>
-      <w:rPr/>
-    </w:r>
   </w:p>
 </w:ftr>
 </file>
 
 <file path=word/footer3.xml><?xml version="1.0" encoding="utf-8"?>
-<w:ftr xmlns:o="urn:schemas-microsoft-com:office:office" xmlns:r="http://schemas.openxmlformats.org/officeDocument/2006/relationships" xmlns:v="urn:schemas-microsoft-com:vml" xmlns:w="http://schemas.openxmlformats.org/wordprocessingml/2006/main" xmlns:w10="urn:schemas-microsoft-com:office:word" xmlns:wp="http://schemas.openxmlformats.org/drawingml/2006/wordprocessingDrawing" xmlns:pic="http://schemas.openxmlformats.org/drawingml/2006/picture" xmlns:wps="http://schemas.microsoft.com/office/word/2010/wordprocessingShape" xmlns:wpg="http://schemas.microsoft.com/office/word/2010/wordprocessingGroup" xmlns:mc="http://schemas.openxmlformats.org/markup-compatibility/2006" xmlns:wp14="http://schemas.microsoft.com/office/word/2010/wordprocessingDrawing" xmlns:w14="http://schemas.microsoft.com/office/word/2010/wordml" xmlns:w15="http://schemas.microsoft.com/office/word/2012/wordml" mc:Ignorable="w14 wp14 w15">
+<w:ftr xmlns:wpc="http://schemas.microsoft.com/office/word/2010/wordprocessingCanvas" xmlns:cx="http://schemas.microsoft.com/office/drawing/2014/chartex" xmlns:mc="http://schemas.openxmlformats.org/markup-compatibility/2006" xmlns:o="urn:schemas-microsoft-com:office:office" xmlns:r="http://schemas.openxmlformats.org/officeDocument/2006/relationships" xmlns:m="http://schemas.openxmlformats.org/officeDocument/2006/math" xmlns:v="urn:schemas-microsoft-com:vml" xmlns:wp14="http://schemas.microsoft.com/office/word/2010/wordprocessingDrawing" xmlns:wp="http://schemas.openxmlformats.org/drawingml/2006/wordprocessingDrawing" xmlns:w10="urn:schemas-microsoft-com:office:word" xmlns:w="http://schemas.openxmlformats.org/wordprocessingml/2006/main" xmlns:w14="http://schemas.microsoft.com/office/word/2010/wordml" xmlns:w15="http://schemas.microsoft.com/office/word/2012/wordml" xmlns:w16se="http://schemas.microsoft.com/office/word/2015/wordml/symex" xmlns:wpg="http://schemas.microsoft.com/office/word/2010/wordprocessingGroup" xmlns:wpi="http://schemas.microsoft.com/office/word/2010/wordprocessingInk" xmlns:wne="http://schemas.microsoft.com/office/word/2006/wordml" xmlns:wps="http://schemas.microsoft.com/office/word/2010/wordprocessingShape" mc:Ignorable="w14 w15 w16se wp14">
   <w:sdt>
     <w:sdtPr>
+      <w:id w:val="46264957"/>
       <w:docPartObj>
-        <w:docPartGallery w:val="Page Numbers (Bottom of Page)"/>
-        <w:docPartUnique w:val="true"/>
         <w:docPartGallery w:val="Page Numbers (Top of Page)"/>
-        <w:docPartUnique w:val="true"/>
+        <w:docPartUnique/>
       </w:docPartObj>
-      <w:id w:val="46264957"/>
     </w:sdtPr>
+    <w:sdtEndPr/>
     <w:sdtContent>
       <w:p>
         <w:pPr>
-          <w:pStyle w:val="Footer"/>
-          <w:jc w:val="end"/>
-          <w:rPr/>
+          <w:pStyle w:val="Stopka"/>
+          <w:jc w:val="right"/>
         </w:pPr>
         <w:r>
           <w:rPr>
@@ -5058,37 +4942,38 @@
         </w:r>
         <w:r>
           <w:rPr>
+            <w:b/>
+            <w:bCs/>
             <w:sz w:val="24"/>
-            <w:b/>
             <w:szCs w:val="24"/>
-            <w:bCs/>
           </w:rPr>
           <w:instrText xml:space="preserve"> PAGE </w:instrText>
         </w:r>
         <w:r>
           <w:rPr>
+            <w:b/>
+            <w:bCs/>
             <w:sz w:val="24"/>
-            <w:b/>
             <w:szCs w:val="24"/>
-            <w:bCs/>
           </w:rPr>
           <w:fldChar w:fldCharType="separate"/>
         </w:r>
         <w:r>
           <w:rPr>
+            <w:b/>
+            <w:bCs/>
+            <w:noProof/>
             <w:sz w:val="24"/>
-            <w:b/>
             <w:szCs w:val="24"/>
-            <w:bCs/>
           </w:rPr>
           <w:t>1</w:t>
         </w:r>
         <w:r>
           <w:rPr>
+            <w:b/>
+            <w:bCs/>
             <w:sz w:val="24"/>
-            <w:b/>
             <w:szCs w:val="24"/>
-            <w:bCs/>
           </w:rPr>
           <w:fldChar w:fldCharType="end"/>
         </w:r>
@@ -5109,37 +4994,38 @@
         </w:r>
         <w:r>
           <w:rPr>
+            <w:b/>
+            <w:bCs/>
             <w:sz w:val="24"/>
-            <w:b/>
             <w:szCs w:val="24"/>
-            <w:bCs/>
           </w:rPr>
           <w:instrText xml:space="preserve"> NUMPAGES </w:instrText>
         </w:r>
         <w:r>
           <w:rPr>
+            <w:b/>
+            <w:bCs/>
             <w:sz w:val="24"/>
-            <w:b/>
             <w:szCs w:val="24"/>
-            <w:bCs/>
           </w:rPr>
           <w:fldChar w:fldCharType="separate"/>
         </w:r>
         <w:r>
           <w:rPr>
+            <w:b/>
+            <w:bCs/>
+            <w:noProof/>
             <w:sz w:val="24"/>
-            <w:b/>
             <w:szCs w:val="24"/>
-            <w:bCs/>
           </w:rPr>
           <w:t>11</w:t>
         </w:r>
         <w:r>
           <w:rPr>
+            <w:b/>
+            <w:bCs/>
             <w:sz w:val="24"/>
-            <w:b/>
             <w:szCs w:val="24"/>
-            <w:bCs/>
           </w:rPr>
           <w:fldChar w:fldCharType="end"/>
         </w:r>
@@ -5148,35 +5034,52 @@
   </w:sdt>
   <w:p>
     <w:pPr>
-      <w:pStyle w:val="Footer"/>
-      <w:rPr/>
+      <w:pStyle w:val="Stopka"/>
     </w:pPr>
-    <w:r>
-      <w:rPr/>
-    </w:r>
   </w:p>
 </w:ftr>
 </file>
 
+<file path=word/footnotes.xml><?xml version="1.0" encoding="utf-8"?>
+<w:footnotes xmlns:wpc="http://schemas.microsoft.com/office/word/2010/wordprocessingCanvas" xmlns:cx="http://schemas.microsoft.com/office/drawing/2014/chartex" xmlns:mc="http://schemas.openxmlformats.org/markup-compatibility/2006" xmlns:o="urn:schemas-microsoft-com:office:office" xmlns:r="http://schemas.openxmlformats.org/officeDocument/2006/relationships" xmlns:m="http://schemas.openxmlformats.org/officeDocument/2006/math" xmlns:v="urn:schemas-microsoft-com:vml" xmlns:wp14="http://schemas.microsoft.com/office/word/2010/wordprocessingDrawing" xmlns:wp="http://schemas.openxmlformats.org/drawingml/2006/wordprocessingDrawing" xmlns:w10="urn:schemas-microsoft-com:office:word" xmlns:w="http://schemas.openxmlformats.org/wordprocessingml/2006/main" xmlns:w14="http://schemas.microsoft.com/office/word/2010/wordml" xmlns:w15="http://schemas.microsoft.com/office/word/2012/wordml" xmlns:w16se="http://schemas.microsoft.com/office/word/2015/wordml/symex" xmlns:wpg="http://schemas.microsoft.com/office/word/2010/wordprocessingGroup" xmlns:wpi="http://schemas.microsoft.com/office/word/2010/wordprocessingInk" xmlns:wne="http://schemas.microsoft.com/office/word/2006/wordml" xmlns:wps="http://schemas.microsoft.com/office/word/2010/wordprocessingShape" mc:Ignorable="w14 w15 w16se wp14">
+  <w:footnote w:type="separator" w:id="-1">
+    <w:p>
+      <w:pPr>
+        <w:spacing w:after="0" w:line="240" w:lineRule="auto"/>
+      </w:pPr>
+      <w:r>
+        <w:separator/>
+      </w:r>
+    </w:p>
+  </w:footnote>
+  <w:footnote w:type="continuationSeparator" w:id="0">
+    <w:p>
+      <w:pPr>
+        <w:spacing w:after="0" w:line="240" w:lineRule="auto"/>
+      </w:pPr>
+      <w:r>
+        <w:continuationSeparator/>
+      </w:r>
+    </w:p>
+  </w:footnote>
+</w:footnotes>
+</file>
+
 <file path=word/header1.xml><?xml version="1.0" encoding="utf-8"?>
-<w:hdr xmlns:o="urn:schemas-microsoft-com:office:office" xmlns:r="http://schemas.openxmlformats.org/officeDocument/2006/relationships" xmlns:v="urn:schemas-microsoft-com:vml" xmlns:w="http://schemas.openxmlformats.org/wordprocessingml/2006/main" xmlns:w10="urn:schemas-microsoft-com:office:word" xmlns:wp="http://schemas.openxmlformats.org/drawingml/2006/wordprocessingDrawing" xmlns:pic="http://schemas.openxmlformats.org/drawingml/2006/picture" xmlns:wps="http://schemas.microsoft.com/office/word/2010/wordprocessingShape" xmlns:wpg="http://schemas.microsoft.com/office/word/2010/wordprocessingGroup" xmlns:mc="http://schemas.openxmlformats.org/markup-compatibility/2006" xmlns:wp14="http://schemas.microsoft.com/office/word/2010/wordprocessingDrawing" xmlns:w14="http://schemas.microsoft.com/office/word/2010/wordml" xmlns:w15="http://schemas.microsoft.com/office/word/2012/wordml" mc:Ignorable="w14 wp14 w15">
+<w:hdr xmlns:wpc="http://schemas.microsoft.com/office/word/2010/wordprocessingCanvas" xmlns:cx="http://schemas.microsoft.com/office/drawing/2014/chartex" xmlns:mc="http://schemas.openxmlformats.org/markup-compatibility/2006" xmlns:o="urn:schemas-microsoft-com:office:office" xmlns:r="http://schemas.openxmlformats.org/officeDocument/2006/relationships" xmlns:m="http://schemas.openxmlformats.org/officeDocument/2006/math" xmlns:v="urn:schemas-microsoft-com:vml" xmlns:wp14="http://schemas.microsoft.com/office/word/2010/wordprocessingDrawing" xmlns:wp="http://schemas.openxmlformats.org/drawingml/2006/wordprocessingDrawing" xmlns:w10="urn:schemas-microsoft-com:office:word" xmlns:w="http://schemas.openxmlformats.org/wordprocessingml/2006/main" xmlns:w14="http://schemas.microsoft.com/office/word/2010/wordml" xmlns:w15="http://schemas.microsoft.com/office/word/2012/wordml" xmlns:w16se="http://schemas.microsoft.com/office/word/2015/wordml/symex" xmlns:wpg="http://schemas.microsoft.com/office/word/2010/wordprocessingGroup" xmlns:wpi="http://schemas.microsoft.com/office/word/2010/wordprocessingInk" xmlns:wne="http://schemas.microsoft.com/office/word/2006/wordml" xmlns:wps="http://schemas.microsoft.com/office/word/2010/wordprocessingShape" mc:Ignorable="w14 w15 w16se wp14">
   <w:p>
     <w:pPr>
-      <w:pStyle w:val="Header"/>
-      <w:rPr/>
+      <w:pStyle w:val="Nagwek"/>
     </w:pPr>
-    <w:r>
-      <w:rPr/>
-    </w:r>
   </w:p>
 </w:hdr>
 </file>
 
 <file path=word/header2.xml><?xml version="1.0" encoding="utf-8"?>
-<w:hdr xmlns:o="urn:schemas-microsoft-com:office:office" xmlns:r="http://schemas.openxmlformats.org/officeDocument/2006/relationships" xmlns:v="urn:schemas-microsoft-com:vml" xmlns:w="http://schemas.openxmlformats.org/wordprocessingml/2006/main" xmlns:w10="urn:schemas-microsoft-com:office:word" xmlns:wp="http://schemas.openxmlformats.org/drawingml/2006/wordprocessingDrawing" xmlns:pic="http://schemas.openxmlformats.org/drawingml/2006/picture" xmlns:wps="http://schemas.microsoft.com/office/word/2010/wordprocessingShape" xmlns:wpg="http://schemas.microsoft.com/office/word/2010/wordprocessingGroup" xmlns:mc="http://schemas.openxmlformats.org/markup-compatibility/2006" xmlns:wp14="http://schemas.microsoft.com/office/word/2010/wordprocessingDrawing" xmlns:w14="http://schemas.microsoft.com/office/word/2010/wordml" xmlns:w15="http://schemas.microsoft.com/office/word/2012/wordml" mc:Ignorable="w14 wp14 w15">
+<w:hdr xmlns:wpc="http://schemas.microsoft.com/office/word/2010/wordprocessingCanvas" xmlns:cx="http://schemas.microsoft.com/office/drawing/2014/chartex" xmlns:mc="http://schemas.openxmlformats.org/markup-compatibility/2006" xmlns:o="urn:schemas-microsoft-com:office:office" xmlns:r="http://schemas.openxmlformats.org/officeDocument/2006/relationships" xmlns:m="http://schemas.openxmlformats.org/officeDocument/2006/math" xmlns:v="urn:schemas-microsoft-com:vml" xmlns:wp14="http://schemas.microsoft.com/office/word/2010/wordprocessingDrawing" xmlns:wp="http://schemas.openxmlformats.org/drawingml/2006/wordprocessingDrawing" xmlns:w10="urn:schemas-microsoft-com:office:word" xmlns:w="http://schemas.openxmlformats.org/wordprocessingml/2006/main" xmlns:w14="http://schemas.microsoft.com/office/word/2010/wordml" xmlns:w15="http://schemas.microsoft.com/office/word/2012/wordml" xmlns:w16se="http://schemas.microsoft.com/office/word/2015/wordml/symex" xmlns:wpg="http://schemas.microsoft.com/office/word/2010/wordprocessingGroup" xmlns:wpi="http://schemas.microsoft.com/office/word/2010/wordprocessingInk" xmlns:wne="http://schemas.microsoft.com/office/word/2006/wordml" xmlns:wps="http://schemas.microsoft.com/office/word/2010/wordprocessingShape" mc:Ignorable="w14 w15 w16se wp14">
   <w:p>
     <w:pPr>
-      <w:pStyle w:val="Header"/>
+      <w:pStyle w:val="Nagwek"/>
       <w:rPr>
         <w:lang w:val="pl-PL"/>
       </w:rPr>
@@ -5271,12 +5174,14 @@
       </w:rPr>
       <w:fldChar w:fldCharType="separate"/>
     </w:r>
+    <w:proofErr w:type="spellStart"/>
     <w:r>
       <w:rPr>
         <w:lang w:val="pl-PL"/>
       </w:rPr>
       <w:t>Lisinski</w:t>
     </w:r>
+    <w:proofErr w:type="spellEnd"/>
     <w:r>
       <w:rPr>
         <w:lang w:val="pl-PL"/>
@@ -5323,13 +5228,7 @@
       <w:rPr>
         <w:lang w:val="pl-PL"/>
       </w:rPr>
-      <w:t xml:space="preserve"> – </w:t>
-    </w:r>
-    <w:r>
-      <w:rPr>
-        <w:lang w:val="pl-PL"/>
-      </w:rPr>
-      <w:t xml:space="preserve">Wersja </w:t>
+      <w:t xml:space="preserve"> – Wersja </w:t>
     </w:r>
     <w:r>
       <w:rPr>
@@ -5366,32 +5265,153 @@
 </file>
 
 <file path=word/header3.xml><?xml version="1.0" encoding="utf-8"?>
-<w:hdr xmlns:o="urn:schemas-microsoft-com:office:office" xmlns:r="http://schemas.openxmlformats.org/officeDocument/2006/relationships" xmlns:v="urn:schemas-microsoft-com:vml" xmlns:w="http://schemas.openxmlformats.org/wordprocessingml/2006/main" xmlns:w10="urn:schemas-microsoft-com:office:word" xmlns:wp="http://schemas.openxmlformats.org/drawingml/2006/wordprocessingDrawing" xmlns:pic="http://schemas.openxmlformats.org/drawingml/2006/picture" xmlns:wps="http://schemas.microsoft.com/office/word/2010/wordprocessingShape" xmlns:wpg="http://schemas.microsoft.com/office/word/2010/wordprocessingGroup" xmlns:mc="http://schemas.openxmlformats.org/markup-compatibility/2006" xmlns:wp14="http://schemas.microsoft.com/office/word/2010/wordprocessingDrawing" xmlns:w14="http://schemas.microsoft.com/office/word/2010/wordml" xmlns:w15="http://schemas.microsoft.com/office/word/2012/wordml" mc:Ignorable="w14 wp14 w15">
+<w:hdr xmlns:wpc="http://schemas.microsoft.com/office/word/2010/wordprocessingCanvas" xmlns:cx="http://schemas.microsoft.com/office/drawing/2014/chartex" xmlns:mc="http://schemas.openxmlformats.org/markup-compatibility/2006" xmlns:o="urn:schemas-microsoft-com:office:office" xmlns:r="http://schemas.openxmlformats.org/officeDocument/2006/relationships" xmlns:m="http://schemas.openxmlformats.org/officeDocument/2006/math" xmlns:v="urn:schemas-microsoft-com:vml" xmlns:wp14="http://schemas.microsoft.com/office/word/2010/wordprocessingDrawing" xmlns:wp="http://schemas.openxmlformats.org/drawingml/2006/wordprocessingDrawing" xmlns:w10="urn:schemas-microsoft-com:office:word" xmlns:w="http://schemas.openxmlformats.org/wordprocessingml/2006/main" xmlns:w14="http://schemas.microsoft.com/office/word/2010/wordml" xmlns:w15="http://schemas.microsoft.com/office/word/2012/wordml" xmlns:w16se="http://schemas.microsoft.com/office/word/2015/wordml/symex" xmlns:wpg="http://schemas.microsoft.com/office/word/2010/wordprocessingGroup" xmlns:wpi="http://schemas.microsoft.com/office/word/2010/wordprocessingInk" xmlns:wne="http://schemas.microsoft.com/office/word/2006/wordml" xmlns:wps="http://schemas.microsoft.com/office/word/2010/wordprocessingShape" mc:Ignorable="w14 w15 w16se wp14">
   <w:p>
     <w:pPr>
-      <w:pStyle w:val="Header"/>
-      <w:rPr/>
+      <w:pStyle w:val="Nagwek"/>
     </w:pPr>
-    <w:r>
-      <w:rPr/>
-    </w:r>
   </w:p>
 </w:hdr>
 </file>
 
 <file path=word/numbering.xml><?xml version="1.0" encoding="utf-8"?>
-<w:numbering xmlns:w="http://schemas.openxmlformats.org/wordprocessingml/2006/main" xmlns:o="urn:schemas-microsoft-com:office:office" xmlns:r="http://schemas.openxmlformats.org/officeDocument/2006/relationships" xmlns:v="urn:schemas-microsoft-com:vml" xmlns:mc="http://schemas.openxmlformats.org/markup-compatibility/2006" xmlns:w14="http://schemas.microsoft.com/office/word/2010/wordml" mc:Ignorable="w14">
-  <w:abstractNum w:abstractNumId="1">
+<w:numbering xmlns:wpc="http://schemas.microsoft.com/office/word/2010/wordprocessingCanvas" xmlns:cx="http://schemas.microsoft.com/office/drawing/2014/chartex" xmlns:mc="http://schemas.openxmlformats.org/markup-compatibility/2006" xmlns:o="urn:schemas-microsoft-com:office:office" xmlns:r="http://schemas.openxmlformats.org/officeDocument/2006/relationships" xmlns:m="http://schemas.openxmlformats.org/officeDocument/2006/math" xmlns:v="urn:schemas-microsoft-com:vml" xmlns:wp14="http://schemas.microsoft.com/office/word/2010/wordprocessingDrawing" xmlns:wp="http://schemas.openxmlformats.org/drawingml/2006/wordprocessingDrawing" xmlns:w10="urn:schemas-microsoft-com:office:word" xmlns:w="http://schemas.openxmlformats.org/wordprocessingml/2006/main" xmlns:w14="http://schemas.microsoft.com/office/word/2010/wordml" xmlns:w15="http://schemas.microsoft.com/office/word/2012/wordml" xmlns:w16se="http://schemas.microsoft.com/office/word/2015/wordml/symex" xmlns:wpg="http://schemas.microsoft.com/office/word/2010/wordprocessingGroup" xmlns:wpi="http://schemas.microsoft.com/office/word/2010/wordprocessingInk" xmlns:wne="http://schemas.microsoft.com/office/word/2006/wordml" xmlns:wps="http://schemas.microsoft.com/office/word/2010/wordprocessingShape" mc:Ignorable="w14 w15 w16se wp14">
+  <w:abstractNum w:abstractNumId="0" w15:restartNumberingAfterBreak="0">
+    <w:nsid w:val="0BBB358C"/>
+    <w:multiLevelType w:val="multilevel"/>
+    <w:tmpl w:val="EA5ED500"/>
+    <w:lvl w:ilvl="0">
+      <w:start w:val="1"/>
+      <w:numFmt w:val="none"/>
+      <w:suff w:val="nothing"/>
+      <w:lvlText w:val=""/>
+      <w:lvlJc w:val="left"/>
+      <w:pPr>
+        <w:tabs>
+          <w:tab w:val="num" w:pos="0"/>
+        </w:tabs>
+        <w:ind w:left="0" w:firstLine="0"/>
+      </w:pPr>
+    </w:lvl>
+    <w:lvl w:ilvl="1">
+      <w:start w:val="1"/>
+      <w:numFmt w:val="none"/>
+      <w:suff w:val="nothing"/>
+      <w:lvlText w:val=""/>
+      <w:lvlJc w:val="left"/>
+      <w:pPr>
+        <w:tabs>
+          <w:tab w:val="num" w:pos="0"/>
+        </w:tabs>
+        <w:ind w:left="0" w:firstLine="0"/>
+      </w:pPr>
+    </w:lvl>
+    <w:lvl w:ilvl="2">
+      <w:start w:val="1"/>
+      <w:numFmt w:val="none"/>
+      <w:suff w:val="nothing"/>
+      <w:lvlText w:val=""/>
+      <w:lvlJc w:val="left"/>
+      <w:pPr>
+        <w:tabs>
+          <w:tab w:val="num" w:pos="0"/>
+        </w:tabs>
+        <w:ind w:left="0" w:firstLine="0"/>
+      </w:pPr>
+    </w:lvl>
+    <w:lvl w:ilvl="3">
+      <w:start w:val="1"/>
+      <w:numFmt w:val="none"/>
+      <w:suff w:val="nothing"/>
+      <w:lvlText w:val=""/>
+      <w:lvlJc w:val="left"/>
+      <w:pPr>
+        <w:tabs>
+          <w:tab w:val="num" w:pos="0"/>
+        </w:tabs>
+        <w:ind w:left="0" w:firstLine="0"/>
+      </w:pPr>
+    </w:lvl>
+    <w:lvl w:ilvl="4">
+      <w:start w:val="1"/>
+      <w:numFmt w:val="none"/>
+      <w:suff w:val="nothing"/>
+      <w:lvlText w:val=""/>
+      <w:lvlJc w:val="left"/>
+      <w:pPr>
+        <w:tabs>
+          <w:tab w:val="num" w:pos="0"/>
+        </w:tabs>
+        <w:ind w:left="0" w:firstLine="0"/>
+      </w:pPr>
+    </w:lvl>
+    <w:lvl w:ilvl="5">
+      <w:start w:val="1"/>
+      <w:numFmt w:val="none"/>
+      <w:suff w:val="nothing"/>
+      <w:lvlText w:val=""/>
+      <w:lvlJc w:val="left"/>
+      <w:pPr>
+        <w:tabs>
+          <w:tab w:val="num" w:pos="0"/>
+        </w:tabs>
+        <w:ind w:left="0" w:firstLine="0"/>
+      </w:pPr>
+    </w:lvl>
+    <w:lvl w:ilvl="6">
+      <w:start w:val="1"/>
+      <w:numFmt w:val="none"/>
+      <w:suff w:val="nothing"/>
+      <w:lvlText w:val=""/>
+      <w:lvlJc w:val="left"/>
+      <w:pPr>
+        <w:tabs>
+          <w:tab w:val="num" w:pos="0"/>
+        </w:tabs>
+        <w:ind w:left="0" w:firstLine="0"/>
+      </w:pPr>
+    </w:lvl>
+    <w:lvl w:ilvl="7">
+      <w:start w:val="1"/>
+      <w:numFmt w:val="none"/>
+      <w:suff w:val="nothing"/>
+      <w:lvlText w:val=""/>
+      <w:lvlJc w:val="left"/>
+      <w:pPr>
+        <w:tabs>
+          <w:tab w:val="num" w:pos="0"/>
+        </w:tabs>
+        <w:ind w:left="0" w:firstLine="0"/>
+      </w:pPr>
+    </w:lvl>
+    <w:lvl w:ilvl="8">
+      <w:start w:val="1"/>
+      <w:numFmt w:val="none"/>
+      <w:suff w:val="nothing"/>
+      <w:lvlText w:val=""/>
+      <w:lvlJc w:val="left"/>
+      <w:pPr>
+        <w:tabs>
+          <w:tab w:val="num" w:pos="0"/>
+        </w:tabs>
+        <w:ind w:left="0" w:firstLine="0"/>
+      </w:pPr>
+    </w:lvl>
+  </w:abstractNum>
+  <w:abstractNum w:abstractNumId="1" w15:restartNumberingAfterBreak="0">
+    <w:nsid w:val="4CE12336"/>
+    <w:multiLevelType w:val="multilevel"/>
+    <w:tmpl w:val="1674D90A"/>
     <w:lvl w:ilvl="0">
       <w:start w:val="1"/>
       <w:numFmt w:val="bullet"/>
       <w:lvlText w:val=""/>
-      <w:lvlJc w:val="start"/>
+      <w:lvlJc w:val="left"/>
       <w:pPr>
         <w:tabs>
           <w:tab w:val="num" w:pos="0"/>
         </w:tabs>
-        <w:ind w:start="720" w:hanging="360"/>
+        <w:ind w:left="720" w:hanging="360"/>
       </w:pPr>
       <w:rPr>
         <w:rFonts w:ascii="Symbol" w:hAnsi="Symbol" w:cs="Symbol" w:hint="default"/>
@@ -5401,12 +5421,12 @@
       <w:start w:val="1"/>
       <w:numFmt w:val="bullet"/>
       <w:lvlText w:val="o"/>
-      <w:lvlJc w:val="start"/>
+      <w:lvlJc w:val="left"/>
       <w:pPr>
         <w:tabs>
           <w:tab w:val="num" w:pos="0"/>
         </w:tabs>
-        <w:ind w:start="1440" w:hanging="360"/>
+        <w:ind w:left="1440" w:hanging="360"/>
       </w:pPr>
       <w:rPr>
         <w:rFonts w:ascii="Courier New" w:hAnsi="Courier New" w:cs="Courier New" w:hint="default"/>
@@ -5416,12 +5436,12 @@
       <w:start w:val="1"/>
       <w:numFmt w:val="bullet"/>
       <w:lvlText w:val=""/>
-      <w:lvlJc w:val="start"/>
+      <w:lvlJc w:val="left"/>
       <w:pPr>
         <w:tabs>
           <w:tab w:val="num" w:pos="0"/>
         </w:tabs>
-        <w:ind w:start="2160" w:hanging="360"/>
+        <w:ind w:left="2160" w:hanging="360"/>
       </w:pPr>
       <w:rPr>
         <w:rFonts w:ascii="Wingdings" w:hAnsi="Wingdings" w:cs="Wingdings" w:hint="default"/>
@@ -5431,12 +5451,12 @@
       <w:start w:val="1"/>
       <w:numFmt w:val="bullet"/>
       <w:lvlText w:val=""/>
-      <w:lvlJc w:val="start"/>
+      <w:lvlJc w:val="left"/>
       <w:pPr>
         <w:tabs>
           <w:tab w:val="num" w:pos="0"/>
         </w:tabs>
-        <w:ind w:start="2880" w:hanging="360"/>
+        <w:ind w:left="2880" w:hanging="360"/>
       </w:pPr>
       <w:rPr>
         <w:rFonts w:ascii="Symbol" w:hAnsi="Symbol" w:cs="Symbol" w:hint="default"/>
@@ -5446,12 +5466,12 @@
       <w:start w:val="1"/>
       <w:numFmt w:val="bullet"/>
       <w:lvlText w:val="o"/>
-      <w:lvlJc w:val="start"/>
+      <w:lvlJc w:val="left"/>
       <w:pPr>
         <w:tabs>
           <w:tab w:val="num" w:pos="0"/>
         </w:tabs>
-        <w:ind w:start="3600" w:hanging="360"/>
+        <w:ind w:left="3600" w:hanging="360"/>
       </w:pPr>
       <w:rPr>
         <w:rFonts w:ascii="Courier New" w:hAnsi="Courier New" w:cs="Courier New" w:hint="default"/>
@@ -5461,12 +5481,12 @@
       <w:start w:val="1"/>
       <w:numFmt w:val="bullet"/>
       <w:lvlText w:val=""/>
-      <w:lvlJc w:val="start"/>
+      <w:lvlJc w:val="left"/>
       <w:pPr>
         <w:tabs>
           <w:tab w:val="num" w:pos="0"/>
         </w:tabs>
-        <w:ind w:start="4320" w:hanging="360"/>
+        <w:ind w:left="4320" w:hanging="360"/>
       </w:pPr>
       <w:rPr>
         <w:rFonts w:ascii="Wingdings" w:hAnsi="Wingdings" w:cs="Wingdings" w:hint="default"/>
@@ -5476,12 +5496,12 @@
       <w:start w:val="1"/>
       <w:numFmt w:val="bullet"/>
       <w:lvlText w:val=""/>
-      <w:lvlJc w:val="start"/>
+      <w:lvlJc w:val="left"/>
       <w:pPr>
         <w:tabs>
           <w:tab w:val="num" w:pos="0"/>
         </w:tabs>
-        <w:ind w:start="5040" w:hanging="360"/>
+        <w:ind w:left="5040" w:hanging="360"/>
       </w:pPr>
       <w:rPr>
         <w:rFonts w:ascii="Symbol" w:hAnsi="Symbol" w:cs="Symbol" w:hint="default"/>
@@ -5491,12 +5511,12 @@
       <w:start w:val="1"/>
       <w:numFmt w:val="bullet"/>
       <w:lvlText w:val="o"/>
-      <w:lvlJc w:val="start"/>
+      <w:lvlJc w:val="left"/>
       <w:pPr>
         <w:tabs>
           <w:tab w:val="num" w:pos="0"/>
         </w:tabs>
-        <w:ind w:start="5760" w:hanging="360"/>
+        <w:ind w:left="5760" w:hanging="360"/>
       </w:pPr>
       <w:rPr>
         <w:rFonts w:ascii="Courier New" w:hAnsi="Courier New" w:cs="Courier New" w:hint="default"/>
@@ -5506,29 +5526,32 @@
       <w:start w:val="1"/>
       <w:numFmt w:val="bullet"/>
       <w:lvlText w:val=""/>
-      <w:lvlJc w:val="start"/>
+      <w:lvlJc w:val="left"/>
       <w:pPr>
         <w:tabs>
           <w:tab w:val="num" w:pos="0"/>
         </w:tabs>
-        <w:ind w:start="6480" w:hanging="360"/>
+        <w:ind w:left="6480" w:hanging="360"/>
       </w:pPr>
       <w:rPr>
         <w:rFonts w:ascii="Wingdings" w:hAnsi="Wingdings" w:cs="Wingdings" w:hint="default"/>
       </w:rPr>
     </w:lvl>
   </w:abstractNum>
-  <w:abstractNum w:abstractNumId="2">
+  <w:abstractNum w:abstractNumId="2" w15:restartNumberingAfterBreak="0">
+    <w:nsid w:val="76BC4AF2"/>
+    <w:multiLevelType w:val="multilevel"/>
+    <w:tmpl w:val="C52A6A40"/>
     <w:lvl w:ilvl="0">
       <w:start w:val="1"/>
       <w:numFmt w:val="bullet"/>
       <w:lvlText w:val=""/>
-      <w:lvlJc w:val="start"/>
+      <w:lvlJc w:val="left"/>
       <w:pPr>
         <w:tabs>
           <w:tab w:val="num" w:pos="0"/>
         </w:tabs>
-        <w:ind w:start="720" w:hanging="360"/>
+        <w:ind w:left="720" w:hanging="360"/>
       </w:pPr>
       <w:rPr>
         <w:rFonts w:ascii="Symbol" w:hAnsi="Symbol" w:cs="Symbol" w:hint="default"/>
@@ -5538,12 +5561,12 @@
       <w:start w:val="1"/>
       <w:numFmt w:val="bullet"/>
       <w:lvlText w:val="o"/>
-      <w:lvlJc w:val="start"/>
+      <w:lvlJc w:val="left"/>
       <w:pPr>
         <w:tabs>
           <w:tab w:val="num" w:pos="0"/>
         </w:tabs>
-        <w:ind w:start="1440" w:hanging="360"/>
+        <w:ind w:left="1440" w:hanging="360"/>
       </w:pPr>
       <w:rPr>
         <w:rFonts w:ascii="Courier New" w:hAnsi="Courier New" w:cs="Courier New" w:hint="default"/>
@@ -5553,12 +5576,12 @@
       <w:start w:val="1"/>
       <w:numFmt w:val="bullet"/>
       <w:lvlText w:val=""/>
-      <w:lvlJc w:val="start"/>
+      <w:lvlJc w:val="left"/>
       <w:pPr>
         <w:tabs>
           <w:tab w:val="num" w:pos="0"/>
         </w:tabs>
-        <w:ind w:start="2160" w:hanging="360"/>
+        <w:ind w:left="2160" w:hanging="360"/>
       </w:pPr>
       <w:rPr>
         <w:rFonts w:ascii="Wingdings" w:hAnsi="Wingdings" w:cs="Wingdings" w:hint="default"/>
@@ -5568,12 +5591,12 @@
       <w:start w:val="1"/>
       <w:numFmt w:val="bullet"/>
       <w:lvlText w:val=""/>
-      <w:lvlJc w:val="start"/>
+      <w:lvlJc w:val="left"/>
       <w:pPr>
         <w:tabs>
           <w:tab w:val="num" w:pos="0"/>
         </w:tabs>
-        <w:ind w:start="2880" w:hanging="360"/>
+        <w:ind w:left="2880" w:hanging="360"/>
       </w:pPr>
       <w:rPr>
         <w:rFonts w:ascii="Symbol" w:hAnsi="Symbol" w:cs="Symbol" w:hint="default"/>
@@ -5583,12 +5606,12 @@
       <w:start w:val="1"/>
       <w:numFmt w:val="bullet"/>
       <w:lvlText w:val="o"/>
-      <w:lvlJc w:val="start"/>
+      <w:lvlJc w:val="left"/>
       <w:pPr>
         <w:tabs>
           <w:tab w:val="num" w:pos="0"/>
         </w:tabs>
-        <w:ind w:start="3600" w:hanging="360"/>
+        <w:ind w:left="3600" w:hanging="360"/>
       </w:pPr>
       <w:rPr>
         <w:rFonts w:ascii="Courier New" w:hAnsi="Courier New" w:cs="Courier New" w:hint="default"/>
@@ -5598,12 +5621,12 @@
       <w:start w:val="1"/>
       <w:numFmt w:val="bullet"/>
       <w:lvlText w:val=""/>
-      <w:lvlJc w:val="start"/>
+      <w:lvlJc w:val="left"/>
       <w:pPr>
         <w:tabs>
           <w:tab w:val="num" w:pos="0"/>
         </w:tabs>
-        <w:ind w:start="4320" w:hanging="360"/>
+        <w:ind w:left="4320" w:hanging="360"/>
       </w:pPr>
       <w:rPr>
         <w:rFonts w:ascii="Wingdings" w:hAnsi="Wingdings" w:cs="Wingdings" w:hint="default"/>
@@ -5613,12 +5636,12 @@
       <w:start w:val="1"/>
       <w:numFmt w:val="bullet"/>
       <w:lvlText w:val=""/>
-      <w:lvlJc w:val="start"/>
+      <w:lvlJc w:val="left"/>
       <w:pPr>
         <w:tabs>
           <w:tab w:val="num" w:pos="0"/>
         </w:tabs>
-        <w:ind w:start="5040" w:hanging="360"/>
+        <w:ind w:left="5040" w:hanging="360"/>
       </w:pPr>
       <w:rPr>
         <w:rFonts w:ascii="Symbol" w:hAnsi="Symbol" w:cs="Symbol" w:hint="default"/>
@@ -5628,12 +5651,12 @@
       <w:start w:val="1"/>
       <w:numFmt w:val="bullet"/>
       <w:lvlText w:val="o"/>
-      <w:lvlJc w:val="start"/>
+      <w:lvlJc w:val="left"/>
       <w:pPr>
         <w:tabs>
           <w:tab w:val="num" w:pos="0"/>
         </w:tabs>
-        <w:ind w:start="5760" w:hanging="360"/>
+        <w:ind w:left="5760" w:hanging="360"/>
       </w:pPr>
       <w:rPr>
         <w:rFonts w:ascii="Courier New" w:hAnsi="Courier New" w:cs="Courier New" w:hint="default"/>
@@ -5643,155 +5666,36 @@
       <w:start w:val="1"/>
       <w:numFmt w:val="bullet"/>
       <w:lvlText w:val=""/>
-      <w:lvlJc w:val="start"/>
+      <w:lvlJc w:val="left"/>
       <w:pPr>
         <w:tabs>
           <w:tab w:val="num" w:pos="0"/>
         </w:tabs>
-        <w:ind w:start="6480" w:hanging="360"/>
+        <w:ind w:left="6480" w:hanging="360"/>
       </w:pPr>
       <w:rPr>
         <w:rFonts w:ascii="Wingdings" w:hAnsi="Wingdings" w:cs="Wingdings" w:hint="default"/>
       </w:rPr>
     </w:lvl>
   </w:abstractNum>
-  <w:abstractNum w:abstractNumId="3">
-    <w:lvl w:ilvl="0">
-      <w:start w:val="1"/>
-      <w:numFmt w:val="none"/>
-      <w:suff w:val="nothing"/>
-      <w:lvlText w:val=""/>
-      <w:lvlJc w:val="start"/>
-      <w:pPr>
-        <w:tabs>
-          <w:tab w:val="num" w:pos="0"/>
-        </w:tabs>
-        <w:ind w:start="0" w:hanging="0"/>
-      </w:pPr>
-    </w:lvl>
-    <w:lvl w:ilvl="1">
-      <w:start w:val="1"/>
-      <w:numFmt w:val="none"/>
-      <w:suff w:val="nothing"/>
-      <w:lvlText w:val=""/>
-      <w:lvlJc w:val="start"/>
-      <w:pPr>
-        <w:tabs>
-          <w:tab w:val="num" w:pos="0"/>
-        </w:tabs>
-        <w:ind w:start="0" w:hanging="0"/>
-      </w:pPr>
-    </w:lvl>
-    <w:lvl w:ilvl="2">
-      <w:start w:val="1"/>
-      <w:numFmt w:val="none"/>
-      <w:suff w:val="nothing"/>
-      <w:lvlText w:val=""/>
-      <w:lvlJc w:val="start"/>
-      <w:pPr>
-        <w:tabs>
-          <w:tab w:val="num" w:pos="0"/>
-        </w:tabs>
-        <w:ind w:start="0" w:hanging="0"/>
-      </w:pPr>
-    </w:lvl>
-    <w:lvl w:ilvl="3">
-      <w:start w:val="1"/>
-      <w:numFmt w:val="none"/>
-      <w:suff w:val="nothing"/>
-      <w:lvlText w:val=""/>
-      <w:lvlJc w:val="start"/>
-      <w:pPr>
-        <w:tabs>
-          <w:tab w:val="num" w:pos="0"/>
-        </w:tabs>
-        <w:ind w:start="0" w:hanging="0"/>
-      </w:pPr>
-    </w:lvl>
-    <w:lvl w:ilvl="4">
-      <w:start w:val="1"/>
-      <w:numFmt w:val="none"/>
-      <w:suff w:val="nothing"/>
-      <w:lvlText w:val=""/>
-      <w:lvlJc w:val="start"/>
-      <w:pPr>
-        <w:tabs>
-          <w:tab w:val="num" w:pos="0"/>
-        </w:tabs>
-        <w:ind w:start="0" w:hanging="0"/>
-      </w:pPr>
-    </w:lvl>
-    <w:lvl w:ilvl="5">
-      <w:start w:val="1"/>
-      <w:numFmt w:val="none"/>
-      <w:suff w:val="nothing"/>
-      <w:lvlText w:val=""/>
-      <w:lvlJc w:val="start"/>
-      <w:pPr>
-        <w:tabs>
-          <w:tab w:val="num" w:pos="0"/>
-        </w:tabs>
-        <w:ind w:start="0" w:hanging="0"/>
-      </w:pPr>
-    </w:lvl>
-    <w:lvl w:ilvl="6">
-      <w:start w:val="1"/>
-      <w:numFmt w:val="none"/>
-      <w:suff w:val="nothing"/>
-      <w:lvlText w:val=""/>
-      <w:lvlJc w:val="start"/>
-      <w:pPr>
-        <w:tabs>
-          <w:tab w:val="num" w:pos="0"/>
-        </w:tabs>
-        <w:ind w:start="0" w:hanging="0"/>
-      </w:pPr>
-    </w:lvl>
-    <w:lvl w:ilvl="7">
-      <w:start w:val="1"/>
-      <w:numFmt w:val="none"/>
-      <w:suff w:val="nothing"/>
-      <w:lvlText w:val=""/>
-      <w:lvlJc w:val="start"/>
-      <w:pPr>
-        <w:tabs>
-          <w:tab w:val="num" w:pos="0"/>
-        </w:tabs>
-        <w:ind w:start="0" w:hanging="0"/>
-      </w:pPr>
-    </w:lvl>
-    <w:lvl w:ilvl="8">
-      <w:start w:val="1"/>
-      <w:numFmt w:val="none"/>
-      <w:suff w:val="nothing"/>
-      <w:lvlText w:val=""/>
-      <w:lvlJc w:val="start"/>
-      <w:pPr>
-        <w:tabs>
-          <w:tab w:val="num" w:pos="0"/>
-        </w:tabs>
-        <w:ind w:start="0" w:hanging="0"/>
-      </w:pPr>
-    </w:lvl>
-  </w:abstractNum>
   <w:num w:numId="1">
+    <w:abstractNumId w:val="2"/>
+  </w:num>
+  <w:num w:numId="2">
     <w:abstractNumId w:val="1"/>
   </w:num>
-  <w:num w:numId="2">
-    <w:abstractNumId w:val="2"/>
-  </w:num>
   <w:num w:numId="3">
-    <w:abstractNumId w:val="3"/>
+    <w:abstractNumId w:val="0"/>
   </w:num>
 </w:numbering>
 </file>
 
 <file path=word/styles.xml><?xml version="1.0" encoding="utf-8"?>
-<w:styles xmlns:w="http://schemas.openxmlformats.org/wordprocessingml/2006/main" xmlns:w14="http://schemas.microsoft.com/office/word/2010/wordml" xmlns:mc="http://schemas.openxmlformats.org/markup-compatibility/2006" mc:Ignorable="w14">
+<w:styles xmlns:mc="http://schemas.openxmlformats.org/markup-compatibility/2006" xmlns:r="http://schemas.openxmlformats.org/officeDocument/2006/relationships" xmlns:w="http://schemas.openxmlformats.org/wordprocessingml/2006/main" xmlns:w14="http://schemas.microsoft.com/office/word/2010/wordml" xmlns:w15="http://schemas.microsoft.com/office/word/2012/wordml" xmlns:w16se="http://schemas.microsoft.com/office/word/2015/wordml/symex" mc:Ignorable="w14 w15 w16se">
   <w:docDefaults>
     <w:rPrDefault>
       <w:rPr>
-        <w:rFonts w:ascii="Calibri" w:hAnsi="Calibri" w:eastAsia="Calibri" w:cs="Arial" w:asciiTheme="minorHAnsi" w:cstheme="minorBidi" w:eastAsiaTheme="minorHAnsi" w:hAnsiTheme="minorHAnsi"/>
+        <w:rFonts w:asciiTheme="minorHAnsi" w:eastAsiaTheme="minorHAnsi" w:hAnsiTheme="minorHAnsi" w:cstheme="minorBidi"/>
         <w:kern w:val="2"/>
         <w:sz w:val="22"/>
         <w:szCs w:val="22"/>
@@ -5801,21 +5705,21 @@
     </w:rPrDefault>
     <w:pPrDefault>
       <w:pPr>
-        <w:suppressAutoHyphens w:val="true"/>
+        <w:suppressAutoHyphens/>
       </w:pPr>
     </w:pPrDefault>
   </w:docDefaults>
-  <w:latentStyles w:defLockedState="0" w:defUIPriority="99" w:defSemiHidden="0" w:defUnhideWhenUsed="0" w:defQFormat="0" w:count="376">
+  <w:latentStyles w:defLockedState="0" w:defUIPriority="99" w:defSemiHidden="0" w:defUnhideWhenUsed="0" w:defQFormat="0" w:count="371">
     <w:lsdException w:name="Normal" w:uiPriority="0" w:qFormat="1"/>
     <w:lsdException w:name="heading 1" w:uiPriority="9" w:qFormat="1"/>
-    <w:lsdException w:name="heading 2" w:uiPriority="9" w:semiHidden="1" w:unhideWhenUsed="1" w:qFormat="1"/>
-    <w:lsdException w:name="heading 3" w:uiPriority="9" w:semiHidden="1" w:unhideWhenUsed="1" w:qFormat="1"/>
-    <w:lsdException w:name="heading 4" w:uiPriority="9" w:semiHidden="1" w:unhideWhenUsed="1" w:qFormat="1"/>
-    <w:lsdException w:name="heading 5" w:uiPriority="9" w:semiHidden="1" w:unhideWhenUsed="1" w:qFormat="1"/>
-    <w:lsdException w:name="heading 6" w:uiPriority="9" w:semiHidden="1" w:unhideWhenUsed="1" w:qFormat="1"/>
-    <w:lsdException w:name="heading 7" w:uiPriority="9" w:semiHidden="1" w:unhideWhenUsed="1" w:qFormat="1"/>
-    <w:lsdException w:name="heading 8" w:uiPriority="9" w:semiHidden="1" w:unhideWhenUsed="1" w:qFormat="1"/>
-    <w:lsdException w:name="heading 9" w:uiPriority="9" w:semiHidden="1" w:unhideWhenUsed="1" w:qFormat="1"/>
+    <w:lsdException w:name="heading 2" w:semiHidden="1" w:uiPriority="9" w:unhideWhenUsed="1" w:qFormat="1"/>
+    <w:lsdException w:name="heading 3" w:semiHidden="1" w:uiPriority="9" w:unhideWhenUsed="1" w:qFormat="1"/>
+    <w:lsdException w:name="heading 4" w:semiHidden="1" w:uiPriority="9" w:unhideWhenUsed="1" w:qFormat="1"/>
+    <w:lsdException w:name="heading 5" w:semiHidden="1" w:uiPriority="9" w:unhideWhenUsed="1" w:qFormat="1"/>
+    <w:lsdException w:name="heading 6" w:semiHidden="1" w:uiPriority="9" w:unhideWhenUsed="1" w:qFormat="1"/>
+    <w:lsdException w:name="heading 7" w:semiHidden="1" w:uiPriority="9" w:unhideWhenUsed="1" w:qFormat="1"/>
+    <w:lsdException w:name="heading 8" w:semiHidden="1" w:uiPriority="9" w:unhideWhenUsed="1" w:qFormat="1"/>
+    <w:lsdException w:name="heading 9" w:semiHidden="1" w:uiPriority="9" w:unhideWhenUsed="1" w:qFormat="1"/>
     <w:lsdException w:name="index 1" w:semiHidden="1" w:unhideWhenUsed="1"/>
     <w:lsdException w:name="index 2" w:semiHidden="1" w:unhideWhenUsed="1"/>
     <w:lsdException w:name="index 3" w:semiHidden="1" w:unhideWhenUsed="1"/>
@@ -5825,22 +5729,22 @@
     <w:lsdException w:name="index 7" w:semiHidden="1" w:unhideWhenUsed="1"/>
     <w:lsdException w:name="index 8" w:semiHidden="1" w:unhideWhenUsed="1"/>
     <w:lsdException w:name="index 9" w:semiHidden="1" w:unhideWhenUsed="1"/>
-    <w:lsdException w:name="toc 1" w:uiPriority="39" w:semiHidden="1" w:unhideWhenUsed="1"/>
-    <w:lsdException w:name="toc 2" w:uiPriority="39" w:semiHidden="1" w:unhideWhenUsed="1"/>
-    <w:lsdException w:name="toc 3" w:uiPriority="39" w:semiHidden="1" w:unhideWhenUsed="1"/>
-    <w:lsdException w:name="toc 4" w:uiPriority="39" w:semiHidden="1" w:unhideWhenUsed="1"/>
-    <w:lsdException w:name="toc 5" w:uiPriority="39" w:semiHidden="1" w:unhideWhenUsed="1"/>
-    <w:lsdException w:name="toc 6" w:uiPriority="39" w:semiHidden="1" w:unhideWhenUsed="1"/>
-    <w:lsdException w:name="toc 7" w:uiPriority="39" w:semiHidden="1" w:unhideWhenUsed="1"/>
-    <w:lsdException w:name="toc 8" w:uiPriority="39" w:semiHidden="1" w:unhideWhenUsed="1"/>
-    <w:lsdException w:name="toc 9" w:uiPriority="39" w:semiHidden="1" w:unhideWhenUsed="1"/>
+    <w:lsdException w:name="toc 1" w:semiHidden="1" w:uiPriority="39" w:unhideWhenUsed="1"/>
+    <w:lsdException w:name="toc 2" w:semiHidden="1" w:uiPriority="39" w:unhideWhenUsed="1"/>
+    <w:lsdException w:name="toc 3" w:semiHidden="1" w:uiPriority="39" w:unhideWhenUsed="1"/>
+    <w:lsdException w:name="toc 4" w:semiHidden="1" w:uiPriority="39" w:unhideWhenUsed="1"/>
+    <w:lsdException w:name="toc 5" w:semiHidden="1" w:uiPriority="39" w:unhideWhenUsed="1"/>
+    <w:lsdException w:name="toc 6" w:semiHidden="1" w:uiPriority="39" w:unhideWhenUsed="1"/>
+    <w:lsdException w:name="toc 7" w:semiHidden="1" w:uiPriority="39" w:unhideWhenUsed="1"/>
+    <w:lsdException w:name="toc 8" w:semiHidden="1" w:uiPriority="39" w:unhideWhenUsed="1"/>
+    <w:lsdException w:name="toc 9" w:semiHidden="1" w:uiPriority="39" w:unhideWhenUsed="1"/>
     <w:lsdException w:name="Normal Indent" w:semiHidden="1" w:unhideWhenUsed="1"/>
     <w:lsdException w:name="footnote text" w:semiHidden="1" w:unhideWhenUsed="1"/>
     <w:lsdException w:name="annotation text" w:semiHidden="1" w:unhideWhenUsed="1"/>
     <w:lsdException w:name="header" w:semiHidden="1" w:unhideWhenUsed="1"/>
     <w:lsdException w:name="footer" w:semiHidden="1" w:unhideWhenUsed="1"/>
     <w:lsdException w:name="index heading" w:semiHidden="1" w:unhideWhenUsed="1"/>
-    <w:lsdException w:name="caption" w:uiPriority="35" w:semiHidden="1" w:unhideWhenUsed="1" w:qFormat="1"/>
+    <w:lsdException w:name="caption" w:semiHidden="1" w:uiPriority="35" w:unhideWhenUsed="1" w:qFormat="1"/>
     <w:lsdException w:name="table of figures" w:semiHidden="1" w:unhideWhenUsed="1"/>
     <w:lsdException w:name="envelope address" w:semiHidden="1" w:unhideWhenUsed="1"/>
     <w:lsdException w:name="envelope return" w:semiHidden="1" w:unhideWhenUsed="1"/>
@@ -5871,7 +5775,7 @@
     <w:lsdException w:name="Title" w:uiPriority="10" w:qFormat="1"/>
     <w:lsdException w:name="Closing" w:semiHidden="1" w:unhideWhenUsed="1"/>
     <w:lsdException w:name="Signature" w:semiHidden="1" w:unhideWhenUsed="1"/>
-    <w:lsdException w:name="Default Paragraph Font" w:uiPriority="1" w:semiHidden="1" w:unhideWhenUsed="1"/>
+    <w:lsdException w:name="Default Paragraph Font" w:semiHidden="1" w:uiPriority="1" w:unhideWhenUsed="1"/>
     <w:lsdException w:name="Body Text" w:semiHidden="1" w:unhideWhenUsed="1"/>
     <w:lsdException w:name="Body Text Indent" w:semiHidden="1" w:unhideWhenUsed="1"/>
     <w:lsdException w:name="List Continue" w:semiHidden="1" w:unhideWhenUsed="1"/>
@@ -6071,8 +5975,8 @@
     <w:lsdException w:name="Subtle Reference" w:uiPriority="31" w:qFormat="1"/>
     <w:lsdException w:name="Intense Reference" w:uiPriority="32" w:qFormat="1"/>
     <w:lsdException w:name="Book Title" w:uiPriority="33" w:qFormat="1"/>
-    <w:lsdException w:name="Bibliography" w:uiPriority="37" w:semiHidden="1" w:unhideWhenUsed="1"/>
-    <w:lsdException w:name="TOC Heading" w:uiPriority="39" w:semiHidden="1" w:unhideWhenUsed="1" w:qFormat="1"/>
+    <w:lsdException w:name="Bibliography" w:semiHidden="1" w:uiPriority="37" w:unhideWhenUsed="1"/>
+    <w:lsdException w:name="TOC Heading" w:semiHidden="1" w:uiPriority="39" w:unhideWhenUsed="1" w:qFormat="1"/>
     <w:lsdException w:name="Plain Table 1" w:uiPriority="41"/>
     <w:lsdException w:name="Plain Table 2" w:uiPriority="42"/>
     <w:lsdException w:name="Plain Table 3" w:uiPriority="43"/>
@@ -6177,111 +6081,115 @@
     <w:lsdException w:name="List Table 5 Dark Accent 6" w:uiPriority="50"/>
     <w:lsdException w:name="List Table 6 Colorful Accent 6" w:uiPriority="51"/>
     <w:lsdException w:name="List Table 7 Colorful Accent 6" w:uiPriority="52"/>
-    <w:lsdException w:name="Mention" w:semiHidden="1" w:unhideWhenUsed="1"/>
-    <w:lsdException w:name="Smart Hyperlink" w:semiHidden="1" w:unhideWhenUsed="1"/>
-    <w:lsdException w:name="Hashtag" w:semiHidden="1" w:unhideWhenUsed="1"/>
-    <w:lsdException w:name="Unresolved Mention" w:semiHidden="1" w:unhideWhenUsed="1"/>
-    <w:lsdException w:name="Smart Link" w:semiHidden="1" w:unhideWhenUsed="1"/>
   </w:latentStyles>
-  <w:style w:type="paragraph" w:styleId="Normal" w:default="1">
+  <w:style w:type="paragraph" w:default="1" w:styleId="Normalny">
     <w:name w:val="Normal"/>
     <w:qFormat/>
-    <w:rsid w:val="00c16636"/>
+    <w:rsid w:val="00C16636"/>
     <w:pPr>
-      <w:widowControl/>
-      <w:bidi w:val="0"/>
-      <w:spacing w:lineRule="auto" w:line="259" w:before="0" w:after="160"/>
-      <w:jc w:val="start"/>
+      <w:spacing w:after="160" w:line="259" w:lineRule="auto"/>
     </w:pPr>
-    <w:rPr>
-      <w:rFonts w:ascii="Calibri" w:hAnsi="Calibri" w:eastAsia="Calibri" w:cs="Arial" w:asciiTheme="minorHAnsi" w:cstheme="minorBidi" w:eastAsiaTheme="minorHAnsi" w:hAnsiTheme="minorHAnsi"/>
-      <w:color w:val="auto"/>
-      <w:kern w:val="2"/>
-      <w:sz w:val="22"/>
-      <w:szCs w:val="22"/>
-      <w:lang w:val="en-US" w:eastAsia="en-US" w:bidi="ar-SA"/>
-      <w14:ligatures w14:val="standardContextual"/>
-    </w:rPr>
   </w:style>
-  <w:style w:type="paragraph" w:styleId="Heading1">
+  <w:style w:type="paragraph" w:styleId="Nagwek1">
     <w:name w:val="heading 1"/>
-    <w:basedOn w:val="Normal"/>
-    <w:next w:val="Normal"/>
+    <w:basedOn w:val="Normalny"/>
+    <w:next w:val="Normalny"/>
     <w:link w:val="Nagwek1Znak"/>
     <w:uiPriority w:val="9"/>
     <w:qFormat/>
-    <w:rsid w:val="003b2421"/>
+    <w:rsid w:val="003B2421"/>
     <w:pPr>
-      <w:keepNext w:val="true"/>
+      <w:keepNext/>
       <w:keepLines/>
       <w:spacing w:before="480" w:after="120"/>
       <w:outlineLvl w:val="0"/>
     </w:pPr>
     <w:rPr>
-      <w:rFonts w:ascii="Calibri Light" w:hAnsi="Calibri Light" w:eastAsia="" w:cs="Times New Roman" w:asciiTheme="majorHAnsi" w:cstheme="majorBidi" w:eastAsiaTheme="majorEastAsia" w:hAnsiTheme="majorHAnsi"/>
+      <w:rFonts w:asciiTheme="majorHAnsi" w:eastAsiaTheme="majorEastAsia" w:hAnsiTheme="majorHAnsi" w:cstheme="majorBidi"/>
       <w:b/>
       <w:smallCaps/>
       <w:sz w:val="32"/>
       <w:szCs w:val="32"/>
     </w:rPr>
   </w:style>
-  <w:style w:type="character" w:styleId="DefaultParagraphFont" w:default="1">
+  <w:style w:type="character" w:default="1" w:styleId="Domylnaczcionkaakapitu">
     <w:name w:val="Default Paragraph Font"/>
     <w:uiPriority w:val="1"/>
     <w:semiHidden/>
     <w:unhideWhenUsed/>
-    <w:qFormat/>
-    <w:rPr/>
   </w:style>
-  <w:style w:type="character" w:styleId="NagwekZnak" w:customStyle="1">
+  <w:style w:type="table" w:default="1" w:styleId="Standardowy">
+    <w:name w:val="Normal Table"/>
+    <w:uiPriority w:val="99"/>
+    <w:semiHidden/>
+    <w:unhideWhenUsed/>
+    <w:tblPr>
+      <w:tblInd w:w="0" w:type="dxa"/>
+      <w:tblCellMar>
+        <w:top w:w="0" w:type="dxa"/>
+        <w:left w:w="108" w:type="dxa"/>
+        <w:bottom w:w="0" w:type="dxa"/>
+        <w:right w:w="108" w:type="dxa"/>
+      </w:tblCellMar>
+    </w:tblPr>
+  </w:style>
+  <w:style w:type="numbering" w:default="1" w:styleId="Bezlisty">
+    <w:name w:val="No List"/>
+    <w:uiPriority w:val="99"/>
+    <w:semiHidden/>
+    <w:unhideWhenUsed/>
+  </w:style>
+  <w:style w:type="character" w:customStyle="1" w:styleId="NagwekZnak">
     <w:name w:val="Nagłówek Znak"/>
-    <w:basedOn w:val="DefaultParagraphFont"/>
+    <w:basedOn w:val="Domylnaczcionkaakapitu"/>
+    <w:link w:val="Nagwek"/>
     <w:uiPriority w:val="99"/>
     <w:qFormat/>
-    <w:rsid w:val="00ca53ed"/>
-    <w:rPr/>
+    <w:rsid w:val="00CA53ED"/>
   </w:style>
-  <w:style w:type="character" w:styleId="StopkaZnak" w:customStyle="1">
+  <w:style w:type="character" w:customStyle="1" w:styleId="StopkaZnak">
     <w:name w:val="Stopka Znak"/>
-    <w:basedOn w:val="DefaultParagraphFont"/>
+    <w:basedOn w:val="Domylnaczcionkaakapitu"/>
+    <w:link w:val="Stopka"/>
     <w:uiPriority w:val="99"/>
     <w:qFormat/>
-    <w:rsid w:val="00ca53ed"/>
-    <w:rPr/>
+    <w:rsid w:val="00CA53ED"/>
   </w:style>
-  <w:style w:type="character" w:styleId="Nagwek1Znak" w:customStyle="1">
+  <w:style w:type="character" w:customStyle="1" w:styleId="Nagwek1Znak">
     <w:name w:val="Nagłówek 1 Znak"/>
-    <w:basedOn w:val="DefaultParagraphFont"/>
+    <w:basedOn w:val="Domylnaczcionkaakapitu"/>
+    <w:link w:val="Nagwek1"/>
     <w:uiPriority w:val="9"/>
     <w:qFormat/>
-    <w:rsid w:val="003b2421"/>
+    <w:rsid w:val="003B2421"/>
     <w:rPr>
-      <w:rFonts w:ascii="Calibri Light" w:hAnsi="Calibri Light" w:eastAsia="" w:cs="Times New Roman" w:asciiTheme="majorHAnsi" w:cstheme="majorBidi" w:eastAsiaTheme="majorEastAsia" w:hAnsiTheme="majorHAnsi"/>
+      <w:rFonts w:asciiTheme="majorHAnsi" w:eastAsiaTheme="majorEastAsia" w:hAnsiTheme="majorHAnsi" w:cstheme="majorBidi"/>
       <w:b/>
       <w:smallCaps/>
       <w:sz w:val="32"/>
       <w:szCs w:val="32"/>
     </w:rPr>
   </w:style>
-  <w:style w:type="character" w:styleId="Hyperlink">
+  <w:style w:type="character" w:styleId="Hipercze">
     <w:name w:val="Hyperlink"/>
-    <w:basedOn w:val="DefaultParagraphFont"/>
+    <w:basedOn w:val="Domylnaczcionkaakapitu"/>
     <w:uiPriority w:val="99"/>
     <w:unhideWhenUsed/>
-    <w:rsid w:val="0082436e"/>
+    <w:rsid w:val="0082436E"/>
     <w:rPr>
-      <w:color w:themeColor="hyperlink" w:val="0563C1"/>
+      <w:color w:val="0563C1" w:themeColor="hyperlink"/>
       <w:u w:val="single"/>
     </w:rPr>
   </w:style>
-  <w:style w:type="character" w:styleId="TytuZnak" w:customStyle="1">
+  <w:style w:type="character" w:customStyle="1" w:styleId="TytuZnak">
     <w:name w:val="Tytuł Znak"/>
-    <w:basedOn w:val="DefaultParagraphFont"/>
+    <w:basedOn w:val="Domylnaczcionkaakapitu"/>
+    <w:link w:val="Tytu"/>
     <w:uiPriority w:val="10"/>
     <w:qFormat/>
-    <w:rsid w:val="003b2421"/>
+    <w:rsid w:val="003B2421"/>
     <w:rPr>
-      <w:rFonts w:ascii="Calibri Light" w:hAnsi="Calibri Light" w:eastAsia="" w:cs="Times New Roman" w:asciiTheme="majorHAnsi" w:cstheme="majorBidi" w:eastAsiaTheme="majorEastAsia" w:hAnsiTheme="majorHAnsi"/>
+      <w:rFonts w:asciiTheme="majorHAnsi" w:eastAsiaTheme="majorEastAsia" w:hAnsiTheme="majorHAnsi" w:cstheme="majorBidi"/>
       <w:b/>
       <w:smallCaps/>
       <w:spacing w:val="-10"/>
@@ -6290,82 +6198,80 @@
       <w:szCs w:val="56"/>
     </w:rPr>
   </w:style>
-  <w:style w:type="character" w:styleId="UnresolvedMention">
+  <w:style w:type="character" w:customStyle="1" w:styleId="UnresolvedMention">
     <w:name w:val="Unresolved Mention"/>
-    <w:basedOn w:val="DefaultParagraphFont"/>
+    <w:basedOn w:val="Domylnaczcionkaakapitu"/>
     <w:uiPriority w:val="99"/>
     <w:semiHidden/>
     <w:unhideWhenUsed/>
     <w:qFormat/>
-    <w:rsid w:val="00ed2828"/>
+    <w:rsid w:val="00ED2828"/>
     <w:rPr>
       <w:color w:val="605E5C"/>
-      <w:shd w:fill="E1DFDD" w:val="clear"/>
+      <w:shd w:val="clear" w:color="auto" w:fill="E1DFDD"/>
     </w:rPr>
   </w:style>
-  <w:style w:type="character" w:styleId="FollowedHyperlink">
+  <w:style w:type="character" w:styleId="UyteHipercze">
     <w:name w:val="FollowedHyperlink"/>
-    <w:basedOn w:val="DefaultParagraphFont"/>
+    <w:basedOn w:val="Domylnaczcionkaakapitu"/>
     <w:uiPriority w:val="99"/>
     <w:semiHidden/>
     <w:unhideWhenUsed/>
-    <w:rsid w:val="00ed2828"/>
+    <w:rsid w:val="00ED2828"/>
     <w:rPr>
-      <w:color w:themeColor="followedHyperlink" w:val="954F72"/>
+      <w:color w:val="954F72" w:themeColor="followedHyperlink"/>
       <w:u w:val="single"/>
     </w:rPr>
   </w:style>
-  <w:style w:type="character" w:styleId="inline-code" w:customStyle="1">
+  <w:style w:type="character" w:customStyle="1" w:styleId="inline-code">
     <w:name w:val="inline-code"/>
-    <w:basedOn w:val="DefaultParagraphFont"/>
+    <w:basedOn w:val="Domylnaczcionkaakapitu"/>
     <w:uiPriority w:val="1"/>
     <w:qFormat/>
-    <w:rsid w:val="004d5644"/>
+    <w:rsid w:val="004D5644"/>
     <w:rPr>
       <w:rFonts w:ascii="Consolas" w:hAnsi="Consolas"/>
-      <w:shd w:fill="F2F2F2" w:val="clear"/>
+      <w:shd w:val="clear" w:color="auto" w:fill="F2F2F2"/>
       <w:lang w:val="pl-PL"/>
     </w:rPr>
   </w:style>
-  <w:style w:type="character" w:styleId="czeindeksu">
+  <w:style w:type="character" w:customStyle="1" w:styleId="czeindeksu">
     <w:name w:val="Łącze indeksu"/>
     <w:qFormat/>
-    <w:rPr/>
   </w:style>
   <w:style w:type="paragraph" w:styleId="Nagwek">
-    <w:name w:val="Nagłówek"/>
-    <w:basedOn w:val="Normal"/>
-    <w:next w:val="BodyText"/>
-    <w:qFormat/>
+    <w:name w:val="header"/>
+    <w:basedOn w:val="Normalny"/>
+    <w:next w:val="Tekstpodstawowy"/>
+    <w:link w:val="NagwekZnak"/>
+    <w:uiPriority w:val="99"/>
+    <w:unhideWhenUsed/>
+    <w:rsid w:val="00CA53ED"/>
     <w:pPr>
-      <w:keepNext w:val="true"/>
-      <w:spacing w:before="240" w:after="120"/>
+      <w:tabs>
+        <w:tab w:val="center" w:pos="4703"/>
+        <w:tab w:val="right" w:pos="9406"/>
+      </w:tabs>
+      <w:spacing w:after="0" w:line="240" w:lineRule="auto"/>
     </w:pPr>
-    <w:rPr>
-      <w:rFonts w:ascii="Liberation Sans" w:hAnsi="Liberation Sans" w:eastAsia="Microsoft YaHei" w:cs="Arial"/>
-      <w:sz w:val="28"/>
-      <w:szCs w:val="28"/>
-    </w:rPr>
   </w:style>
-  <w:style w:type="paragraph" w:styleId="BodyText">
+  <w:style w:type="paragraph" w:styleId="Tekstpodstawowy">
     <w:name w:val="Body Text"/>
-    <w:basedOn w:val="Normal"/>
+    <w:basedOn w:val="Normalny"/>
     <w:pPr>
-      <w:spacing w:lineRule="auto" w:line="276" w:before="0" w:after="140"/>
+      <w:spacing w:after="140" w:line="276" w:lineRule="auto"/>
     </w:pPr>
-    <w:rPr/>
   </w:style>
-  <w:style w:type="paragraph" w:styleId="List">
+  <w:style w:type="paragraph" w:styleId="Lista">
     <w:name w:val="List"/>
-    <w:basedOn w:val="BodyText"/>
-    <w:pPr/>
+    <w:basedOn w:val="Tekstpodstawowy"/>
     <w:rPr>
       <w:rFonts w:cs="Arial"/>
     </w:rPr>
   </w:style>
-  <w:style w:type="paragraph" w:styleId="Caption">
+  <w:style w:type="paragraph" w:styleId="Legenda">
     <w:name w:val="caption"/>
-    <w:basedOn w:val="Normal"/>
+    <w:basedOn w:val="Normalny"/>
     <w:qFormat/>
     <w:pPr>
       <w:suppressLineNumbers/>
@@ -6379,9 +6285,9 @@
       <w:szCs w:val="24"/>
     </w:rPr>
   </w:style>
-  <w:style w:type="paragraph" w:styleId="Indeks">
+  <w:style w:type="paragraph" w:customStyle="1" w:styleId="Indeks">
     <w:name w:val="Indeks"/>
-    <w:basedOn w:val="Normal"/>
+    <w:basedOn w:val="Normalny"/>
     <w:qFormat/>
     <w:pPr>
       <w:suppressLineNumbers/>
@@ -6390,126 +6296,101 @@
       <w:rFonts w:cs="Arial"/>
     </w:rPr>
   </w:style>
-  <w:style w:type="paragraph" w:styleId="Gwkaistopka">
+  <w:style w:type="paragraph" w:customStyle="1" w:styleId="Gwkaistopka">
     <w:name w:val="Główka i stopka"/>
-    <w:basedOn w:val="Normal"/>
+    <w:basedOn w:val="Normalny"/>
     <w:qFormat/>
-    <w:pPr/>
-    <w:rPr/>
   </w:style>
-  <w:style w:type="paragraph" w:styleId="Header">
-    <w:name w:val="header"/>
-    <w:basedOn w:val="Normal"/>
-    <w:link w:val="NagwekZnak"/>
-    <w:uiPriority w:val="99"/>
-    <w:unhideWhenUsed/>
-    <w:rsid w:val="00ca53ed"/>
-    <w:pPr>
-      <w:tabs>
-        <w:tab w:val="clear" w:pos="720"/>
-        <w:tab w:val="center" w:pos="4703" w:leader="none"/>
-        <w:tab w:val="right" w:pos="9406" w:leader="none"/>
-      </w:tabs>
-      <w:spacing w:lineRule="auto" w:line="240" w:before="0" w:after="0"/>
-    </w:pPr>
-    <w:rPr/>
-  </w:style>
-  <w:style w:type="paragraph" w:styleId="Footer">
+  <w:style w:type="paragraph" w:styleId="Stopka">
     <w:name w:val="footer"/>
-    <w:basedOn w:val="Normal"/>
+    <w:basedOn w:val="Normalny"/>
     <w:link w:val="StopkaZnak"/>
     <w:uiPriority w:val="99"/>
     <w:unhideWhenUsed/>
-    <w:rsid w:val="00ca53ed"/>
+    <w:rsid w:val="00CA53ED"/>
     <w:pPr>
       <w:tabs>
-        <w:tab w:val="clear" w:pos="720"/>
-        <w:tab w:val="center" w:pos="4703" w:leader="none"/>
-        <w:tab w:val="right" w:pos="9406" w:leader="none"/>
+        <w:tab w:val="center" w:pos="4703"/>
+        <w:tab w:val="right" w:pos="9406"/>
       </w:tabs>
-      <w:spacing w:lineRule="auto" w:line="240" w:before="0" w:after="0"/>
+      <w:spacing w:after="0" w:line="240" w:lineRule="auto"/>
     </w:pPr>
-    <w:rPr/>
   </w:style>
-  <w:style w:type="paragraph" w:styleId="TOC1">
+  <w:style w:type="paragraph" w:styleId="Spistreci1">
     <w:name w:val="toc 1"/>
-    <w:basedOn w:val="Normal"/>
-    <w:next w:val="Normal"/>
+    <w:basedOn w:val="Normalny"/>
+    <w:next w:val="Normalny"/>
     <w:autoRedefine/>
     <w:uiPriority w:val="39"/>
     <w:unhideWhenUsed/>
-    <w:rsid w:val="0082436e"/>
+    <w:rsid w:val="0082436E"/>
     <w:pPr>
-      <w:spacing w:before="0" w:after="100"/>
+      <w:spacing w:after="100"/>
     </w:pPr>
-    <w:rPr/>
   </w:style>
-  <w:style w:type="paragraph" w:styleId="Title">
+  <w:style w:type="paragraph" w:styleId="Tytu">
     <w:name w:val="Title"/>
-    <w:basedOn w:val="Normal"/>
-    <w:next w:val="Normal"/>
+    <w:basedOn w:val="Normalny"/>
+    <w:next w:val="Normalny"/>
     <w:link w:val="TytuZnak"/>
     <w:uiPriority w:val="10"/>
     <w:qFormat/>
-    <w:rsid w:val="003b2421"/>
+    <w:rsid w:val="003B2421"/>
     <w:pPr>
       <w:pBdr>
-        <w:top w:val="single" w:sz="4" w:space="5" w:color="D9D9D9" w:themeColor="light1" w:themeShade="d9"/>
-        <w:bottom w:val="single" w:sz="4" w:space="5" w:color="D9D9D9" w:themeColor="light1" w:themeShade="d9"/>
+        <w:top w:val="single" w:sz="4" w:space="5" w:color="D9D9D9" w:themeColor="light1" w:themeShade="D9"/>
+        <w:bottom w:val="single" w:sz="4" w:space="5" w:color="D9D9D9" w:themeColor="light1" w:themeShade="D9"/>
       </w:pBdr>
-      <w:spacing w:lineRule="auto" w:line="240" w:before="360" w:after="360"/>
+      <w:spacing w:before="360" w:after="360" w:line="240" w:lineRule="auto"/>
       <w:contextualSpacing/>
       <w:jc w:val="center"/>
     </w:pPr>
     <w:rPr>
-      <w:rFonts w:ascii="Calibri Light" w:hAnsi="Calibri Light" w:eastAsia="" w:cs="Times New Roman" w:asciiTheme="majorHAnsi" w:cstheme="majorBidi" w:eastAsiaTheme="majorEastAsia" w:hAnsiTheme="majorHAnsi"/>
+      <w:rFonts w:asciiTheme="majorHAnsi" w:eastAsiaTheme="majorEastAsia" w:hAnsiTheme="majorHAnsi" w:cstheme="majorBidi"/>
       <w:b/>
       <w:smallCaps/>
       <w:spacing w:val="-10"/>
-      <w:kern w:val="2"/>
       <w:sz w:val="40"/>
       <w:szCs w:val="56"/>
     </w:rPr>
   </w:style>
-  <w:style w:type="paragraph" w:styleId="ListParagraph">
+  <w:style w:type="paragraph" w:styleId="Akapitzlist">
     <w:name w:val="List Paragraph"/>
-    <w:basedOn w:val="Normal"/>
+    <w:basedOn w:val="Normalny"/>
     <w:uiPriority w:val="34"/>
     <w:qFormat/>
-    <w:rsid w:val="00ed2828"/>
+    <w:rsid w:val="00ED2828"/>
     <w:pPr>
-      <w:spacing w:before="0" w:after="160"/>
-      <w:ind w:start="720"/>
+      <w:ind w:left="720"/>
       <w:contextualSpacing/>
     </w:pPr>
-    <w:rPr/>
   </w:style>
-  <w:style w:type="paragraph" w:styleId="block-code" w:customStyle="1">
+  <w:style w:type="paragraph" w:customStyle="1" w:styleId="block-code">
     <w:name w:val="block-code"/>
-    <w:basedOn w:val="Normal"/>
-    <w:next w:val="Normal"/>
+    <w:basedOn w:val="Normalny"/>
+    <w:next w:val="Normalny"/>
     <w:qFormat/>
-    <w:rsid w:val="00833b46"/>
+    <w:rsid w:val="00833B46"/>
     <w:pPr>
       <w:pBdr>
         <w:left w:val="single" w:sz="18" w:space="4" w:color="767171" w:themeColor="light2" w:themeShade="80"/>
       </w:pBdr>
-      <w:shd w:val="clear" w:color="auto" w:fill="F2F2F2" w:themeFill="background1" w:themeFillShade="f2"/>
+      <w:shd w:val="clear" w:color="auto" w:fill="F2F2F2" w:themeFill="background1" w:themeFillShade="F2"/>
       <w:spacing w:before="240" w:after="240"/>
-      <w:ind w:start="284"/>
+      <w:ind w:left="284"/>
       <w:contextualSpacing/>
     </w:pPr>
     <w:rPr>
       <w:rFonts w:ascii="Consolas" w:hAnsi="Consolas"/>
-      <w:color w:themeColor="background2" w:themeShade="80" w:val="767171"/>
+      <w:color w:val="767171" w:themeColor="background2" w:themeShade="80"/>
       <w:lang w:val="pl-PL"/>
     </w:rPr>
   </w:style>
-  <w:style w:type="paragraph" w:styleId="Zadanie" w:customStyle="1">
+  <w:style w:type="paragraph" w:customStyle="1" w:styleId="Zadanie">
     <w:name w:val="Zadanie"/>
-    <w:basedOn w:val="Normal"/>
+    <w:basedOn w:val="Normalny"/>
     <w:qFormat/>
-    <w:rsid w:val="00a65df8"/>
+    <w:rsid w:val="00A65DF8"/>
     <w:pPr>
       <w:pBdr>
         <w:top w:val="single" w:sz="48" w:space="6" w:color="FFC000"/>
@@ -6523,56 +6404,32 @@
       <w:lang w:val="pl-PL"/>
     </w:rPr>
   </w:style>
-  <w:style w:type="paragraph" w:styleId="PunktyTabela" w:customStyle="1">
+  <w:style w:type="paragraph" w:customStyle="1" w:styleId="PunktyTabela">
     <w:name w:val="PunktyTabela"/>
-    <w:basedOn w:val="Normal"/>
-    <w:next w:val="Normal"/>
+    <w:basedOn w:val="Normalny"/>
+    <w:next w:val="Normalny"/>
     <w:qFormat/>
-    <w:rsid w:val="00a65df8"/>
+    <w:rsid w:val="00A65DF8"/>
     <w:pPr>
-      <w:spacing w:lineRule="auto" w:line="240" w:beforeAutospacing="1" w:after="0"/>
+      <w:spacing w:beforeAutospacing="1" w:after="0" w:line="240" w:lineRule="auto"/>
     </w:pPr>
     <w:rPr>
       <w:lang w:val="pl-PL"/>
     </w:rPr>
   </w:style>
-  <w:style w:type="numbering" w:styleId="Bezlisty" w:default="1">
-    <w:name w:val="Bez listy"/>
-    <w:uiPriority w:val="99"/>
-    <w:semiHidden/>
-    <w:unhideWhenUsed/>
-    <w:qFormat/>
-  </w:style>
-  <w:style w:type="table" w:default="1" w:styleId="Standardowy">
-    <w:name w:val="Normal Table"/>
-    <w:uiPriority w:val="99"/>
-    <w:semiHidden/>
-    <w:unhideWhenUsed/>
-    <w:tblPr>
-      <w:tblCellMar>
-        <w:top w:w="0" w:type="dxa"/>
-        <w:left w:w="108" w:type="dxa"/>
-        <w:bottom w:w="0" w:type="dxa"/>
-        <w:right w:w="108" w:type="dxa"/>
-      </w:tblCellMar>
-    </w:tblPr>
-  </w:style>
   <w:style w:type="table" w:styleId="Tabela-Siatka">
     <w:name w:val="Table Grid"/>
     <w:basedOn w:val="Standardowy"/>
     <w:uiPriority w:val="39"/>
-    <w:rsid w:val="0026064a"/>
-    <w:pPr>
-      <w:spacing w:after="0" w:line="240" w:lineRule="auto"/>
-    </w:pPr>
+    <w:rsid w:val="0026064A"/>
     <w:tblPr>
       <w:tblBorders>
-        <w:top w:val="single" w:color="auto" w:sz="4" w:space="0"/>
-        <w:left w:val="single" w:color="auto" w:sz="4" w:space="0"/>
-        <w:bottom w:val="single" w:color="auto" w:sz="4" w:space="0"/>
-        <w:right w:val="single" w:color="auto" w:sz="4" w:space="0"/>
-        <w:insideH w:val="single" w:color="auto" w:sz="4" w:space="0"/>
-        <w:insideV w:val="single" w:color="auto" w:sz="4" w:space="0"/>
+        <w:top w:val="single" w:sz="4" w:space="0" w:color="auto"/>
+        <w:left w:val="single" w:sz="4" w:space="0" w:color="auto"/>
+        <w:bottom w:val="single" w:sz="4" w:space="0" w:color="auto"/>
+        <w:right w:val="single" w:sz="4" w:space="0" w:color="auto"/>
+        <w:insideH w:val="single" w:sz="4" w:space="0" w:color="auto"/>
+        <w:insideV w:val="single" w:sz="4" w:space="0" w:color="auto"/>
       </w:tblBorders>
     </w:tblPr>
   </w:style>
@@ -6580,54 +6437,54 @@
 </file>
 
 <file path=word/theme/theme1.xml><?xml version="1.0" encoding="utf-8"?>
-<a:theme xmlns:a="http://schemas.openxmlformats.org/drawingml/2006/main" xmlns:r="http://schemas.openxmlformats.org/officeDocument/2006/relationships" name="Motyw pakietu Office">
+<a:theme xmlns:a="http://schemas.openxmlformats.org/drawingml/2006/main" name="Motyw pakietu Office">
   <a:themeElements>
     <a:clrScheme name="Pakiet Office">
       <a:dk1>
         <a:srgbClr val="000000"/>
       </a:dk1>
       <a:lt1>
-        <a:srgbClr val="ffffff"/>
+        <a:srgbClr val="FFFFFF"/>
       </a:lt1>
       <a:dk2>
-        <a:srgbClr val="44546a"/>
+        <a:srgbClr val="44546A"/>
       </a:dk2>
       <a:lt2>
-        <a:srgbClr val="e7e6e6"/>
+        <a:srgbClr val="E7E6E6"/>
       </a:lt2>
       <a:accent1>
-        <a:srgbClr val="4472c4"/>
+        <a:srgbClr val="4472C4"/>
       </a:accent1>
       <a:accent2>
-        <a:srgbClr val="ed7d31"/>
+        <a:srgbClr val="ED7D31"/>
       </a:accent2>
       <a:accent3>
-        <a:srgbClr val="a5a5a5"/>
+        <a:srgbClr val="A5A5A5"/>
       </a:accent3>
       <a:accent4>
-        <a:srgbClr val="ffc000"/>
+        <a:srgbClr val="FFC000"/>
       </a:accent4>
       <a:accent5>
-        <a:srgbClr val="5b9bd5"/>
+        <a:srgbClr val="5B9BD5"/>
       </a:accent5>
       <a:accent6>
-        <a:srgbClr val="70ad47"/>
+        <a:srgbClr val="70AD47"/>
       </a:accent6>
       <a:hlink>
-        <a:srgbClr val="0563c1"/>
+        <a:srgbClr val="0563C1"/>
       </a:hlink>
       <a:folHlink>
-        <a:srgbClr val="954f72"/>
+        <a:srgbClr val="954F72"/>
       </a:folHlink>
     </a:clrScheme>
     <a:fontScheme name="Pakiet Office">
       <a:majorFont>
-        <a:latin typeface="Calibri Light" panose="020F0302020204030204" pitchFamily="0" charset="1"/>
+        <a:latin typeface="Calibri Light" panose="020F0302020204030204"/>
         <a:ea typeface=""/>
         <a:cs typeface=""/>
       </a:majorFont>
       <a:minorFont>
-        <a:latin typeface="Calibri" panose="020F0502020204030204" pitchFamily="0" charset="1"/>
+        <a:latin typeface="Calibri" panose="020F0502020204030204"/>
         <a:ea typeface=""/>
         <a:cs typeface=""/>
       </a:minorFont>
@@ -6659,7 +6516,7 @@
             </a:gs>
           </a:gsLst>
           <a:lin ang="5400000" scaled="0"/>
-          <a:tileRect l="0" t="0" r="0" b="0"/>
+          <a:tileRect/>
         </a:gradFill>
         <a:gradFill>
           <a:gsLst>
@@ -6683,7 +6540,7 @@
             </a:gs>
           </a:gsLst>
           <a:lin ang="5400000" scaled="0"/>
-          <a:tileRect l="0" t="0" r="0" b="0"/>
+          <a:tileRect/>
         </a:gradFill>
       </a:fillStyleLst>
       <a:lnStyleLst>
@@ -6743,11 +6600,13 @@
             </a:gs>
           </a:gsLst>
           <a:lin ang="5400000" scaled="0"/>
-          <a:tileRect l="0" t="0" r="0" b="0"/>
+          <a:tileRect/>
         </a:gradFill>
       </a:bgFillStyleLst>
     </a:fmtScheme>
   </a:themeElements>
+  <a:objectDefaults/>
+  <a:extraClrSchemeLst/>
 </a:theme>
 </file>
 
@@ -6896,18 +6755,6 @@
 </file>
 
 <file path=customXml/item2.xml><?xml version="1.0" encoding="utf-8"?>
-<p:properties xmlns:p="http://schemas.microsoft.com/office/2006/metadata/properties" xmlns:xsi="http://www.w3.org/2001/XMLSchema-instance" xmlns:pc="http://schemas.microsoft.com/office/infopath/2007/PartnerControls">
-  <documentManagement>
-    <ReferenceId xmlns="c001f342-e7a9-4e9f-8c70-636d236e69e8" xsi:nil="true"/>
-  </documentManagement>
-</p:properties>
-</file>
-
-<file path=customXml/item3.xml><?xml version="1.0" encoding="utf-8"?>
-<b:Sources xmlns:b="http://schemas.openxmlformats.org/officeDocument/2006/bibliography" xmlns="http://schemas.openxmlformats.org/officeDocument/2006/bibliography" SelectedStyle="\APASixthEditionOfficeOnline.xsl" StyleName="APA" Version="6"/>
-</file>
-
-<file path=customXml/item4.xml><?xml version="1.0" encoding="utf-8"?>
 <?mso-contentType ?>
 <FormTemplates xmlns="http://schemas.microsoft.com/sharepoint/v3/contenttype/forms">
   <Display>DocumentLibraryForm</Display>
@@ -6916,22 +6763,58 @@
 </FormTemplates>
 </file>
 
+<file path=customXml/item3.xml><?xml version="1.0" encoding="utf-8"?>
+<p:properties xmlns:p="http://schemas.microsoft.com/office/2006/metadata/properties" xmlns:xsi="http://www.w3.org/2001/XMLSchema-instance" xmlns:pc="http://schemas.microsoft.com/office/infopath/2007/PartnerControls">
+  <documentManagement>
+    <ReferenceId xmlns="c001f342-e7a9-4e9f-8c70-636d236e69e8" xsi:nil="true"/>
+  </documentManagement>
+</p:properties>
+</file>
+
+<file path=customXml/item4.xml><?xml version="1.0" encoding="utf-8"?>
+<b:Sources xmlns:b="http://schemas.openxmlformats.org/officeDocument/2006/bibliography" xmlns="http://schemas.openxmlformats.org/officeDocument/2006/bibliography" SelectedStyle="\APASixthEditionOfficeOnline.xsl" StyleName="APA" Version="6"/>
+</file>
+
 <file path=customXml/itemProps1.xml><?xml version="1.0" encoding="utf-8"?>
-<ds:datastoreItem xmlns:ds="http://schemas.openxmlformats.org/officeDocument/2006/customXml" ds:itemID="{10B94403-CECD-4238-AB4A-FC0557DA13ED}"/>
+<ds:datastoreItem xmlns:ds="http://schemas.openxmlformats.org/officeDocument/2006/customXml" ds:itemID="{10B94403-CECD-4238-AB4A-FC0557DA13ED}">
+  <ds:schemaRefs>
+    <ds:schemaRef ds:uri="http://schemas.microsoft.com/office/2006/metadata/contentType"/>
+    <ds:schemaRef ds:uri="http://schemas.microsoft.com/office/2006/metadata/properties/metaAttributes"/>
+    <ds:schemaRef ds:uri="http://www.w3.org/2001/XMLSchema"/>
+    <ds:schemaRef ds:uri="http://schemas.microsoft.com/office/2006/metadata/properties"/>
+    <ds:schemaRef ds:uri="c001f342-e7a9-4e9f-8c70-636d236e69e8"/>
+    <ds:schemaRef ds:uri="http://schemas.microsoft.com/office/2006/documentManagement/types"/>
+    <ds:schemaRef ds:uri="http://schemas.microsoft.com/office/infopath/2007/PartnerControls"/>
+    <ds:schemaRef ds:uri="http://schemas.openxmlformats.org/package/2006/metadata/core-properties"/>
+    <ds:schemaRef ds:uri="http://purl.org/dc/elements/1.1/"/>
+    <ds:schemaRef ds:uri="http://purl.org/dc/terms/"/>
+    <ds:schemaRef ds:uri="http://schemas.microsoft.com/internal/obd"/>
+  </ds:schemaRefs>
+</ds:datastoreItem>
 </file>
 
 <file path=customXml/itemProps2.xml><?xml version="1.0" encoding="utf-8"?>
-<ds:datastoreItem xmlns:ds="http://schemas.openxmlformats.org/officeDocument/2006/customXml" ds:itemID="{C86208D5-CFD6-40FE-B2E2-018619F992C8}"/>
+<ds:datastoreItem xmlns:ds="http://schemas.openxmlformats.org/officeDocument/2006/customXml" ds:itemID="{C355DD12-D1AE-46C8-8458-553431983DE6}">
+  <ds:schemaRefs>
+    <ds:schemaRef ds:uri="http://schemas.microsoft.com/sharepoint/v3/contenttype/forms"/>
+  </ds:schemaRefs>
+</ds:datastoreItem>
 </file>
 
 <file path=customXml/itemProps3.xml><?xml version="1.0" encoding="utf-8"?>
-<ds:datastoreItem xmlns:ds="http://schemas.openxmlformats.org/officeDocument/2006/customXml" ds:itemID="{7D0AD95B-5C2D-47ED-95C0-987634CE19FD}">
+<ds:datastoreItem xmlns:ds="http://schemas.openxmlformats.org/officeDocument/2006/customXml" ds:itemID="{C86208D5-CFD6-40FE-B2E2-018619F992C8}">
   <ds:schemaRefs>
-    <ds:schemaRef ds:uri="http://schemas.openxmlformats.org/officeDocument/2006/bibliography"/>
+    <ds:schemaRef ds:uri="http://schemas.microsoft.com/office/2006/metadata/properties"/>
+    <ds:schemaRef ds:uri="http://schemas.microsoft.com/office/infopath/2007/PartnerControls"/>
+    <ds:schemaRef ds:uri="c001f342-e7a9-4e9f-8c70-636d236e69e8"/>
   </ds:schemaRefs>
 </ds:datastoreItem>
 </file>
 
 <file path=customXml/itemProps4.xml><?xml version="1.0" encoding="utf-8"?>
-<ds:datastoreItem xmlns:ds="http://schemas.openxmlformats.org/officeDocument/2006/customXml" ds:itemID="{C355DD12-D1AE-46C8-8458-553431983DE6}"/>
+<ds:datastoreItem xmlns:ds="http://schemas.openxmlformats.org/officeDocument/2006/customXml" ds:itemID="{337C1571-B707-40C2-8CE1-9206A7179EF2}">
+  <ds:schemaRefs>
+    <ds:schemaRef ds:uri="http://schemas.openxmlformats.org/officeDocument/2006/bibliography"/>
+  </ds:schemaRefs>
+</ds:datastoreItem>
 </file>